--- a/Merkblätter/Merkblatt_zentrale_Prüfungsadministration_KB_allgemein.docx
+++ b/Merkblätter/Merkblatt_zentrale_Prüfungsadministration_KB_allgemein.docx
@@ -28,13 +28,24 @@
         </w:rPr>
         <w:t xml:space="preserve">Version </w:t>
       </w:r>
-      <w:r>
-        <w:rPr>
-          <w:i/>
-          <w:iCs/>
-        </w:rPr>
-        <w:t>2</w:t>
-      </w:r>
+      <w:ins w:id="0" w:author="Gottfried Zimmermann" w:date="2026-06-26T16:07:00Z" w16du:dateUtc="2026-06-26T14:07:00Z">
+        <w:r>
+          <w:rPr>
+            <w:i/>
+            <w:iCs/>
+          </w:rPr>
+          <w:t>3</w:t>
+        </w:r>
+      </w:ins>
+      <w:del w:id="1" w:author="Gottfried Zimmermann" w:date="2026-06-26T16:07:00Z" w16du:dateUtc="2026-06-26T14:07:00Z">
+        <w:r>
+          <w:rPr>
+            <w:i/>
+            <w:iCs/>
+          </w:rPr>
+          <w:delText>2</w:delText>
+        </w:r>
+      </w:del>
       <w:r>
         <w:rPr>
           <w:i/>
@@ -61,29 +72,47 @@
           <w:i/>
           <w:iCs/>
         </w:rPr>
-        <w:t>03</w:t>
+        <w:t>0</w:t>
       </w:r>
-      <w:r>
-        <w:rPr>
-          <w:i/>
-          <w:iCs/>
-        </w:rPr>
-        <w:t>-</w:t>
-      </w:r>
-      <w:r>
-        <w:rPr>
-          <w:i/>
-          <w:iCs/>
-        </w:rPr>
-        <w:t>1</w:t>
-      </w:r>
-      <w:r>
-        <w:rPr>
-          <w:i/>
-          <w:iCs/>
-        </w:rPr>
-        <w:t>3</w:t>
-      </w:r>
+      <w:del w:id="2" w:author="Gottfried Zimmermann" w:date="2026-06-26T16:07:00Z" w16du:dateUtc="2026-06-26T14:07:00Z">
+        <w:r>
+          <w:rPr>
+            <w:i/>
+            <w:iCs/>
+          </w:rPr>
+          <w:delText>3</w:delText>
+        </w:r>
+        <w:r>
+          <w:rPr>
+            <w:i/>
+            <w:iCs/>
+          </w:rPr>
+          <w:delText>-</w:delText>
+        </w:r>
+        <w:r>
+          <w:rPr>
+            <w:i/>
+            <w:iCs/>
+          </w:rPr>
+          <w:delText>1</w:delText>
+        </w:r>
+        <w:r>
+          <w:rPr>
+            <w:i/>
+            <w:iCs/>
+          </w:rPr>
+          <w:delText>3</w:delText>
+        </w:r>
+      </w:del>
+      <w:ins w:id="3" w:author="Gottfried Zimmermann" w:date="2026-06-26T16:07:00Z" w16du:dateUtc="2026-06-26T14:07:00Z">
+        <w:r>
+          <w:rPr>
+            <w:i/>
+            <w:iCs/>
+          </w:rPr>
+          <w:t>6-26</w:t>
+        </w:r>
+      </w:ins>
     </w:p>
     <w:p>
       <w:pPr>
@@ -268,13 +297,23 @@
         </w:numPr>
         <w:spacing w:line="360" w:lineRule="auto"/>
       </w:pPr>
+      <w:del w:id="4" w:author="Gottfried Zimmermann" w:date="2026-06-26T16:11:00Z" w16du:dateUtc="2026-06-26T14:11:00Z">
+        <w:r>
+          <w:rPr>
+            <w:b/>
+            <w:bCs/>
+            <w:lang w:bidi="th-TH"/>
+          </w:rPr>
+          <w:delText xml:space="preserve">Verwaltung des </w:delText>
+        </w:r>
+      </w:del>
       <w:r>
         <w:rPr>
           <w:b/>
           <w:bCs/>
           <w:lang w:bidi="th-TH"/>
         </w:rPr>
-        <w:t xml:space="preserve">Verwaltung des Examenskurs </w:t>
+        <w:t xml:space="preserve">Examenskurs </w:t>
       </w:r>
       <w:r>
         <w:rPr>
@@ -305,29 +344,130 @@
           <w:numId w:val="5"/>
         </w:numPr>
         <w:spacing w:line="360" w:lineRule="auto"/>
-      </w:pPr>
-      <w:r>
         <w:rPr>
-          <w:lang w:bidi="th-TH"/>
+          <w:ins w:id="5" w:author="Gottfried Zimmermann" w:date="2026-06-26T16:10:00Z" w16du:dateUtc="2026-06-26T14:10:00Z"/>
         </w:rPr>
-        <w:t>Sollte zuvor eine Prüfungsrunde stattgefunden haben:</w:t>
-      </w:r>
+      </w:pPr>
+      <w:ins w:id="6" w:author="Gottfried Zimmermann" w:date="2026-06-26T16:10:00Z" w16du:dateUtc="2026-06-26T14:10:00Z">
+        <w:r>
+          <w:t xml:space="preserve">Alten Examenskurs sichern </w:t>
+        </w:r>
+        <w:r>
+          <w:rPr>
+            <w:lang w:bidi="th-TH"/>
+          </w:rPr>
+          <w:t>(inkl. Teilnehmerdaten, Aktivitäten und Ergebnisse)</w:t>
+        </w:r>
+      </w:ins>
     </w:p>
     <w:p>
       <w:pPr>
         <w:pStyle w:val="Listenabsatz"/>
         <w:numPr>
-          <w:ilvl w:val="2"/>
+          <w:ilvl w:val="1"/>
           <w:numId w:val="5"/>
         </w:numPr>
         <w:spacing w:line="360" w:lineRule="auto"/>
-      </w:pPr>
-      <w:r>
         <w:rPr>
-          <w:lang w:bidi="th-TH"/>
+          <w:del w:id="7" w:author="Gottfried Zimmermann" w:date="2026-06-26T16:10:00Z" w16du:dateUtc="2026-06-26T14:10:00Z"/>
         </w:rPr>
-        <w:t>Sicherung des gesamten Kurses</w:t>
-      </w:r>
+        <w:pPrChange w:id="8" w:author="Gottfried Zimmermann" w:date="2026-06-26T16:10:00Z" w16du:dateUtc="2026-06-26T14:10:00Z">
+          <w:pPr>
+            <w:pStyle w:val="Listenabsatz"/>
+            <w:numPr>
+              <w:ilvl w:val="1"/>
+              <w:numId w:val="5"/>
+            </w:numPr>
+            <w:spacing w:line="360" w:lineRule="auto"/>
+            <w:ind w:left="1440" w:hanging="360"/>
+          </w:pPr>
+        </w:pPrChange>
+      </w:pPr>
+      <w:del w:id="9" w:author="Gottfried Zimmermann" w:date="2026-06-26T16:09:00Z" w16du:dateUtc="2026-06-26T14:09:00Z">
+        <w:r>
+          <w:rPr>
+            <w:lang w:bidi="th-TH"/>
+          </w:rPr>
+          <w:delText>Sollte zuvor eine Prüfungsrunde stattgefunden haben:</w:delText>
+        </w:r>
+      </w:del>
+      <w:ins w:id="10" w:author="Gottfried Zimmermann" w:date="2026-06-26T16:09:00Z" w16du:dateUtc="2026-06-26T14:09:00Z">
+        <w:r>
+          <w:rPr>
+            <w:lang w:bidi="th-TH"/>
+          </w:rPr>
+          <w:t>Alten Examenskurs</w:t>
+        </w:r>
+      </w:ins>
+      <w:ins w:id="11" w:author="Gottfried Zimmermann" w:date="2026-06-26T16:10:00Z" w16du:dateUtc="2026-06-26T14:10:00Z">
+        <w:r>
+          <w:rPr>
+            <w:lang w:bidi="th-TH"/>
+          </w:rPr>
+          <w:t xml:space="preserve"> in einen neuen kopieren</w:t>
+        </w:r>
+      </w:ins>
+    </w:p>
+    <w:p>
+      <w:pPr>
+        <w:pStyle w:val="Listenabsatz"/>
+        <w:numPr>
+          <w:ilvl w:val="1"/>
+          <w:numId w:val="5"/>
+        </w:numPr>
+        <w:spacing w:line="360" w:lineRule="auto"/>
+        <w:rPr>
+          <w:ins w:id="12" w:author="Gottfried Zimmermann" w:date="2026-06-26T16:10:00Z" w16du:dateUtc="2026-06-26T14:10:00Z"/>
+        </w:rPr>
+      </w:pPr>
+      <w:del w:id="13" w:author="Gottfried Zimmermann" w:date="2026-06-26T16:10:00Z" w16du:dateUtc="2026-06-26T14:10:00Z">
+        <w:r>
+          <w:rPr>
+            <w:lang w:bidi="th-TH"/>
+          </w:rPr>
+          <w:delText>Sicherung des gesamten Kurses</w:delText>
+        </w:r>
+      </w:del>
+      <w:ins w:id="14" w:author="Gottfried Zimmermann" w:date="2026-06-26T16:07:00Z" w16du:dateUtc="2026-06-26T14:07:00Z">
+        <w:r>
+          <w:rPr>
+            <w:lang w:bidi="th-TH"/>
+          </w:rPr>
+          <w:t xml:space="preserve"> </w:t>
+        </w:r>
+      </w:ins>
+      <w:ins w:id="15" w:author="Gottfried Zimmermann" w:date="2026-06-26T16:10:00Z" w16du:dateUtc="2026-06-26T14:10:00Z">
+        <w:r>
+          <w:rPr>
+            <w:lang w:bidi="th-TH"/>
+          </w:rPr>
+          <w:t>(ohne Teilnehmerdaten)</w:t>
+        </w:r>
+      </w:ins>
+    </w:p>
+    <w:p>
+      <w:pPr>
+        <w:pStyle w:val="Listenabsatz"/>
+        <w:numPr>
+          <w:ilvl w:val="1"/>
+          <w:numId w:val="5"/>
+        </w:numPr>
+        <w:spacing w:line="360" w:lineRule="auto"/>
+        <w:rPr>
+          <w:del w:id="16" w:author="Gottfried Zimmermann" w:date="2026-06-26T16:10:00Z" w16du:dateUtc="2026-06-26T14:10:00Z"/>
+        </w:rPr>
+        <w:pPrChange w:id="17" w:author="Gottfried Zimmermann" w:date="2026-06-26T16:10:00Z" w16du:dateUtc="2026-06-26T14:10:00Z">
+          <w:pPr>
+            <w:pStyle w:val="Listenabsatz"/>
+            <w:numPr>
+              <w:ilvl w:val="2"/>
+              <w:numId w:val="5"/>
+            </w:numPr>
+            <w:spacing w:line="360" w:lineRule="auto"/>
+            <w:ind w:left="2160" w:hanging="180"/>
+          </w:pPr>
+        </w:pPrChange>
+      </w:pPr>
     </w:p>
     <w:p>
       <w:pPr>
@@ -338,48 +478,21 @@
         </w:numPr>
         <w:spacing w:line="360" w:lineRule="auto"/>
         <w:rPr>
+          <w:del w:id="18" w:author="Gottfried Zimmermann" w:date="2026-06-26T16:08:00Z" w16du:dateUtc="2026-06-26T14:08:00Z"/>
           <w:lang w:bidi="th-TH"/>
         </w:rPr>
       </w:pPr>
-      <w:r>
-        <w:rPr>
-          <w:lang w:bidi="th-TH"/>
-        </w:rPr>
-        <w:t>Sicherung der einzelnen Aktivitäten und Ergebnisse</w:t>
-      </w:r>
-      <w:r>
-        <w:t>:</w:t>
-      </w:r>
-    </w:p>
-    <w:p>
-      <w:pPr>
-        <w:pStyle w:val="Listenabsatz"/>
-        <w:numPr>
-          <w:ilvl w:val="3"/>
-          <w:numId w:val="5"/>
-        </w:numPr>
-        <w:spacing w:line="360" w:lineRule="auto"/>
-      </w:pPr>
-      <w:r>
-        <w:rPr>
-          <w:lang w:bidi="th-TH"/>
-        </w:rPr>
-        <w:t xml:space="preserve">Sicherung „Examen“ &amp; Prüfungsergebnisse </w:t>
-      </w:r>
-      <w:r>
-        <w:rPr>
-          <w:lang w:bidi="th-TH"/>
-        </w:rPr>
-        <w:t xml:space="preserve">(Bewertung) </w:t>
-      </w:r>
-      <w:r>
-        <w:rPr>
-          <w:rFonts w:ascii="Arial" w:eastAsia="Arial" w:hAnsi="Arial" w:cs="Arial"/>
-          <w:color w:val="1D2125"/>
-          <w:sz w:val="23"/>
-        </w:rPr>
-        <w:t>herunterladen</w:t>
-      </w:r>
+      <w:del w:id="19" w:author="Gottfried Zimmermann" w:date="2026-06-26T16:08:00Z" w16du:dateUtc="2026-06-26T14:08:00Z">
+        <w:r>
+          <w:rPr>
+            <w:lang w:bidi="th-TH"/>
+          </w:rPr>
+          <w:delText>Sicherung der einzelnen Aktivitäten und Ergebnisse</w:delText>
+        </w:r>
+        <w:r>
+          <w:delText>:</w:delText>
+        </w:r>
+      </w:del>
     </w:p>
     <w:p>
       <w:pPr>
@@ -390,15 +503,53 @@
         </w:numPr>
         <w:spacing w:line="360" w:lineRule="auto"/>
         <w:rPr>
+          <w:del w:id="20" w:author="Gottfried Zimmermann" w:date="2026-06-26T16:08:00Z" w16du:dateUtc="2026-06-26T14:08:00Z"/>
+        </w:rPr>
+      </w:pPr>
+      <w:del w:id="21" w:author="Gottfried Zimmermann" w:date="2026-06-26T16:08:00Z" w16du:dateUtc="2026-06-26T14:08:00Z">
+        <w:r>
+          <w:rPr>
+            <w:lang w:bidi="th-TH"/>
+          </w:rPr>
+          <w:delText xml:space="preserve">Sicherung „Examen“ &amp; Prüfungsergebnisse </w:delText>
+        </w:r>
+        <w:r>
+          <w:rPr>
+            <w:lang w:bidi="th-TH"/>
+          </w:rPr>
+          <w:delText xml:space="preserve">(Bewertung) </w:delText>
+        </w:r>
+        <w:r>
+          <w:rPr>
+            <w:rFonts w:ascii="Arial" w:eastAsia="Arial" w:hAnsi="Arial" w:cs="Arial"/>
+            <w:color w:val="1D2125"/>
+            <w:sz w:val="23"/>
+          </w:rPr>
+          <w:delText>herunterladen</w:delText>
+        </w:r>
+      </w:del>
+    </w:p>
+    <w:p>
+      <w:pPr>
+        <w:pStyle w:val="Listenabsatz"/>
+        <w:numPr>
+          <w:ilvl w:val="3"/>
+          <w:numId w:val="5"/>
+        </w:numPr>
+        <w:spacing w:line="360" w:lineRule="auto"/>
+        <w:rPr>
+          <w:del w:id="22" w:author="Gottfried Zimmermann" w:date="2026-06-26T16:08:00Z" w16du:dateUtc="2026-06-26T14:08:00Z"/>
           <w:lang w:bidi="th-TH"/>
         </w:rPr>
       </w:pPr>
-      <w:r>
-        <w:rPr>
-          <w:lang w:bidi="th-TH"/>
-        </w:rPr>
-        <w:t>Sicherung „Feedback-Fragebogen zur Prüfung“ &amp; Feedback-Antworten herunterladen (falls im Kurs vorhanden)</w:t>
-      </w:r>
+      <w:del w:id="23" w:author="Gottfried Zimmermann" w:date="2026-06-26T16:08:00Z" w16du:dateUtc="2026-06-26T14:08:00Z">
+        <w:r>
+          <w:rPr>
+            <w:lang w:bidi="th-TH"/>
+          </w:rPr>
+          <w:delText>Sicherung „Feedback-Fragebogen zur Prüfung“ &amp; Feedback-Antworten herunterladen (falls im Kurs vorhanden)</w:delText>
+        </w:r>
+      </w:del>
     </w:p>
     <w:p>
       <w:pPr>
@@ -409,15 +560,18 @@
         </w:numPr>
         <w:spacing w:line="360" w:lineRule="auto"/>
         <w:rPr>
+          <w:del w:id="24" w:author="Gottfried Zimmermann" w:date="2026-06-26T16:10:00Z" w16du:dateUtc="2026-06-26T14:10:00Z"/>
           <w:lang w:bidi="th-TH"/>
         </w:rPr>
       </w:pPr>
-      <w:r>
-        <w:rPr>
-          <w:lang w:bidi="th-TH"/>
-        </w:rPr>
-        <w:t>Nach vollständiger Sicherung:</w:t>
-      </w:r>
+      <w:del w:id="25" w:author="Gottfried Zimmermann" w:date="2026-06-26T16:10:00Z" w16du:dateUtc="2026-06-26T14:10:00Z">
+        <w:r>
+          <w:rPr>
+            <w:lang w:bidi="th-TH"/>
+          </w:rPr>
+          <w:delText>Nach vollständiger Sicherung:</w:delText>
+        </w:r>
+      </w:del>
     </w:p>
     <w:p>
       <w:pPr>
@@ -428,15 +582,18 @@
         </w:numPr>
         <w:spacing w:line="360" w:lineRule="auto"/>
         <w:rPr>
+          <w:del w:id="26" w:author="Gottfried Zimmermann" w:date="2026-06-26T16:10:00Z" w16du:dateUtc="2026-06-26T14:10:00Z"/>
           <w:lang w:bidi="th-TH"/>
         </w:rPr>
       </w:pPr>
-      <w:r>
-        <w:rPr>
-          <w:lang w:bidi="th-TH"/>
-        </w:rPr>
-        <w:t>Prüfungsergebnisse (Versuche) löschen</w:t>
-      </w:r>
+      <w:del w:id="27" w:author="Gottfried Zimmermann" w:date="2026-06-26T16:10:00Z" w16du:dateUtc="2026-06-26T14:10:00Z">
+        <w:r>
+          <w:rPr>
+            <w:lang w:bidi="th-TH"/>
+          </w:rPr>
+          <w:delText>Prüfungsergebnisse (Versuche) löschen</w:delText>
+        </w:r>
+      </w:del>
     </w:p>
     <w:p>
       <w:pPr>
@@ -447,15 +604,18 @@
         </w:numPr>
         <w:spacing w:line="360" w:lineRule="auto"/>
         <w:rPr>
+          <w:del w:id="28" w:author="Gottfried Zimmermann" w:date="2026-06-26T16:10:00Z" w16du:dateUtc="2026-06-26T14:10:00Z"/>
           <w:lang w:bidi="th-TH"/>
         </w:rPr>
       </w:pPr>
-      <w:r>
-        <w:rPr>
-          <w:lang w:bidi="th-TH"/>
-        </w:rPr>
-        <w:t>Ggf. Antworten des Feedback-Fragebogens löschen</w:t>
-      </w:r>
+      <w:del w:id="29" w:author="Gottfried Zimmermann" w:date="2026-06-26T16:10:00Z" w16du:dateUtc="2026-06-26T14:10:00Z">
+        <w:r>
+          <w:rPr>
+            <w:lang w:bidi="th-TH"/>
+          </w:rPr>
+          <w:delText>Ggf. Antworten des Feedback-Fragebogens löschen</w:delText>
+        </w:r>
+      </w:del>
     </w:p>
     <w:p>
       <w:pPr>
@@ -466,15 +626,18 @@
         </w:numPr>
         <w:spacing w:line="360" w:lineRule="auto"/>
         <w:rPr>
+          <w:del w:id="30" w:author="Gottfried Zimmermann" w:date="2026-06-26T16:10:00Z" w16du:dateUtc="2026-06-26T14:10:00Z"/>
           <w:lang w:bidi="th-TH"/>
         </w:rPr>
       </w:pPr>
-      <w:r>
-        <w:rPr>
-          <w:lang w:bidi="th-TH"/>
-        </w:rPr>
-        <w:t>Prüfungsfragen in der Aktivität „Examen“ entfernen für Neuauswahl</w:t>
-      </w:r>
+      <w:del w:id="31" w:author="Gottfried Zimmermann" w:date="2026-06-26T16:10:00Z" w16du:dateUtc="2026-06-26T14:10:00Z">
+        <w:r>
+          <w:rPr>
+            <w:lang w:bidi="th-TH"/>
+          </w:rPr>
+          <w:delText>Prüfungsfragen in der Aktivität „Examen“ entfernen für Neuauswahl</w:delText>
+        </w:r>
+      </w:del>
     </w:p>
     <w:p>
       <w:pPr>
@@ -485,15 +648,18 @@
         </w:numPr>
         <w:spacing w:line="360" w:lineRule="auto"/>
         <w:rPr>
+          <w:del w:id="32" w:author="Gottfried Zimmermann" w:date="2026-06-26T16:10:00Z" w16du:dateUtc="2026-06-26T14:10:00Z"/>
           <w:lang w:bidi="th-TH"/>
         </w:rPr>
       </w:pPr>
-      <w:r>
-        <w:rPr>
-          <w:lang w:bidi="th-TH"/>
-        </w:rPr>
-        <w:t>Teilnehmende aus der vorherigen Prüfungsrunde im Examenskurs entfernen</w:t>
-      </w:r>
+      <w:del w:id="33" w:author="Gottfried Zimmermann" w:date="2026-06-26T16:10:00Z" w16du:dateUtc="2026-06-26T14:10:00Z">
+        <w:r>
+          <w:rPr>
+            <w:lang w:bidi="th-TH"/>
+          </w:rPr>
+          <w:delText>Teilnehmende aus der vorherigen Prüfungsrunde im Examenskurs entfernen</w:delText>
+        </w:r>
+      </w:del>
     </w:p>
     <w:p>
       <w:pPr>
@@ -564,6 +730,9 @@
           <w:numId w:val="5"/>
         </w:numPr>
         <w:spacing w:line="360" w:lineRule="auto"/>
+        <w:rPr>
+          <w:ins w:id="34" w:author="Gottfried Zimmermann" w:date="2026-06-26T16:12:00Z" w16du:dateUtc="2026-06-26T14:12:00Z"/>
+        </w:rPr>
       </w:pPr>
       <w:r>
         <w:rPr>
@@ -579,76 +748,30 @@
       <w:pPr>
         <w:pStyle w:val="Listenabsatz"/>
         <w:numPr>
-          <w:ilvl w:val="2"/>
+          <w:ilvl w:val="1"/>
           <w:numId w:val="5"/>
         </w:numPr>
         <w:spacing w:line="360" w:lineRule="auto"/>
-      </w:pPr>
-      <w:r>
         <w:rPr>
-          <w:lang w:bidi="de-DE"/>
+          <w:ins w:id="35" w:author="Gottfried Zimmermann" w:date="2026-06-26T16:20:00Z" w16du:dateUtc="2026-06-26T14:20:00Z"/>
         </w:rPr>
-        <w:t>Ggf. Auswahlmöglichkeiten der Prüfungsorte im Feedback-Fragebogen anpassen</w:t>
-      </w:r>
-      <w:r>
-        <w:t xml:space="preserve"> (falls im Kurs vorhanden)</w:t>
-      </w:r>
-    </w:p>
-    <w:p>
-      <w:pPr>
-        <w:pStyle w:val="Listenabsatz"/>
-        <w:numPr>
-          <w:ilvl w:val="1"/>
-          <w:numId w:val="16"/>
-        </w:numPr>
-        <w:spacing w:line="360" w:lineRule="auto"/>
-      </w:pPr>
-      <w:r>
-        <w:rPr>
-          <w:lang w:bidi="th-TH"/>
-        </w:rPr>
-        <w:lastRenderedPageBreak/>
-        <w:t xml:space="preserve">Für jeden Prüfungsstandort eine eigene Gruppe mit individuellem Einschreibeschlüssel anlegen – oder </w:t>
-      </w:r>
-      <w:bookmarkStart w:id="0" w:name="_Hlk214623383"/>
-      <w:bookmarkEnd w:id="0"/>
-      <w:r>
-        <w:t>bei bereits vorhandenen Gruppen den Einschreibeschlüssel für die neue Prüfungsrunde entsprechend anpassen:</w:t>
-      </w:r>
-    </w:p>
-    <w:p>
-      <w:pPr>
-        <w:pStyle w:val="Listenabsatz"/>
-        <w:numPr>
-          <w:ilvl w:val="2"/>
-          <w:numId w:val="22"/>
-        </w:numPr>
-        <w:spacing w:line="360" w:lineRule="auto"/>
-      </w:pPr>
-      <w:bookmarkStart w:id="1" w:name="_Hlk216162641"/>
-      <w:r>
-        <w:rPr>
-          <w:lang w:bidi="th-TH"/>
-        </w:rPr>
-        <w:t>Der Einschreibeschlüssel besteht aus insgesamt 13 Zeichen (ohne Sonderzeichen). Zu schnellen Unterscheidung bestehen die letzten 3 Zeichen immer aus einem Bindestrich „-“ gefolgt von 2 Buchstaben, die den Prüfungsstandort kennzeichnen, z.B. „-St“ für Stuttgart</w:t>
-      </w:r>
-    </w:p>
-    <w:bookmarkEnd w:id="1"/>
-    <w:p>
-      <w:pPr>
-        <w:pStyle w:val="Listenabsatz"/>
-        <w:numPr>
-          <w:ilvl w:val="2"/>
-          <w:numId w:val="5"/>
-        </w:numPr>
-        <w:spacing w:line="360" w:lineRule="auto"/>
-      </w:pPr>
-      <w:r>
-        <w:rPr>
-          <w:lang w:bidi="th-TH"/>
-        </w:rPr>
-        <w:t>Prüflinge werden automatisch in Gruppen eingeteilt je nachdem welchen Einschreibeschlüssel sie bei der Selbsteinschreibung verwenden</w:t>
-      </w:r>
+      </w:pPr>
+      <w:ins w:id="36" w:author="Gottfried Zimmermann" w:date="2026-06-26T16:12:00Z" w16du:dateUtc="2026-06-26T14:12:00Z">
+        <w:r>
+          <w:rPr>
+            <w:lang w:bidi="th-TH"/>
+          </w:rPr>
+          <w:t>Für jeden Prüfungsstandort eine eigene Gruppe anlegen</w:t>
+        </w:r>
+      </w:ins>
+      <w:ins w:id="37" w:author="Gottfried Zimmermann" w:date="2026-06-26T16:21:00Z" w16du:dateUtc="2026-06-26T14:21:00Z">
+        <w:r>
+          <w:rPr>
+            <w:lang w:bidi="th-TH"/>
+          </w:rPr>
+          <w:t>, zusätzlich die Gruppe „Betrugsversuch“.</w:t>
+        </w:r>
+      </w:ins>
     </w:p>
     <w:p>
       <w:pPr>
@@ -658,64 +781,43 @@
           <w:numId w:val="5"/>
         </w:numPr>
         <w:spacing w:line="360" w:lineRule="auto"/>
-      </w:pPr>
-      <w:r>
         <w:rPr>
-          <w:lang w:bidi="th-TH"/>
+          <w:ins w:id="38" w:author="Gottfried Zimmermann" w:date="2026-06-26T16:11:00Z" w16du:dateUtc="2026-06-26T14:11:00Z"/>
         </w:rPr>
-        <w:t>Passwort für die Prüfung festlegen</w:t>
-      </w:r>
-      <w:r>
-        <w:t>:</w:t>
-      </w:r>
+      </w:pPr>
+      <w:ins w:id="39" w:author="Gottfried Zimmermann" w:date="2026-06-26T16:21:00Z" w16du:dateUtc="2026-06-26T14:21:00Z">
+        <w:r>
+          <w:rPr>
+            <w:lang w:bidi="th-TH"/>
+          </w:rPr>
+          <w:t>Bei den Objekten „Examen“ und „Bescheinigung“ die Voraussetzung einfügen, dass es nicht die Gruppe „Betrugsversuch“ sein darf.</w:t>
+        </w:r>
+      </w:ins>
     </w:p>
     <w:p>
       <w:pPr>
         <w:pStyle w:val="Listenabsatz"/>
         <w:numPr>
-          <w:ilvl w:val="2"/>
-          <w:numId w:val="16"/>
+          <w:ilvl w:val="0"/>
+          <w:numId w:val="5"/>
         </w:numPr>
         <w:spacing w:line="360" w:lineRule="auto"/>
-      </w:pPr>
-      <w:r>
         <w:rPr>
-          <w:lang w:bidi="th-TH"/>
+          <w:ins w:id="40" w:author="Gottfried Zimmermann" w:date="2026-06-26T16:12:00Z" w16du:dateUtc="2026-06-26T14:12:00Z"/>
+          <w:b/>
         </w:rPr>
-        <w:t>Das Passwort besteht aus 9 Zeichen (ohne Sonderzeichen) und wird nach jedem Prüfungstermin geändert</w:t>
-      </w:r>
-      <w:r>
-        <w:t>. Finden an einem Tag mehrere Prüfungen statt, wird für alle dasselbe Passwort verwendet.</w:t>
-      </w:r>
-    </w:p>
-    <w:p>
-      <w:pPr>
-        <w:pStyle w:val="Listenabsatz"/>
-        <w:numPr>
-          <w:ilvl w:val="2"/>
-          <w:numId w:val="16"/>
-        </w:numPr>
-        <w:spacing w:line="360" w:lineRule="auto"/>
-      </w:pPr>
-      <w:r>
-        <w:rPr>
-          <w:lang w:bidi="de-DE"/>
-        </w:rPr>
-        <w:t>Das Passwort wird in den Einstellungen der Aktivität „Examen“ angepasst. Zudem</w:t>
-      </w:r>
-      <w:r>
-        <w:t xml:space="preserve"> wird dieses im Examenskurs unter dem Abschnitt „</w:t>
-      </w:r>
-      <w:r>
-        <w:rPr>
-          <w:i/>
-          <w:iCs/>
-        </w:rPr>
-        <w:t>Zugangsdaten und Infos (nur sichtbar für Aufsichtspersonen)</w:t>
-      </w:r>
-      <w:r>
-        <w:t>“ hinterlegt.</w:t>
-      </w:r>
+      </w:pPr>
+      <w:ins w:id="41" w:author="Gottfried Zimmermann" w:date="2026-06-26T16:11:00Z" w16du:dateUtc="2026-06-26T14:11:00Z">
+        <w:r>
+          <w:rPr>
+            <w:b/>
+            <w:rPrChange w:id="42" w:author="Gottfried Zimmermann" w:date="2026-06-26T16:11:00Z" w16du:dateUtc="2026-06-26T14:11:00Z">
+              <w:rPr/>
+            </w:rPrChange>
+          </w:rPr>
+          <w:t>Einschreibemethoden</w:t>
+        </w:r>
+      </w:ins>
     </w:p>
     <w:p>
       <w:pPr>
@@ -725,12 +827,529 @@
           <w:numId w:val="5"/>
         </w:numPr>
         <w:spacing w:line="360" w:lineRule="auto"/>
+        <w:rPr>
+          <w:del w:id="43" w:author="Gottfried Zimmermann" w:date="2026-06-26T16:13:00Z" w16du:dateUtc="2026-06-26T14:13:00Z"/>
+        </w:rPr>
+      </w:pPr>
+      <w:ins w:id="44" w:author="Gottfried Zimmermann" w:date="2026-06-26T16:12:00Z" w16du:dateUtc="2026-06-26T14:12:00Z">
+        <w:r>
+          <w:rPr>
+            <w:rPrChange w:id="45" w:author="Gottfried Zimmermann" w:date="2026-06-26T16:12:00Z" w16du:dateUtc="2026-06-26T14:12:00Z">
+              <w:rPr>
+                <w:b/>
+              </w:rPr>
+            </w:rPrChange>
+          </w:rPr>
+          <w:t>Für</w:t>
+        </w:r>
+        <w:r>
+          <w:t xml:space="preserve"> jeden Prüfungstermin eine </w:t>
+        </w:r>
+      </w:ins>
+      <w:ins w:id="46" w:author="Gottfried Zimmermann" w:date="2026-06-26T16:14:00Z" w16du:dateUtc="2026-06-26T14:14:00Z">
+        <w:r>
+          <w:t xml:space="preserve">terminierte </w:t>
+        </w:r>
+      </w:ins>
+      <w:ins w:id="47" w:author="Gottfried Zimmermann" w:date="2026-06-26T16:12:00Z" w16du:dateUtc="2026-06-26T14:12:00Z">
+        <w:r>
+          <w:t>Selbsteinschreibmethode a</w:t>
+        </w:r>
+      </w:ins>
+      <w:ins w:id="48" w:author="Gottfried Zimmermann" w:date="2026-06-26T16:13:00Z" w16du:dateUtc="2026-06-26T14:13:00Z">
+        <w:r>
+          <w:t>nlegen</w:t>
+        </w:r>
+      </w:ins>
+      <w:ins w:id="49" w:author="Gottfried Zimmermann" w:date="2026-06-26T16:14:00Z" w16du:dateUtc="2026-06-26T14:14:00Z">
+        <w:r>
+          <w:t xml:space="preserve"> und aktivieren</w:t>
+        </w:r>
+      </w:ins>
+      <w:ins w:id="50" w:author="Gottfried Zimmermann" w:date="2026-06-26T16:13:00Z" w16du:dateUtc="2026-06-26T14:13:00Z">
+        <w:r>
+          <w:t>.</w:t>
+        </w:r>
+      </w:ins>
+    </w:p>
+    <w:p>
+      <w:pPr>
+        <w:pStyle w:val="Listenabsatz"/>
+        <w:numPr>
+          <w:ilvl w:val="1"/>
+          <w:numId w:val="5"/>
+        </w:numPr>
+        <w:spacing w:line="360" w:lineRule="auto"/>
+        <w:rPr>
+          <w:ins w:id="51" w:author="Gottfried Zimmermann" w:date="2026-06-26T16:14:00Z" w16du:dateUtc="2026-06-26T14:14:00Z"/>
+        </w:rPr>
+        <w:pPrChange w:id="52" w:author="Gottfried Zimmermann" w:date="2026-06-26T16:13:00Z" w16du:dateUtc="2026-06-26T14:13:00Z">
+          <w:pPr>
+            <w:pStyle w:val="Listenabsatz"/>
+            <w:numPr>
+              <w:ilvl w:val="2"/>
+              <w:numId w:val="22"/>
+            </w:numPr>
+            <w:spacing w:line="360" w:lineRule="auto"/>
+            <w:ind w:left="2160" w:hanging="180"/>
+          </w:pPr>
+        </w:pPrChange>
+      </w:pPr>
+    </w:p>
+    <w:p>
+      <w:pPr>
+        <w:pStyle w:val="Listenabsatz"/>
+        <w:numPr>
+          <w:ilvl w:val="1"/>
+          <w:numId w:val="5"/>
+        </w:numPr>
+        <w:spacing w:line="360" w:lineRule="auto"/>
+        <w:rPr>
+          <w:ins w:id="53" w:author="Gottfried Zimmermann" w:date="2026-06-26T16:15:00Z" w16du:dateUtc="2026-06-26T14:15:00Z"/>
+        </w:rPr>
+      </w:pPr>
+      <w:ins w:id="54" w:author="Gottfried Zimmermann" w:date="2026-06-26T16:14:00Z" w16du:dateUtc="2026-06-26T14:14:00Z">
+        <w:r>
+          <w:t xml:space="preserve">Der Selbsteinschreibezeitraum beginnt 15 min vor der </w:t>
+        </w:r>
+      </w:ins>
+      <w:ins w:id="55" w:author="Gottfried Zimmermann" w:date="2026-06-26T16:15:00Z" w16du:dateUtc="2026-06-26T14:15:00Z">
+        <w:r>
+          <w:t xml:space="preserve">geplanten </w:t>
+        </w:r>
+      </w:ins>
+      <w:ins w:id="56" w:author="Gottfried Zimmermann" w:date="2026-06-26T16:14:00Z" w16du:dateUtc="2026-06-26T14:14:00Z">
+        <w:r>
+          <w:t>S</w:t>
+        </w:r>
+      </w:ins>
+      <w:ins w:id="57" w:author="Gottfried Zimmermann" w:date="2026-06-26T16:15:00Z" w16du:dateUtc="2026-06-26T14:15:00Z">
+        <w:r>
+          <w:t>t</w:t>
+        </w:r>
+      </w:ins>
+      <w:ins w:id="58" w:author="Gottfried Zimmermann" w:date="2026-06-26T16:14:00Z" w16du:dateUtc="2026-06-26T14:14:00Z">
+        <w:r>
+          <w:t xml:space="preserve">artzeit und endet 30 min nach </w:t>
+        </w:r>
+      </w:ins>
+      <w:ins w:id="59" w:author="Gottfried Zimmermann" w:date="2026-06-26T16:15:00Z" w16du:dateUtc="2026-06-26T14:15:00Z">
+        <w:r>
+          <w:t>der geplanten Startzeit.</w:t>
+        </w:r>
+      </w:ins>
+    </w:p>
+    <w:p>
+      <w:pPr>
+        <w:pStyle w:val="Listenabsatz"/>
+        <w:numPr>
+          <w:ilvl w:val="1"/>
+          <w:numId w:val="5"/>
+        </w:numPr>
+        <w:spacing w:line="360" w:lineRule="auto"/>
+        <w:rPr>
+          <w:ins w:id="60" w:author="Gottfried Zimmermann" w:date="2026-06-26T16:13:00Z" w16du:dateUtc="2026-06-26T14:13:00Z"/>
+        </w:rPr>
+        <w:pPrChange w:id="61" w:author="Gottfried Zimmermann" w:date="2026-06-26T16:13:00Z" w16du:dateUtc="2026-06-26T14:13:00Z">
+          <w:pPr>
+            <w:pStyle w:val="Listenabsatz"/>
+            <w:numPr>
+              <w:ilvl w:val="2"/>
+              <w:numId w:val="22"/>
+            </w:numPr>
+            <w:spacing w:line="360" w:lineRule="auto"/>
+            <w:ind w:left="2160" w:hanging="180"/>
+          </w:pPr>
+        </w:pPrChange>
+      </w:pPr>
+      <w:ins w:id="62" w:author="Gottfried Zimmermann" w:date="2026-06-26T16:15:00Z" w16du:dateUtc="2026-06-26T14:15:00Z">
+        <w:r>
+          <w:t>Die Dauer der Einschreibung ist auf 4 Stunden begrenzt.</w:t>
+        </w:r>
+      </w:ins>
+    </w:p>
+    <w:p>
+      <w:pPr>
+        <w:pStyle w:val="Listenabsatz"/>
+        <w:numPr>
+          <w:ilvl w:val="1"/>
+          <w:numId w:val="5"/>
+        </w:numPr>
+        <w:spacing w:line="360" w:lineRule="auto"/>
+        <w:rPr>
+          <w:del w:id="63" w:author="Gottfried Zimmermann" w:date="2026-06-26T16:11:00Z" w16du:dateUtc="2026-06-26T14:11:00Z"/>
+        </w:rPr>
+        <w:pPrChange w:id="64" w:author="Gottfried Zimmermann" w:date="2026-06-26T16:13:00Z" w16du:dateUtc="2026-06-26T14:13:00Z">
+          <w:pPr>
+            <w:pStyle w:val="Listenabsatz"/>
+            <w:numPr>
+              <w:ilvl w:val="2"/>
+              <w:numId w:val="5"/>
+            </w:numPr>
+            <w:spacing w:line="360" w:lineRule="auto"/>
+            <w:ind w:left="2160" w:hanging="180"/>
+          </w:pPr>
+        </w:pPrChange>
+      </w:pPr>
+      <w:del w:id="65" w:author="Gottfried Zimmermann" w:date="2026-06-26T16:11:00Z" w16du:dateUtc="2026-06-26T14:11:00Z">
+        <w:r>
+          <w:delText>Ggf. Auswahlmöglichkeiten der Prüfungsorte im Feedback-Fragebogen anpassen (falls im Kurs vorhanden)</w:delText>
+        </w:r>
+      </w:del>
+    </w:p>
+    <w:p>
+      <w:pPr>
+        <w:pStyle w:val="Listenabsatz"/>
+        <w:numPr>
+          <w:ilvl w:val="1"/>
+          <w:numId w:val="5"/>
+        </w:numPr>
+        <w:spacing w:line="360" w:lineRule="auto"/>
+        <w:rPr>
+          <w:del w:id="66" w:author="Gottfried Zimmermann" w:date="2026-06-26T16:12:00Z" w16du:dateUtc="2026-06-26T14:12:00Z"/>
+        </w:rPr>
+        <w:pPrChange w:id="67" w:author="Gottfried Zimmermann" w:date="2026-06-26T16:13:00Z" w16du:dateUtc="2026-06-26T14:13:00Z">
+          <w:pPr>
+            <w:pStyle w:val="Listenabsatz"/>
+            <w:numPr>
+              <w:ilvl w:val="1"/>
+              <w:numId w:val="16"/>
+            </w:numPr>
+            <w:spacing w:line="360" w:lineRule="auto"/>
+            <w:ind w:left="1440" w:hanging="360"/>
+          </w:pPr>
+        </w:pPrChange>
+      </w:pPr>
+      <w:del w:id="68" w:author="Gottfried Zimmermann" w:date="2026-06-26T16:12:00Z" w16du:dateUtc="2026-06-26T14:12:00Z">
+        <w:r>
+          <w:delText xml:space="preserve">Für jeden Prüfungsstandort eine eigene Gruppe </w:delText>
+        </w:r>
+      </w:del>
+      <w:del w:id="69" w:author="Gottfried Zimmermann" w:date="2026-06-26T16:11:00Z" w16du:dateUtc="2026-06-26T14:11:00Z">
+        <w:r>
+          <w:delText xml:space="preserve">mit individuellem Einschreibeschlüssel </w:delText>
+        </w:r>
+      </w:del>
+      <w:del w:id="70" w:author="Gottfried Zimmermann" w:date="2026-06-26T16:12:00Z" w16du:dateUtc="2026-06-26T14:12:00Z">
+        <w:r>
+          <w:delText xml:space="preserve">anlegen – oder </w:delText>
+        </w:r>
+        <w:bookmarkStart w:id="71" w:name="_Hlk214623383"/>
+        <w:bookmarkEnd w:id="71"/>
+        <w:r>
+          <w:delText>bei bereits vorhandenen Gruppen den Einschreibeschlüssel für die neue Prüfungsrunde entsprechend anpassen:</w:delText>
+        </w:r>
+      </w:del>
+    </w:p>
+    <w:p>
+      <w:pPr>
+        <w:pStyle w:val="Listenabsatz"/>
+        <w:numPr>
+          <w:ilvl w:val="1"/>
+          <w:numId w:val="5"/>
+        </w:numPr>
+        <w:spacing w:line="360" w:lineRule="auto"/>
+        <w:pPrChange w:id="72" w:author="Gottfried Zimmermann" w:date="2026-06-26T16:13:00Z" w16du:dateUtc="2026-06-26T14:13:00Z">
+          <w:pPr>
+            <w:pStyle w:val="Listenabsatz"/>
+            <w:numPr>
+              <w:ilvl w:val="2"/>
+              <w:numId w:val="22"/>
+            </w:numPr>
+            <w:spacing w:line="360" w:lineRule="auto"/>
+            <w:ind w:left="2160" w:hanging="180"/>
+          </w:pPr>
+        </w:pPrChange>
+      </w:pPr>
+      <w:bookmarkStart w:id="73" w:name="_Hlk216162641"/>
+      <w:r>
+        <w:t>Der Einschreibeschlüssel besteht aus insgesamt 13 Zeichen (ohne Sonderzeichen). Zu schnellen Unterscheidung bestehen die letzten 3 Zeichen immer aus einem Bindestrich „-“ gefolgt von 2 Buchstaben, die den Prüfungsstandort kennzeichnen, z.B. „-St“ für Stuttgart</w:t>
+      </w:r>
+    </w:p>
+    <w:bookmarkEnd w:id="73"/>
+    <w:p>
+      <w:pPr>
+        <w:pStyle w:val="Listenabsatz"/>
+        <w:numPr>
+          <w:ilvl w:val="1"/>
+          <w:numId w:val="5"/>
+        </w:numPr>
+        <w:spacing w:line="360" w:lineRule="auto"/>
+        <w:rPr>
+          <w:ins w:id="74" w:author="Gottfried Zimmermann" w:date="2026-06-26T16:15:00Z" w16du:dateUtc="2026-06-26T14:15:00Z"/>
+        </w:rPr>
+      </w:pPr>
+      <w:r>
+        <w:lastRenderedPageBreak/>
+        <w:t>Prüflinge werden automatisch in Gruppen eingeteilt je nachdem welchen Einschreibeschlüssel sie bei der Selbsteinschreibung verwenden</w:t>
+      </w:r>
+    </w:p>
+    <w:p>
+      <w:pPr>
+        <w:pStyle w:val="Listenabsatz"/>
+        <w:numPr>
+          <w:ilvl w:val="0"/>
+          <w:numId w:val="5"/>
+        </w:numPr>
+        <w:spacing w:line="360" w:lineRule="auto"/>
+        <w:rPr>
+          <w:b/>
+          <w:rPrChange w:id="75" w:author="Gottfried Zimmermann" w:date="2026-06-26T16:16:00Z" w16du:dateUtc="2026-06-26T14:16:00Z">
+            <w:rPr/>
+          </w:rPrChange>
+        </w:rPr>
+        <w:pPrChange w:id="76" w:author="Gottfried Zimmermann" w:date="2026-06-26T16:15:00Z" w16du:dateUtc="2026-06-26T14:15:00Z">
+          <w:pPr>
+            <w:pStyle w:val="Listenabsatz"/>
+            <w:numPr>
+              <w:ilvl w:val="2"/>
+              <w:numId w:val="5"/>
+            </w:numPr>
+            <w:spacing w:line="360" w:lineRule="auto"/>
+            <w:ind w:left="2160" w:hanging="180"/>
+          </w:pPr>
+        </w:pPrChange>
+      </w:pPr>
+      <w:ins w:id="77" w:author="Gottfried Zimmermann" w:date="2026-06-26T16:15:00Z" w16du:dateUtc="2026-06-26T14:15:00Z">
+        <w:r>
+          <w:rPr>
+            <w:b/>
+            <w:rPrChange w:id="78" w:author="Gottfried Zimmermann" w:date="2026-06-26T16:16:00Z" w16du:dateUtc="2026-06-26T14:16:00Z">
+              <w:rPr/>
+            </w:rPrChange>
+          </w:rPr>
+          <w:t xml:space="preserve">Aufsichtspersonen </w:t>
+        </w:r>
+      </w:ins>
+      <w:ins w:id="79" w:author="Gottfried Zimmermann" w:date="2026-06-26T16:16:00Z" w16du:dateUtc="2026-06-26T14:16:00Z">
+        <w:r>
+          <w:rPr>
+            <w:b/>
+            <w:rPrChange w:id="80" w:author="Gottfried Zimmermann" w:date="2026-06-26T16:16:00Z" w16du:dateUtc="2026-06-26T14:16:00Z">
+              <w:rPr/>
+            </w:rPrChange>
+          </w:rPr>
+          <w:t>einführen</w:t>
+        </w:r>
+      </w:ins>
+    </w:p>
+    <w:p>
+      <w:pPr>
+        <w:pStyle w:val="Listenabsatz"/>
+        <w:numPr>
+          <w:ilvl w:val="1"/>
+          <w:numId w:val="5"/>
+        </w:numPr>
+        <w:spacing w:line="360" w:lineRule="auto"/>
+        <w:rPr>
+          <w:moveTo w:id="81" w:author="Gottfried Zimmermann" w:date="2026-06-26T16:17:00Z" w16du:dateUtc="2026-06-26T14:17:00Z"/>
+        </w:rPr>
+        <w:pPrChange w:id="82" w:author="Gottfried Zimmermann" w:date="2026-06-26T16:17:00Z" w16du:dateUtc="2026-06-26T14:17:00Z">
+          <w:pPr>
+            <w:pStyle w:val="Listenabsatz"/>
+            <w:numPr>
+              <w:ilvl w:val="2"/>
+              <w:numId w:val="5"/>
+            </w:numPr>
+            <w:spacing w:line="360" w:lineRule="auto"/>
+            <w:ind w:left="2160" w:hanging="180"/>
+          </w:pPr>
+        </w:pPrChange>
+      </w:pPr>
+      <w:moveToRangeStart w:id="83" w:author="Gottfried Zimmermann" w:date="2026-06-26T16:17:00Z" w:name="move233383054"/>
+      <w:moveTo w:id="84" w:author="Gottfried Zimmermann" w:date="2026-06-26T16:17:00Z" w16du:dateUtc="2026-06-26T14:17:00Z">
+        <w:del w:id="85" w:author="Gottfried Zimmermann" w:date="2026-06-26T16:17:00Z" w16du:dateUtc="2026-06-26T14:17:00Z">
+          <w:r>
+            <w:rPr>
+              <w:lang w:bidi="th-TH"/>
+            </w:rPr>
+            <w:delText xml:space="preserve">Alle </w:delText>
+          </w:r>
+        </w:del>
+      </w:moveTo>
+      <w:ins w:id="86" w:author="Gottfried Zimmermann" w:date="2026-06-26T16:17:00Z" w16du:dateUtc="2026-06-26T14:17:00Z">
+        <w:r>
+          <w:rPr>
+            <w:lang w:bidi="th-TH"/>
+          </w:rPr>
+          <w:t xml:space="preserve">Die </w:t>
+        </w:r>
+      </w:ins>
+      <w:moveTo w:id="87" w:author="Gottfried Zimmermann" w:date="2026-06-26T16:17:00Z" w16du:dateUtc="2026-06-26T14:17:00Z">
+        <w:r>
+          <w:rPr>
+            <w:lang w:bidi="th-TH"/>
+          </w:rPr>
+          <w:t>Aufsichtspersonen müssen sich vorab auf der Moodle-Plattform registrieren</w:t>
+        </w:r>
+      </w:moveTo>
+      <w:ins w:id="88" w:author="Gottfried Zimmermann" w:date="2026-06-26T16:17:00Z" w16du:dateUtc="2026-06-26T14:17:00Z">
+        <w:r>
+          <w:rPr>
+            <w:lang w:bidi="th-TH"/>
+          </w:rPr>
+          <w:t>.</w:t>
+        </w:r>
+      </w:ins>
+    </w:p>
+    <w:moveToRangeEnd w:id="83"/>
+    <w:p>
+      <w:pPr>
+        <w:pStyle w:val="Listenabsatz"/>
+        <w:numPr>
+          <w:ilvl w:val="1"/>
+          <w:numId w:val="5"/>
+        </w:numPr>
+        <w:spacing w:line="360" w:lineRule="auto"/>
+        <w:rPr>
+          <w:del w:id="89" w:author="Gottfried Zimmermann" w:date="2026-06-26T16:06:00Z" w16du:dateUtc="2026-06-26T14:06:00Z"/>
+        </w:rPr>
+        <w:pPrChange w:id="90" w:author="Gottfried Zimmermann" w:date="2026-06-26T16:18:00Z" w16du:dateUtc="2026-06-26T14:18:00Z">
+          <w:pPr>
+            <w:pStyle w:val="Listenabsatz"/>
+            <w:numPr>
+              <w:ilvl w:val="1"/>
+              <w:numId w:val="5"/>
+            </w:numPr>
+            <w:spacing w:line="360" w:lineRule="auto"/>
+            <w:ind w:left="1440" w:hanging="360"/>
+          </w:pPr>
+        </w:pPrChange>
+      </w:pPr>
+      <w:del w:id="91" w:author="Gottfried Zimmermann" w:date="2026-06-26T16:06:00Z" w16du:dateUtc="2026-06-26T14:06:00Z">
+        <w:r>
+          <w:rPr>
+            <w:lang w:bidi="th-TH"/>
+          </w:rPr>
+          <w:delText>Passwort für die Prüfung festlegen</w:delText>
+        </w:r>
+        <w:r>
+          <w:delText>:</w:delText>
+        </w:r>
+      </w:del>
+    </w:p>
+    <w:p>
+      <w:pPr>
+        <w:pStyle w:val="Listenabsatz"/>
+        <w:numPr>
+          <w:ilvl w:val="1"/>
+          <w:numId w:val="5"/>
+        </w:numPr>
+        <w:spacing w:line="360" w:lineRule="auto"/>
+        <w:rPr>
+          <w:del w:id="92" w:author="Gottfried Zimmermann" w:date="2026-06-26T16:06:00Z" w16du:dateUtc="2026-06-26T14:06:00Z"/>
+        </w:rPr>
+        <w:pPrChange w:id="93" w:author="Gottfried Zimmermann" w:date="2026-06-26T16:18:00Z" w16du:dateUtc="2026-06-26T14:18:00Z">
+          <w:pPr>
+            <w:pStyle w:val="Listenabsatz"/>
+            <w:numPr>
+              <w:ilvl w:val="2"/>
+              <w:numId w:val="16"/>
+            </w:numPr>
+            <w:spacing w:line="360" w:lineRule="auto"/>
+            <w:ind w:left="2160" w:hanging="180"/>
+          </w:pPr>
+        </w:pPrChange>
+      </w:pPr>
+      <w:del w:id="94" w:author="Gottfried Zimmermann" w:date="2026-06-26T16:06:00Z" w16du:dateUtc="2026-06-26T14:06:00Z">
+        <w:r>
+          <w:rPr>
+            <w:lang w:bidi="th-TH"/>
+          </w:rPr>
+          <w:delText>Das Passwort besteht aus 9 Zeichen (ohne Sonderzeichen) und wird nach jedem Prüfungstermin geändert</w:delText>
+        </w:r>
+        <w:r>
+          <w:delText>. Finden an einem Tag mehrere Prüfungen statt, wird für alle dasselbe Passwort verwendet.</w:delText>
+        </w:r>
+      </w:del>
+    </w:p>
+    <w:p>
+      <w:pPr>
+        <w:pStyle w:val="Listenabsatz"/>
+        <w:numPr>
+          <w:ilvl w:val="1"/>
+          <w:numId w:val="5"/>
+        </w:numPr>
+        <w:spacing w:line="360" w:lineRule="auto"/>
+        <w:rPr>
+          <w:del w:id="95" w:author="Gottfried Zimmermann" w:date="2026-06-26T16:06:00Z" w16du:dateUtc="2026-06-26T14:06:00Z"/>
+        </w:rPr>
+        <w:pPrChange w:id="96" w:author="Gottfried Zimmermann" w:date="2026-06-26T16:18:00Z" w16du:dateUtc="2026-06-26T14:18:00Z">
+          <w:pPr>
+            <w:pStyle w:val="Listenabsatz"/>
+            <w:numPr>
+              <w:ilvl w:val="2"/>
+              <w:numId w:val="16"/>
+            </w:numPr>
+            <w:spacing w:line="360" w:lineRule="auto"/>
+            <w:ind w:left="2160" w:hanging="180"/>
+          </w:pPr>
+        </w:pPrChange>
+      </w:pPr>
+      <w:del w:id="97" w:author="Gottfried Zimmermann" w:date="2026-06-26T16:06:00Z" w16du:dateUtc="2026-06-26T14:06:00Z">
+        <w:r>
+          <w:rPr>
+            <w:lang w:bidi="de-DE"/>
+          </w:rPr>
+          <w:delText>Das Passwort wird in den Einstellungen der Aktivität „Examen“ angepasst. Zudem</w:delText>
+        </w:r>
+        <w:r>
+          <w:delText xml:space="preserve"> wird dieses im Examenskurs unter dem Abschnitt „</w:delText>
+        </w:r>
+        <w:r>
+          <w:rPr>
+            <w:i/>
+            <w:iCs/>
+          </w:rPr>
+          <w:delText>Zugangsdaten und Infos (nur sichtbar für Aufsichtspersonen)</w:delText>
+        </w:r>
+        <w:r>
+          <w:delText>“ hinterlegt.</w:delText>
+        </w:r>
+      </w:del>
+    </w:p>
+    <w:p>
+      <w:pPr>
+        <w:pStyle w:val="Listenabsatz"/>
+        <w:numPr>
+          <w:ilvl w:val="1"/>
+          <w:numId w:val="5"/>
+        </w:numPr>
+        <w:spacing w:line="360" w:lineRule="auto"/>
+        <w:rPr>
+          <w:ins w:id="98" w:author="Gottfried Zimmermann" w:date="2026-06-26T16:18:00Z" w16du:dateUtc="2026-06-26T14:18:00Z"/>
+        </w:rPr>
+        <w:pPrChange w:id="99" w:author="Gottfried Zimmermann" w:date="2026-06-26T16:18:00Z" w16du:dateUtc="2026-06-26T14:18:00Z">
+          <w:pPr>
+            <w:pStyle w:val="Listenabsatz"/>
+            <w:numPr>
+              <w:ilvl w:val="2"/>
+              <w:numId w:val="5"/>
+            </w:numPr>
+            <w:spacing w:line="360" w:lineRule="auto"/>
+            <w:ind w:left="2160" w:hanging="180"/>
+          </w:pPr>
+        </w:pPrChange>
       </w:pPr>
       <w:r>
         <w:rPr>
           <w:lang w:bidi="th-TH"/>
         </w:rPr>
-        <w:t xml:space="preserve">Die Aufsichtspersonen </w:t>
+        <w:t xml:space="preserve">Die </w:t>
+      </w:r>
+      <w:ins w:id="100" w:author="Gottfried Zimmermann" w:date="2026-06-26T16:17:00Z" w16du:dateUtc="2026-06-26T14:17:00Z">
+        <w:r>
+          <w:rPr>
+            <w:lang w:bidi="th-TH"/>
+          </w:rPr>
+          <w:t xml:space="preserve">zentrale Prüfungsadministration fügt die </w:t>
+        </w:r>
+      </w:ins>
+      <w:r>
+        <w:rPr>
+          <w:lang w:bidi="th-TH"/>
+        </w:rPr>
+        <w:t xml:space="preserve">Aufsichtspersonen </w:t>
       </w:r>
       <w:r>
         <w:rPr>
@@ -738,18 +1357,271 @@
         </w:rPr>
         <w:t xml:space="preserve">der Standorte </w:t>
       </w:r>
+      <w:del w:id="101" w:author="Gottfried Zimmermann" w:date="2026-06-26T16:16:00Z" w16du:dateUtc="2026-06-26T14:16:00Z">
+        <w:r>
+          <w:rPr>
+            <w:lang w:bidi="th-TH"/>
+          </w:rPr>
+          <w:delText xml:space="preserve">müssen </w:delText>
+        </w:r>
+      </w:del>
       <w:r>
         <w:rPr>
           <w:lang w:bidi="th-TH"/>
         </w:rPr>
-        <w:t>müssen in den Examenskurs hinzugefügt werden und erhalten eine Einweisung sowie Admin-Rechte</w:t>
+        <w:t xml:space="preserve">in den Examenskurs </w:t>
       </w:r>
+      <w:ins w:id="102" w:author="Gottfried Zimmermann" w:date="2026-06-26T16:16:00Z" w16du:dateUtc="2026-06-26T14:16:00Z">
+        <w:r>
+          <w:rPr>
+            <w:lang w:bidi="th-TH"/>
+          </w:rPr>
+          <w:t xml:space="preserve">in der Rolle „Aufsichtsperson“ </w:t>
+        </w:r>
+      </w:ins>
       <w:r>
         <w:rPr>
           <w:lang w:bidi="th-TH"/>
         </w:rPr>
-        <w:t>:</w:t>
+        <w:t>hinzu</w:t>
       </w:r>
+      <w:del w:id="103" w:author="Gottfried Zimmermann" w:date="2026-06-26T16:17:00Z" w16du:dateUtc="2026-06-26T14:17:00Z">
+        <w:r>
+          <w:rPr>
+            <w:lang w:bidi="th-TH"/>
+          </w:rPr>
+          <w:delText>gefügt</w:delText>
+        </w:r>
+      </w:del>
+      <w:ins w:id="104" w:author="Gottfried Zimmermann" w:date="2026-06-26T16:16:00Z" w16du:dateUtc="2026-06-26T14:16:00Z">
+        <w:r>
+          <w:rPr>
+            <w:lang w:bidi="th-TH"/>
+          </w:rPr>
+          <w:t>.</w:t>
+        </w:r>
+      </w:ins>
+    </w:p>
+    <w:p>
+      <w:pPr>
+        <w:pStyle w:val="Listenabsatz"/>
+        <w:numPr>
+          <w:ilvl w:val="1"/>
+          <w:numId w:val="5"/>
+        </w:numPr>
+        <w:spacing w:line="360" w:lineRule="auto"/>
+        <w:rPr>
+          <w:del w:id="105" w:author="Gottfried Zimmermann" w:date="2026-06-26T16:17:00Z" w16du:dateUtc="2026-06-26T14:17:00Z"/>
+        </w:rPr>
+        <w:pPrChange w:id="106" w:author="Gottfried Zimmermann" w:date="2026-06-26T16:18:00Z" w16du:dateUtc="2026-06-26T14:18:00Z">
+          <w:pPr>
+            <w:pStyle w:val="Listenabsatz"/>
+            <w:numPr>
+              <w:ilvl w:val="1"/>
+              <w:numId w:val="5"/>
+            </w:numPr>
+            <w:spacing w:line="360" w:lineRule="auto"/>
+            <w:ind w:left="1440" w:hanging="360"/>
+          </w:pPr>
+        </w:pPrChange>
+      </w:pPr>
+      <w:ins w:id="107" w:author="Gottfried Zimmermann" w:date="2026-06-26T16:16:00Z" w16du:dateUtc="2026-06-26T14:16:00Z">
+        <w:r>
+          <w:rPr>
+            <w:lang w:bidi="de-DE"/>
+          </w:rPr>
+          <w:t xml:space="preserve">Die Aufsichtspersonen </w:t>
+        </w:r>
+      </w:ins>
+      <w:del w:id="108" w:author="Gottfried Zimmermann" w:date="2026-06-26T16:16:00Z" w16du:dateUtc="2026-06-26T14:16:00Z">
+        <w:r>
+          <w:rPr>
+            <w:lang w:bidi="th-TH"/>
+          </w:rPr>
+          <w:delText xml:space="preserve"> werden und </w:delText>
+        </w:r>
+      </w:del>
+      <w:del w:id="109" w:author="Gottfried Zimmermann" w:date="2026-06-26T16:17:00Z" w16du:dateUtc="2026-06-26T14:17:00Z">
+        <w:r>
+          <w:rPr>
+            <w:lang w:bidi="th-TH"/>
+          </w:rPr>
+          <w:delText xml:space="preserve">erhalten eine Einweisung </w:delText>
+        </w:r>
+      </w:del>
+      <w:ins w:id="110" w:author="Gottfried Zimmermann" w:date="2026-06-26T16:17:00Z" w16du:dateUtc="2026-06-26T14:17:00Z">
+        <w:r>
+          <w:rPr>
+            <w:lang w:bidi="th-TH"/>
+          </w:rPr>
+          <w:t xml:space="preserve">werden eingewiesen, </w:t>
+        </w:r>
+      </w:ins>
+      <w:del w:id="111" w:author="Gottfried Zimmermann" w:date="2026-06-26T16:16:00Z" w16du:dateUtc="2026-06-26T14:16:00Z">
+        <w:r>
+          <w:rPr>
+            <w:lang w:bidi="th-TH"/>
+          </w:rPr>
+          <w:delText>sowie Admin-Rechte</w:delText>
+        </w:r>
+        <w:r>
+          <w:rPr>
+            <w:lang w:bidi="th-TH"/>
+          </w:rPr>
+          <w:delText>:</w:delText>
+        </w:r>
+      </w:del>
+      <w:ins w:id="112" w:author="Gottfried Zimmermann" w:date="2026-06-26T16:16:00Z" w16du:dateUtc="2026-06-26T14:16:00Z">
+        <w:r>
+          <w:rPr>
+            <w:lang w:bidi="th-TH"/>
+          </w:rPr>
+          <w:t xml:space="preserve">ggf. </w:t>
+        </w:r>
+      </w:ins>
+      <w:ins w:id="113" w:author="Gottfried Zimmermann" w:date="2026-06-26T16:17:00Z" w16du:dateUtc="2026-06-26T14:17:00Z">
+        <w:r>
+          <w:rPr>
+            <w:lang w:bidi="th-TH"/>
+          </w:rPr>
+          <w:t xml:space="preserve">mit </w:t>
+        </w:r>
+      </w:ins>
+      <w:ins w:id="114" w:author="Gottfried Zimmermann" w:date="2026-06-26T16:16:00Z" w16du:dateUtc="2026-06-26T14:16:00Z">
+        <w:r>
+          <w:rPr>
+            <w:lang w:bidi="th-TH"/>
+          </w:rPr>
+          <w:t>Testlau</w:t>
+        </w:r>
+      </w:ins>
+      <w:ins w:id="115" w:author="Gottfried Zimmermann" w:date="2026-06-26T16:17:00Z" w16du:dateUtc="2026-06-26T14:17:00Z">
+        <w:r>
+          <w:rPr>
+            <w:lang w:bidi="th-TH"/>
+          </w:rPr>
+          <w:t xml:space="preserve">f. </w:t>
+        </w:r>
+      </w:ins>
+    </w:p>
+    <w:p>
+      <w:pPr>
+        <w:pStyle w:val="Listenabsatz"/>
+        <w:numPr>
+          <w:ilvl w:val="1"/>
+          <w:numId w:val="5"/>
+        </w:numPr>
+        <w:spacing w:line="360" w:lineRule="auto"/>
+        <w:rPr>
+          <w:moveFrom w:id="116" w:author="Gottfried Zimmermann" w:date="2026-06-26T16:17:00Z" w16du:dateUtc="2026-06-26T14:17:00Z"/>
+        </w:rPr>
+        <w:pPrChange w:id="117" w:author="Gottfried Zimmermann" w:date="2026-06-26T16:18:00Z" w16du:dateUtc="2026-06-26T14:18:00Z">
+          <w:pPr>
+            <w:pStyle w:val="Listenabsatz"/>
+            <w:numPr>
+              <w:ilvl w:val="2"/>
+              <w:numId w:val="5"/>
+            </w:numPr>
+            <w:spacing w:line="360" w:lineRule="auto"/>
+            <w:ind w:left="2160" w:hanging="180"/>
+          </w:pPr>
+        </w:pPrChange>
+      </w:pPr>
+      <w:moveFromRangeStart w:id="118" w:author="Gottfried Zimmermann" w:date="2026-06-26T16:17:00Z" w:name="move233383054"/>
+      <w:moveFrom w:id="119" w:author="Gottfried Zimmermann" w:date="2026-06-26T16:17:00Z" w16du:dateUtc="2026-06-26T14:17:00Z">
+        <w:r>
+          <w:rPr>
+            <w:lang w:bidi="th-TH"/>
+          </w:rPr>
+          <w:t>Alle Aufsichtspersonen müssen sich vorab auf der Moodle-Plattform registrieren</w:t>
+        </w:r>
+      </w:moveFrom>
+    </w:p>
+    <w:moveFromRangeEnd w:id="118"/>
+    <w:p>
+      <w:pPr>
+        <w:pStyle w:val="Listenabsatz"/>
+        <w:numPr>
+          <w:ilvl w:val="1"/>
+          <w:numId w:val="5"/>
+        </w:numPr>
+        <w:spacing w:line="360" w:lineRule="auto"/>
+        <w:rPr>
+          <w:del w:id="120" w:author="Gottfried Zimmermann" w:date="2026-06-26T16:17:00Z" w16du:dateUtc="2026-06-26T14:17:00Z"/>
+        </w:rPr>
+        <w:pPrChange w:id="121" w:author="Gottfried Zimmermann" w:date="2026-06-26T16:18:00Z" w16du:dateUtc="2026-06-26T14:18:00Z">
+          <w:pPr>
+            <w:pStyle w:val="Listenabsatz"/>
+            <w:numPr>
+              <w:ilvl w:val="2"/>
+              <w:numId w:val="5"/>
+            </w:numPr>
+            <w:spacing w:line="360" w:lineRule="auto"/>
+            <w:ind w:left="2160" w:hanging="180"/>
+          </w:pPr>
+        </w:pPrChange>
+      </w:pPr>
+      <w:del w:id="122" w:author="Gottfried Zimmermann" w:date="2026-06-26T16:17:00Z" w16du:dateUtc="2026-06-26T14:17:00Z">
+        <w:r>
+          <w:rPr>
+            <w:lang w:bidi="th-TH"/>
+          </w:rPr>
+          <w:delText>Ggf. Testablauf mit den Aufsichtspersonen durchführen</w:delText>
+        </w:r>
+      </w:del>
+    </w:p>
+    <w:p>
+      <w:pPr>
+        <w:pStyle w:val="Listenabsatz"/>
+        <w:numPr>
+          <w:ilvl w:val="1"/>
+          <w:numId w:val="5"/>
+        </w:numPr>
+        <w:spacing w:line="360" w:lineRule="auto"/>
+        <w:pPrChange w:id="123" w:author="Gottfried Zimmermann" w:date="2026-06-26T16:18:00Z" w16du:dateUtc="2026-06-26T14:18:00Z">
+          <w:pPr>
+            <w:pStyle w:val="Listenabsatz"/>
+            <w:numPr>
+              <w:ilvl w:val="2"/>
+              <w:numId w:val="5"/>
+            </w:numPr>
+            <w:spacing w:line="360" w:lineRule="auto"/>
+            <w:ind w:left="2160" w:hanging="180"/>
+          </w:pPr>
+        </w:pPrChange>
+      </w:pPr>
+      <w:r>
+        <w:rPr>
+          <w:lang w:bidi="th-TH"/>
+        </w:rPr>
+        <w:t>Erklären, wie man bei einem bewilligtem Nachteilsausgleich die Zeitverlängerung im Examenskurs einrichten kann (auf Schritt-für-Schritt-Anleitung im Examenskurs hinweisen)</w:t>
+      </w:r>
+      <w:ins w:id="124" w:author="Gottfried Zimmermann" w:date="2026-06-26T16:18:00Z" w16du:dateUtc="2026-06-26T14:18:00Z">
+        <w:r>
+          <w:rPr>
+            <w:lang w:bidi="th-TH"/>
+          </w:rPr>
+          <w:t>.</w:t>
+        </w:r>
+      </w:ins>
+    </w:p>
+    <w:p>
+      <w:pPr>
+        <w:pStyle w:val="Listenabsatz"/>
+        <w:numPr>
+          <w:ilvl w:val="1"/>
+          <w:numId w:val="5"/>
+        </w:numPr>
+        <w:spacing w:line="360" w:lineRule="auto"/>
+        <w:rPr>
+          <w:del w:id="125" w:author="Gottfried Zimmermann" w:date="2026-06-26T16:14:00Z" w16du:dateUtc="2026-06-26T14:14:00Z"/>
+        </w:rPr>
+      </w:pPr>
+      <w:del w:id="126" w:author="Gottfried Zimmermann" w:date="2026-06-26T16:14:00Z" w16du:dateUtc="2026-06-26T14:14:00Z">
+        <w:r>
+          <w:delText>Selbsteinschreibung (Teilnehmer/in) aktivieren</w:delText>
+        </w:r>
+      </w:del>
     </w:p>
     <w:p>
       <w:pPr>
@@ -759,74 +1631,18 @@
           <w:numId w:val="5"/>
         </w:numPr>
         <w:spacing w:line="360" w:lineRule="auto"/>
-      </w:pPr>
-      <w:r>
         <w:rPr>
-          <w:lang w:bidi="th-TH"/>
+          <w:del w:id="127" w:author="Gottfried Zimmermann" w:date="2026-06-26T16:14:00Z" w16du:dateUtc="2026-06-26T14:14:00Z"/>
         </w:rPr>
-        <w:t>Alle Aufsichtspersonen müssen sich vorab auf der Moodle-Plattform registrieren</w:t>
-      </w:r>
-    </w:p>
-    <w:p>
-      <w:pPr>
-        <w:pStyle w:val="Listenabsatz"/>
-        <w:numPr>
-          <w:ilvl w:val="2"/>
-          <w:numId w:val="5"/>
-        </w:numPr>
-        <w:spacing w:line="360" w:lineRule="auto"/>
-      </w:pPr>
-      <w:r>
-        <w:rPr>
-          <w:lang w:bidi="th-TH"/>
-        </w:rPr>
-        <w:t>Ggf. Testablauf mit den Aufsichtspersonen durchführen</w:t>
-      </w:r>
-    </w:p>
-    <w:p>
-      <w:pPr>
-        <w:pStyle w:val="Listenabsatz"/>
-        <w:numPr>
-          <w:ilvl w:val="2"/>
-          <w:numId w:val="5"/>
-        </w:numPr>
-        <w:spacing w:line="360" w:lineRule="auto"/>
-      </w:pPr>
-      <w:r>
-        <w:rPr>
-          <w:lang w:bidi="th-TH"/>
-        </w:rPr>
-        <w:t>Erklären, wie man bei einem bewilligtem Nachteilsausgleich die Zeitverlängerung im Examenskurs einrichten kann (auf Schritt-für-Schritt-Anleitung im Examenskurs hinweisen)</w:t>
-      </w:r>
-    </w:p>
-    <w:p>
-      <w:pPr>
-        <w:pStyle w:val="Listenabsatz"/>
-        <w:numPr>
-          <w:ilvl w:val="1"/>
-          <w:numId w:val="5"/>
-        </w:numPr>
-        <w:spacing w:line="360" w:lineRule="auto"/>
-      </w:pPr>
-      <w:r>
-        <w:t>Selbsteinschreibung (Teilnehmer/in) aktivieren</w:t>
-      </w:r>
-    </w:p>
-    <w:p>
-      <w:pPr>
-        <w:pStyle w:val="Listenabsatz"/>
-        <w:numPr>
-          <w:ilvl w:val="2"/>
-          <w:numId w:val="5"/>
-        </w:numPr>
-        <w:spacing w:line="360" w:lineRule="auto"/>
-      </w:pPr>
-      <w:r>
-        <w:rPr>
-          <w:lang w:bidi="de-DE"/>
-        </w:rPr>
-        <w:t>Ab dem Zeitpunkt, indem die Selbsteinschreibung aktiviert ist, können sich die Teilnehmende mit ihrem Einschreibeschlüssel in den Examenskurs einschreiben</w:t>
-      </w:r>
+      </w:pPr>
+      <w:del w:id="128" w:author="Gottfried Zimmermann" w:date="2026-06-26T16:14:00Z" w16du:dateUtc="2026-06-26T14:14:00Z">
+        <w:r>
+          <w:rPr>
+            <w:lang w:bidi="de-DE"/>
+          </w:rPr>
+          <w:delText>Ab dem Zeitpunkt, indem die Selbsteinschreibung aktiviert ist, können sich die Teilnehmende mit ihrem Einschreibeschlüssel in den Examenskurs einschreiben</w:delText>
+        </w:r>
+      </w:del>
     </w:p>
     <w:p>
       <w:pPr>
@@ -987,10 +1803,65 @@
         <w:rPr>
           <w:lang w:bidi="th-TH"/>
         </w:rPr>
-        <w:t>Prüfungsanmeldung eine Woche vor dem jeweiligen Prüfungstermin schließen</w:t>
+        <w:t>Prüfungs</w:t>
       </w:r>
+      <w:ins w:id="129" w:author="Gottfried Zimmermann" w:date="2026-06-26T16:18:00Z" w16du:dateUtc="2026-06-26T14:18:00Z">
+        <w:r>
+          <w:rPr>
+            <w:lang w:bidi="th-TH"/>
+          </w:rPr>
+          <w:t>optionen jeweils</w:t>
+        </w:r>
+      </w:ins>
+      <w:del w:id="130" w:author="Gottfried Zimmermann" w:date="2026-06-26T16:18:00Z" w16du:dateUtc="2026-06-26T14:18:00Z">
+        <w:r>
+          <w:rPr>
+            <w:lang w:bidi="th-TH"/>
+          </w:rPr>
+          <w:delText>anmeldung</w:delText>
+        </w:r>
+      </w:del>
       <w:r>
-        <w:t xml:space="preserve"> und aus dem Anmeldeformular entfernen</w:t>
+        <w:rPr>
+          <w:lang w:bidi="th-TH"/>
+        </w:rPr>
+        <w:t xml:space="preserve"> </w:t>
+      </w:r>
+      <w:del w:id="131" w:author="Gottfried Zimmermann" w:date="2026-06-26T16:19:00Z" w16du:dateUtc="2026-06-26T14:19:00Z">
+        <w:r>
+          <w:rPr>
+            <w:lang w:bidi="th-TH"/>
+          </w:rPr>
+          <w:delText>eine Woche</w:delText>
+        </w:r>
+      </w:del>
+      <w:ins w:id="132" w:author="Gottfried Zimmermann" w:date="2026-06-26T16:19:00Z" w16du:dateUtc="2026-06-26T14:19:00Z">
+        <w:r>
+          <w:rPr>
+            <w:lang w:bidi="th-TH"/>
+          </w:rPr>
+          <w:t>6 Tage</w:t>
+        </w:r>
+      </w:ins>
+      <w:r>
+        <w:rPr>
+          <w:lang w:bidi="th-TH"/>
+        </w:rPr>
+        <w:t xml:space="preserve"> vor dem jeweiligen Prüfungstermin </w:t>
+      </w:r>
+      <w:del w:id="133" w:author="Gottfried Zimmermann" w:date="2026-06-26T16:19:00Z" w16du:dateUtc="2026-06-26T14:19:00Z">
+        <w:r>
+          <w:rPr>
+            <w:lang w:bidi="th-TH"/>
+          </w:rPr>
+          <w:delText>schließen</w:delText>
+        </w:r>
+        <w:r>
+          <w:delText xml:space="preserve"> und </w:delText>
+        </w:r>
+      </w:del>
+      <w:r>
+        <w:t>aus dem Anmeldeformular entfernen</w:t>
       </w:r>
     </w:p>
     <w:p>
@@ -1009,7 +1880,6 @@
         <w:rPr>
           <w:lang w:bidi="th-TH"/>
         </w:rPr>
-        <w:lastRenderedPageBreak/>
         <w:t>Nach Anmeldeschluss Prüfungsanmeldungen herunterladen</w:t>
       </w:r>
       <w:r>
@@ -1021,15 +1891,17 @@
         </w:rPr>
         <w:t>an die austragenden Organisationen weiterleiten</w:t>
       </w:r>
-      <w:r>
-        <w:t xml:space="preserve"> (siehe </w:t>
-      </w:r>
-      <w:r>
-        <w:t>7</w:t>
-      </w:r>
-      <w:r>
-        <w:t>.)</w:t>
-      </w:r>
+      <w:del w:id="134" w:author="Gottfried Zimmermann" w:date="2026-06-26T16:19:00Z" w16du:dateUtc="2026-06-26T14:19:00Z">
+        <w:r>
+          <w:delText xml:space="preserve"> (siehe </w:delText>
+        </w:r>
+        <w:r>
+          <w:delText>7</w:delText>
+        </w:r>
+        <w:r>
+          <w:delText>.)</w:delText>
+        </w:r>
+      </w:del>
     </w:p>
     <w:p>
       <w:pPr>
@@ -1303,7 +2175,23 @@
         <w:spacing w:line="360" w:lineRule="auto"/>
       </w:pPr>
       <w:r>
-        <w:t>Link zum Examenskurs sowie der dazugehörige Einschreibeschlüssel, damit sich die Prüflinge vorab in diesen Kurs einschreiben können und ggf. mit dem Screenreader testen können</w:t>
+        <w:t xml:space="preserve">Link zum </w:t>
+      </w:r>
+      <w:ins w:id="135" w:author="Gottfried Zimmermann" w:date="2026-06-26T16:19:00Z" w16du:dateUtc="2026-06-26T14:19:00Z">
+        <w:r>
+          <w:t>Probe-</w:t>
+        </w:r>
+      </w:ins>
+      <w:r>
+        <w:t>Examenskurs</w:t>
+      </w:r>
+      <w:del w:id="136" w:author="Gottfried Zimmermann" w:date="2026-06-26T16:19:00Z" w16du:dateUtc="2026-06-26T14:19:00Z">
+        <w:r>
+          <w:delText xml:space="preserve"> sowie der dazugehörige Einschreibeschlüssel</w:delText>
+        </w:r>
+      </w:del>
+      <w:r>
+        <w:t>, damit sich die Prüflinge vorab in diesen Kurs einschreiben können und ggf. mit dem Screenreader testen können</w:t>
       </w:r>
     </w:p>
     <w:p>
@@ -1315,8 +2203,18 @@
         </w:numPr>
         <w:spacing w:line="360" w:lineRule="auto"/>
       </w:pPr>
+      <w:del w:id="137" w:author="Gottfried Zimmermann" w:date="2026-06-26T16:19:00Z" w16du:dateUtc="2026-06-26T14:19:00Z">
+        <w:r>
+          <w:delText>Ggf. d</w:delText>
+        </w:r>
+      </w:del>
+      <w:ins w:id="138" w:author="Gottfried Zimmermann" w:date="2026-06-26T16:19:00Z" w16du:dateUtc="2026-06-26T14:19:00Z">
+        <w:r>
+          <w:t>D</w:t>
+        </w:r>
+      </w:ins>
       <w:r>
-        <w:t>Ggf. darüber informieren, dass Laptops selbst mitgebracht werden müssen</w:t>
+        <w:t>arüber informieren, dass Laptops selbst mitgebracht werden müssen</w:t>
       </w:r>
     </w:p>
     <w:p>
@@ -1328,8 +2226,21 @@
         </w:numPr>
         <w:spacing w:line="360" w:lineRule="auto"/>
       </w:pPr>
+      <w:del w:id="139" w:author="Gottfried Zimmermann" w:date="2026-06-26T16:20:00Z" w16du:dateUtc="2026-06-26T14:20:00Z">
+        <w:r>
+          <w:delText xml:space="preserve">Verlinkung zu den </w:delText>
+        </w:r>
+      </w:del>
       <w:r>
-        <w:t>Verlinkung zu den Merkblättern (</w:t>
+        <w:t>Merkblätter</w:t>
+      </w:r>
+      <w:del w:id="140" w:author="Gottfried Zimmermann" w:date="2026-06-26T16:20:00Z" w16du:dateUtc="2026-06-26T14:20:00Z">
+        <w:r>
+          <w:delText>n</w:delText>
+        </w:r>
+      </w:del>
+      <w:r>
+        <w:t xml:space="preserve"> (</w:t>
       </w:r>
       <w:r>
         <w:rPr>
@@ -1376,8 +2287,14 @@
         <w:spacing w:line="360" w:lineRule="auto"/>
       </w:pPr>
       <w:r>
-        <w:t>Kontaktdaten der jeweiligen Aufsichtsperson beifügen</w:t>
+        <w:lastRenderedPageBreak/>
+        <w:t xml:space="preserve">Kontaktdaten der jeweiligen Aufsichtsperson </w:t>
       </w:r>
+      <w:del w:id="141" w:author="Gottfried Zimmermann" w:date="2026-06-26T16:20:00Z" w16du:dateUtc="2026-06-26T14:20:00Z">
+        <w:r>
+          <w:delText>beifügen</w:delText>
+        </w:r>
+      </w:del>
     </w:p>
     <w:p>
       <w:pPr>
@@ -1388,11 +2305,27 @@
         </w:numPr>
         <w:spacing w:line="360" w:lineRule="auto"/>
       </w:pPr>
+      <w:del w:id="142" w:author="Gottfried Zimmermann" w:date="2026-06-26T16:20:00Z" w16du:dateUtc="2026-06-26T14:20:00Z">
+        <w:r>
+          <w:rPr>
+            <w:lang w:bidi="th-TH"/>
+          </w:rPr>
+          <w:delText>Empfängt e</w:delText>
+        </w:r>
+      </w:del>
+      <w:ins w:id="143" w:author="Gottfried Zimmermann" w:date="2026-06-26T16:20:00Z" w16du:dateUtc="2026-06-26T14:20:00Z">
+        <w:r>
+          <w:rPr>
+            <w:lang w:bidi="th-TH"/>
+          </w:rPr>
+          <w:t>E</w:t>
+        </w:r>
+      </w:ins>
       <w:r>
         <w:rPr>
           <w:lang w:bidi="th-TH"/>
         </w:rPr>
-        <w:t>Empfängt eingescannte Unterschriftenliste und Protokollblatt von den austragenden Organisationen per E</w:t>
+        <w:t>ingescannte Unterschriftenliste und Protokollblatt von den austragenden Organisationen per E</w:t>
       </w:r>
       <w:r>
         <w:rPr>
@@ -1415,6 +2348,11 @@
           <w:t>bf-lehren@hdm-stuttgart.de</w:t>
         </w:r>
       </w:hyperlink>
+      <w:ins w:id="144" w:author="Gottfried Zimmermann" w:date="2026-06-26T16:20:00Z" w16du:dateUtc="2026-06-26T14:20:00Z">
+        <w:r>
+          <w:t xml:space="preserve"> empfangen</w:t>
+        </w:r>
+      </w:ins>
       <w:r>
         <w:rPr>
           <w:lang w:bidi="th-TH"/>
@@ -1431,39 +2369,42 @@
         </w:numPr>
         <w:spacing w:line="360" w:lineRule="auto"/>
         <w:rPr>
+          <w:del w:id="145" w:author="Gottfried Zimmermann" w:date="2026-06-26T16:20:00Z" w16du:dateUtc="2026-06-26T14:20:00Z"/>
           <w:lang w:bidi="th-TH"/>
         </w:rPr>
       </w:pPr>
-      <w:r>
-        <w:rPr>
-          <w:lang w:bidi="th-TH"/>
-        </w:rPr>
-        <w:t xml:space="preserve">Nach Prüfungsrunde Selbsteinschreibung (Teilnehmer/in) deaktivieren und Kurs vorbereiten (siehe </w:t>
-      </w:r>
-      <w:r>
-        <w:rPr>
-          <w:lang w:bidi="th-TH"/>
-        </w:rPr>
-        <w:t>4</w:t>
-      </w:r>
-      <w:r>
-        <w:rPr>
-          <w:lang w:bidi="th-TH"/>
-        </w:rPr>
-        <w:t>a</w:t>
-      </w:r>
-      <w:r>
-        <w:rPr>
-          <w:lang w:bidi="th-TH"/>
-        </w:rPr>
-        <w:t>.</w:t>
-      </w:r>
-      <w:r>
-        <w:rPr>
-          <w:lang w:bidi="th-TH"/>
-        </w:rPr>
-        <w:t>)</w:t>
-      </w:r>
+      <w:del w:id="146" w:author="Gottfried Zimmermann" w:date="2026-06-26T16:20:00Z" w16du:dateUtc="2026-06-26T14:20:00Z">
+        <w:r>
+          <w:rPr>
+            <w:lang w:bidi="th-TH"/>
+          </w:rPr>
+          <w:delText xml:space="preserve">Nach Prüfungsrunde Selbsteinschreibung (Teilnehmer/in) deaktivieren und Kurs vorbereiten (siehe </w:delText>
+        </w:r>
+        <w:r>
+          <w:rPr>
+            <w:lang w:bidi="th-TH"/>
+          </w:rPr>
+          <w:delText>4</w:delText>
+        </w:r>
+        <w:r>
+          <w:rPr>
+            <w:lang w:bidi="th-TH"/>
+          </w:rPr>
+          <w:delText>a</w:delText>
+        </w:r>
+        <w:r>
+          <w:rPr>
+            <w:lang w:bidi="th-TH"/>
+          </w:rPr>
+          <w:delText>.</w:delText>
+        </w:r>
+        <w:r>
+          <w:rPr>
+            <w:lang w:bidi="th-TH"/>
+          </w:rPr>
+          <w:delText>)</w:delText>
+        </w:r>
+      </w:del>
     </w:p>
     <w:p>
       <w:pPr>
@@ -1537,14 +2478,12 @@
           <w:rFonts w:ascii="Arial" w:eastAsia="Arial" w:hAnsi="Arial" w:cs="Arial"/>
         </w:rPr>
       </w:pPr>
-      <w:proofErr w:type="gramStart"/>
       <w:r>
         <w:rPr>
           <w:rFonts w:ascii="Arial" w:eastAsia="Arial" w:hAnsi="Arial" w:cs="Arial"/>
         </w:rPr>
         <w:t>Tel. ??</w:t>
       </w:r>
-      <w:proofErr w:type="gramEnd"/>
     </w:p>
     <w:sectPr>
       <w:pgSz w:w="11906" w:h="16838"/>
@@ -3540,6 +4479,14 @@
     <w:abstractNumId w:val="5"/>
   </w:num>
 </w:numbering>
+</file>
+
+<file path=word/people.xml><?xml version="1.0" encoding="utf-8"?>
+<w15:people xmlns:wpc="http://schemas.microsoft.com/office/word/2010/wordprocessingCanvas" xmlns:cx="http://schemas.microsoft.com/office/drawing/2014/chartex" xmlns:cx1="http://schemas.microsoft.com/office/drawing/2015/9/8/chartex" xmlns:cx2="http://schemas.microsoft.com/office/drawing/2015/10/21/chartex" xmlns:cx3="http://schemas.microsoft.com/office/drawing/2016/5/9/chartex" xmlns:cx4="http://schemas.microsoft.com/office/drawing/2016/5/10/chartex" xmlns:cx5="http://schemas.microsoft.com/office/drawing/2016/5/11/chartex" xmlns:cx6="http://schemas.microsoft.com/office/drawing/2016/5/12/chartex" xmlns:cx7="http://schemas.microsoft.com/office/drawing/2016/5/13/chartex" xmlns:cx8="http://schemas.microsoft.com/office/drawing/2016/5/14/chartex" xmlns:mc="http://schemas.openxmlformats.org/markup-compatibility/2006" xmlns:aink="http://schemas.microsoft.com/office/drawing/2016/ink" xmlns:am3d="http://schemas.microsoft.com/office/drawing/2017/model3d" xmlns:o="urn:schemas-microsoft-com:office:office" xmlns:oel="http://schemas.microsoft.com/office/2019/extlst" xmlns:r="http://schemas.openxmlformats.org/officeDocument/2006/relationships" xmlns:m="http://schemas.openxmlformats.org/officeDocument/2006/math" xmlns:v="urn:schemas-microsoft-com:vml" xmlns:wp14="http://schemas.microsoft.com/office/word/2010/wordprocessingDrawing" xmlns:wp="http://schemas.openxmlformats.org/drawingml/2006/wordprocessingDrawing" xmlns:w10="urn:schemas-microsoft-com:office:word" xmlns:w="http://schemas.openxmlformats.org/wordprocessingml/2006/main" xmlns:w14="http://schemas.microsoft.com/office/word/2010/wordml" xmlns:w15="http://schemas.microsoft.com/office/word/2012/wordml" xmlns:w16cex="http://schemas.microsoft.com/office/word/2018/wordml/cex" xmlns:w16cid="http://schemas.microsoft.com/office/word/2016/wordml/cid" xmlns:w16="http://schemas.microsoft.com/office/word/2018/wordml" xmlns:w16du="http://schemas.microsoft.com/office/word/2023/wordml/word16du" xmlns:w16sdtdh="http://schemas.microsoft.com/office/word/2020/wordml/sdtdatahash" xmlns:w16sdtfl="http://schemas.microsoft.com/office/word/2024/wordml/sdtformatlock" xmlns:w16se="http://schemas.microsoft.com/office/word/2015/wordml/symex" xmlns:wpg="http://schemas.microsoft.com/office/word/2010/wordprocessingGroup" xmlns:wpi="http://schemas.microsoft.com/office/word/2010/wordprocessingInk" xmlns:wne="http://schemas.microsoft.com/office/word/2006/wordml" xmlns:wps="http://schemas.microsoft.com/office/word/2010/wordprocessingShape" mc:Ignorable="w14 w15 w16se w16cid w16 w16cex w16sdtdh w16sdtfl w16du wp14">
+  <w15:person w15:author="Gottfried Zimmermann">
+    <w15:presenceInfo w15:providerId="Windows Live" w15:userId="89dddc6042953ddf"/>
+  </w15:person>
+</w15:people>
 </file>
 
 <file path=word/styles.xml><?xml version="1.0" encoding="utf-8"?>
@@ -15894,6 +16841,16 @@
       <w:shd w:val="clear" w:color="auto" w:fill="E1DFDD"/>
     </w:rPr>
   </w:style>
+  <w:style w:type="paragraph" w:styleId="berarbeitung">
+    <w:name w:val="Revision"/>
+    <w:hidden/>
+    <w:uiPriority w:val="99"/>
+    <w:semiHidden/>
+    <w:rsid w:val="00234A7B"/>
+    <w:pPr>
+      <w:spacing w:after="0" w:line="240" w:lineRule="auto"/>
+    </w:pPr>
+  </w:style>
 </w:styles>
 </file>
 

--- a/Merkblätter/Merkblatt_zentrale_Prüfungsadministration_KB_allgemein.docx
+++ b/Merkblätter/Merkblatt_zentrale_Prüfungsadministration_KB_allgemein.docx
@@ -28,24 +28,13 @@
         </w:rPr>
         <w:t xml:space="preserve">Version </w:t>
       </w:r>
-      <w:ins w:id="0" w:author="Gottfried Zimmermann" w:date="2026-06-26T16:07:00Z" w16du:dateUtc="2026-06-26T14:07:00Z">
-        <w:r>
-          <w:rPr>
-            <w:i/>
-            <w:iCs/>
-          </w:rPr>
-          <w:t>3</w:t>
-        </w:r>
-      </w:ins>
-      <w:del w:id="1" w:author="Gottfried Zimmermann" w:date="2026-06-26T16:07:00Z" w16du:dateUtc="2026-06-26T14:07:00Z">
-        <w:r>
-          <w:rPr>
-            <w:i/>
-            <w:iCs/>
-          </w:rPr>
-          <w:delText>2</w:delText>
-        </w:r>
-      </w:del>
+      <w:r>
+        <w:rPr>
+          <w:i/>
+          <w:iCs/>
+        </w:rPr>
+        <w:t>3</w:t>
+      </w:r>
       <w:r>
         <w:rPr>
           <w:i/>
@@ -74,45 +63,13 @@
         </w:rPr>
         <w:t>0</w:t>
       </w:r>
-      <w:del w:id="2" w:author="Gottfried Zimmermann" w:date="2026-06-26T16:07:00Z" w16du:dateUtc="2026-06-26T14:07:00Z">
-        <w:r>
-          <w:rPr>
-            <w:i/>
-            <w:iCs/>
-          </w:rPr>
-          <w:delText>3</w:delText>
-        </w:r>
-        <w:r>
-          <w:rPr>
-            <w:i/>
-            <w:iCs/>
-          </w:rPr>
-          <w:delText>-</w:delText>
-        </w:r>
-        <w:r>
-          <w:rPr>
-            <w:i/>
-            <w:iCs/>
-          </w:rPr>
-          <w:delText>1</w:delText>
-        </w:r>
-        <w:r>
-          <w:rPr>
-            <w:i/>
-            <w:iCs/>
-          </w:rPr>
-          <w:delText>3</w:delText>
-        </w:r>
-      </w:del>
-      <w:ins w:id="3" w:author="Gottfried Zimmermann" w:date="2026-06-26T16:07:00Z" w16du:dateUtc="2026-06-26T14:07:00Z">
-        <w:r>
-          <w:rPr>
-            <w:i/>
-            <w:iCs/>
-          </w:rPr>
-          <w:t>6-26</w:t>
-        </w:r>
-      </w:ins>
+      <w:r>
+        <w:rPr>
+          <w:i/>
+          <w:iCs/>
+        </w:rPr>
+        <w:t>6-26</w:t>
+      </w:r>
     </w:p>
     <w:p>
       <w:pPr>
@@ -297,16 +254,6 @@
         </w:numPr>
         <w:spacing w:line="360" w:lineRule="auto"/>
       </w:pPr>
-      <w:del w:id="4" w:author="Gottfried Zimmermann" w:date="2026-06-26T16:11:00Z" w16du:dateUtc="2026-06-26T14:11:00Z">
-        <w:r>
-          <w:rPr>
-            <w:b/>
-            <w:bCs/>
-            <w:lang w:bidi="th-TH"/>
-          </w:rPr>
-          <w:delText xml:space="preserve">Verwaltung des </w:delText>
-        </w:r>
-      </w:del>
       <w:r>
         <w:rPr>
           <w:b/>
@@ -344,21 +291,16 @@
           <w:numId w:val="5"/>
         </w:numPr>
         <w:spacing w:line="360" w:lineRule="auto"/>
+      </w:pPr>
+      <w:r>
+        <w:t xml:space="preserve">Alten Examenskurs sichern </w:t>
+      </w:r>
+      <w:r>
         <w:rPr>
-          <w:ins w:id="5" w:author="Gottfried Zimmermann" w:date="2026-06-26T16:10:00Z" w16du:dateUtc="2026-06-26T14:10:00Z"/>
+          <w:lang w:bidi="th-TH"/>
         </w:rPr>
-      </w:pPr>
-      <w:ins w:id="6" w:author="Gottfried Zimmermann" w:date="2026-06-26T16:10:00Z" w16du:dateUtc="2026-06-26T14:10:00Z">
-        <w:r>
-          <w:t xml:space="preserve">Alten Examenskurs sichern </w:t>
-        </w:r>
-        <w:r>
-          <w:rPr>
-            <w:lang w:bidi="th-TH"/>
-          </w:rPr>
-          <w:t>(inkl. Teilnehmerdaten, Aktivitäten und Ergebnisse)</w:t>
-        </w:r>
-      </w:ins>
+        <w:t>(inkl. Teilnehmerdaten, Aktivitäten und Ergebnisse)</w:t>
+      </w:r>
     </w:p>
     <w:p>
       <w:pPr>
@@ -368,298 +310,13 @@
           <w:numId w:val="5"/>
         </w:numPr>
         <w:spacing w:line="360" w:lineRule="auto"/>
+      </w:pPr>
+      <w:r>
         <w:rPr>
-          <w:del w:id="7" w:author="Gottfried Zimmermann" w:date="2026-06-26T16:10:00Z" w16du:dateUtc="2026-06-26T14:10:00Z"/>
-        </w:rPr>
-        <w:pPrChange w:id="8" w:author="Gottfried Zimmermann" w:date="2026-06-26T16:10:00Z" w16du:dateUtc="2026-06-26T14:10:00Z">
-          <w:pPr>
-            <w:pStyle w:val="Listenabsatz"/>
-            <w:numPr>
-              <w:ilvl w:val="1"/>
-              <w:numId w:val="5"/>
-            </w:numPr>
-            <w:spacing w:line="360" w:lineRule="auto"/>
-            <w:ind w:left="1440" w:hanging="360"/>
-          </w:pPr>
-        </w:pPrChange>
-      </w:pPr>
-      <w:del w:id="9" w:author="Gottfried Zimmermann" w:date="2026-06-26T16:09:00Z" w16du:dateUtc="2026-06-26T14:09:00Z">
-        <w:r>
-          <w:rPr>
-            <w:lang w:bidi="th-TH"/>
-          </w:rPr>
-          <w:delText>Sollte zuvor eine Prüfungsrunde stattgefunden haben:</w:delText>
-        </w:r>
-      </w:del>
-      <w:ins w:id="10" w:author="Gottfried Zimmermann" w:date="2026-06-26T16:09:00Z" w16du:dateUtc="2026-06-26T14:09:00Z">
-        <w:r>
-          <w:rPr>
-            <w:lang w:bidi="th-TH"/>
-          </w:rPr>
-          <w:t>Alten Examenskurs</w:t>
-        </w:r>
-      </w:ins>
-      <w:ins w:id="11" w:author="Gottfried Zimmermann" w:date="2026-06-26T16:10:00Z" w16du:dateUtc="2026-06-26T14:10:00Z">
-        <w:r>
-          <w:rPr>
-            <w:lang w:bidi="th-TH"/>
-          </w:rPr>
-          <w:t xml:space="preserve"> in einen neuen kopieren</w:t>
-        </w:r>
-      </w:ins>
-    </w:p>
-    <w:p>
-      <w:pPr>
-        <w:pStyle w:val="Listenabsatz"/>
-        <w:numPr>
-          <w:ilvl w:val="1"/>
-          <w:numId w:val="5"/>
-        </w:numPr>
-        <w:spacing w:line="360" w:lineRule="auto"/>
-        <w:rPr>
-          <w:ins w:id="12" w:author="Gottfried Zimmermann" w:date="2026-06-26T16:10:00Z" w16du:dateUtc="2026-06-26T14:10:00Z"/>
-        </w:rPr>
-      </w:pPr>
-      <w:del w:id="13" w:author="Gottfried Zimmermann" w:date="2026-06-26T16:10:00Z" w16du:dateUtc="2026-06-26T14:10:00Z">
-        <w:r>
-          <w:rPr>
-            <w:lang w:bidi="th-TH"/>
-          </w:rPr>
-          <w:delText>Sicherung des gesamten Kurses</w:delText>
-        </w:r>
-      </w:del>
-      <w:ins w:id="14" w:author="Gottfried Zimmermann" w:date="2026-06-26T16:07:00Z" w16du:dateUtc="2026-06-26T14:07:00Z">
-        <w:r>
-          <w:rPr>
-            <w:lang w:bidi="th-TH"/>
-          </w:rPr>
-          <w:t xml:space="preserve"> </w:t>
-        </w:r>
-      </w:ins>
-      <w:ins w:id="15" w:author="Gottfried Zimmermann" w:date="2026-06-26T16:10:00Z" w16du:dateUtc="2026-06-26T14:10:00Z">
-        <w:r>
-          <w:rPr>
-            <w:lang w:bidi="th-TH"/>
-          </w:rPr>
-          <w:t>(ohne Teilnehmerdaten)</w:t>
-        </w:r>
-      </w:ins>
-    </w:p>
-    <w:p>
-      <w:pPr>
-        <w:pStyle w:val="Listenabsatz"/>
-        <w:numPr>
-          <w:ilvl w:val="1"/>
-          <w:numId w:val="5"/>
-        </w:numPr>
-        <w:spacing w:line="360" w:lineRule="auto"/>
-        <w:rPr>
-          <w:del w:id="16" w:author="Gottfried Zimmermann" w:date="2026-06-26T16:10:00Z" w16du:dateUtc="2026-06-26T14:10:00Z"/>
-        </w:rPr>
-        <w:pPrChange w:id="17" w:author="Gottfried Zimmermann" w:date="2026-06-26T16:10:00Z" w16du:dateUtc="2026-06-26T14:10:00Z">
-          <w:pPr>
-            <w:pStyle w:val="Listenabsatz"/>
-            <w:numPr>
-              <w:ilvl w:val="2"/>
-              <w:numId w:val="5"/>
-            </w:numPr>
-            <w:spacing w:line="360" w:lineRule="auto"/>
-            <w:ind w:left="2160" w:hanging="180"/>
-          </w:pPr>
-        </w:pPrChange>
-      </w:pPr>
-    </w:p>
-    <w:p>
-      <w:pPr>
-        <w:pStyle w:val="Listenabsatz"/>
-        <w:numPr>
-          <w:ilvl w:val="2"/>
-          <w:numId w:val="5"/>
-        </w:numPr>
-        <w:spacing w:line="360" w:lineRule="auto"/>
-        <w:rPr>
-          <w:del w:id="18" w:author="Gottfried Zimmermann" w:date="2026-06-26T16:08:00Z" w16du:dateUtc="2026-06-26T14:08:00Z"/>
           <w:lang w:bidi="th-TH"/>
         </w:rPr>
-      </w:pPr>
-      <w:del w:id="19" w:author="Gottfried Zimmermann" w:date="2026-06-26T16:08:00Z" w16du:dateUtc="2026-06-26T14:08:00Z">
-        <w:r>
-          <w:rPr>
-            <w:lang w:bidi="th-TH"/>
-          </w:rPr>
-          <w:delText>Sicherung der einzelnen Aktivitäten und Ergebnisse</w:delText>
-        </w:r>
-        <w:r>
-          <w:delText>:</w:delText>
-        </w:r>
-      </w:del>
-    </w:p>
-    <w:p>
-      <w:pPr>
-        <w:pStyle w:val="Listenabsatz"/>
-        <w:numPr>
-          <w:ilvl w:val="3"/>
-          <w:numId w:val="5"/>
-        </w:numPr>
-        <w:spacing w:line="360" w:lineRule="auto"/>
-        <w:rPr>
-          <w:del w:id="20" w:author="Gottfried Zimmermann" w:date="2026-06-26T16:08:00Z" w16du:dateUtc="2026-06-26T14:08:00Z"/>
-        </w:rPr>
-      </w:pPr>
-      <w:del w:id="21" w:author="Gottfried Zimmermann" w:date="2026-06-26T16:08:00Z" w16du:dateUtc="2026-06-26T14:08:00Z">
-        <w:r>
-          <w:rPr>
-            <w:lang w:bidi="th-TH"/>
-          </w:rPr>
-          <w:delText xml:space="preserve">Sicherung „Examen“ &amp; Prüfungsergebnisse </w:delText>
-        </w:r>
-        <w:r>
-          <w:rPr>
-            <w:lang w:bidi="th-TH"/>
-          </w:rPr>
-          <w:delText xml:space="preserve">(Bewertung) </w:delText>
-        </w:r>
-        <w:r>
-          <w:rPr>
-            <w:rFonts w:ascii="Arial" w:eastAsia="Arial" w:hAnsi="Arial" w:cs="Arial"/>
-            <w:color w:val="1D2125"/>
-            <w:sz w:val="23"/>
-          </w:rPr>
-          <w:delText>herunterladen</w:delText>
-        </w:r>
-      </w:del>
-    </w:p>
-    <w:p>
-      <w:pPr>
-        <w:pStyle w:val="Listenabsatz"/>
-        <w:numPr>
-          <w:ilvl w:val="3"/>
-          <w:numId w:val="5"/>
-        </w:numPr>
-        <w:spacing w:line="360" w:lineRule="auto"/>
-        <w:rPr>
-          <w:del w:id="22" w:author="Gottfried Zimmermann" w:date="2026-06-26T16:08:00Z" w16du:dateUtc="2026-06-26T14:08:00Z"/>
-          <w:lang w:bidi="th-TH"/>
-        </w:rPr>
-      </w:pPr>
-      <w:del w:id="23" w:author="Gottfried Zimmermann" w:date="2026-06-26T16:08:00Z" w16du:dateUtc="2026-06-26T14:08:00Z">
-        <w:r>
-          <w:rPr>
-            <w:lang w:bidi="th-TH"/>
-          </w:rPr>
-          <w:delText>Sicherung „Feedback-Fragebogen zur Prüfung“ &amp; Feedback-Antworten herunterladen (falls im Kurs vorhanden)</w:delText>
-        </w:r>
-      </w:del>
-    </w:p>
-    <w:p>
-      <w:pPr>
-        <w:pStyle w:val="Listenabsatz"/>
-        <w:numPr>
-          <w:ilvl w:val="2"/>
-          <w:numId w:val="5"/>
-        </w:numPr>
-        <w:spacing w:line="360" w:lineRule="auto"/>
-        <w:rPr>
-          <w:del w:id="24" w:author="Gottfried Zimmermann" w:date="2026-06-26T16:10:00Z" w16du:dateUtc="2026-06-26T14:10:00Z"/>
-          <w:lang w:bidi="th-TH"/>
-        </w:rPr>
-      </w:pPr>
-      <w:del w:id="25" w:author="Gottfried Zimmermann" w:date="2026-06-26T16:10:00Z" w16du:dateUtc="2026-06-26T14:10:00Z">
-        <w:r>
-          <w:rPr>
-            <w:lang w:bidi="th-TH"/>
-          </w:rPr>
-          <w:delText>Nach vollständiger Sicherung:</w:delText>
-        </w:r>
-      </w:del>
-    </w:p>
-    <w:p>
-      <w:pPr>
-        <w:pStyle w:val="Listenabsatz"/>
-        <w:numPr>
-          <w:ilvl w:val="3"/>
-          <w:numId w:val="5"/>
-        </w:numPr>
-        <w:spacing w:line="360" w:lineRule="auto"/>
-        <w:rPr>
-          <w:del w:id="26" w:author="Gottfried Zimmermann" w:date="2026-06-26T16:10:00Z" w16du:dateUtc="2026-06-26T14:10:00Z"/>
-          <w:lang w:bidi="th-TH"/>
-        </w:rPr>
-      </w:pPr>
-      <w:del w:id="27" w:author="Gottfried Zimmermann" w:date="2026-06-26T16:10:00Z" w16du:dateUtc="2026-06-26T14:10:00Z">
-        <w:r>
-          <w:rPr>
-            <w:lang w:bidi="th-TH"/>
-          </w:rPr>
-          <w:delText>Prüfungsergebnisse (Versuche) löschen</w:delText>
-        </w:r>
-      </w:del>
-    </w:p>
-    <w:p>
-      <w:pPr>
-        <w:pStyle w:val="Listenabsatz"/>
-        <w:numPr>
-          <w:ilvl w:val="3"/>
-          <w:numId w:val="5"/>
-        </w:numPr>
-        <w:spacing w:line="360" w:lineRule="auto"/>
-        <w:rPr>
-          <w:del w:id="28" w:author="Gottfried Zimmermann" w:date="2026-06-26T16:10:00Z" w16du:dateUtc="2026-06-26T14:10:00Z"/>
-          <w:lang w:bidi="th-TH"/>
-        </w:rPr>
-      </w:pPr>
-      <w:del w:id="29" w:author="Gottfried Zimmermann" w:date="2026-06-26T16:10:00Z" w16du:dateUtc="2026-06-26T14:10:00Z">
-        <w:r>
-          <w:rPr>
-            <w:lang w:bidi="th-TH"/>
-          </w:rPr>
-          <w:delText>Ggf. Antworten des Feedback-Fragebogens löschen</w:delText>
-        </w:r>
-      </w:del>
-    </w:p>
-    <w:p>
-      <w:pPr>
-        <w:pStyle w:val="Listenabsatz"/>
-        <w:numPr>
-          <w:ilvl w:val="3"/>
-          <w:numId w:val="5"/>
-        </w:numPr>
-        <w:spacing w:line="360" w:lineRule="auto"/>
-        <w:rPr>
-          <w:del w:id="30" w:author="Gottfried Zimmermann" w:date="2026-06-26T16:10:00Z" w16du:dateUtc="2026-06-26T14:10:00Z"/>
-          <w:lang w:bidi="th-TH"/>
-        </w:rPr>
-      </w:pPr>
-      <w:del w:id="31" w:author="Gottfried Zimmermann" w:date="2026-06-26T16:10:00Z" w16du:dateUtc="2026-06-26T14:10:00Z">
-        <w:r>
-          <w:rPr>
-            <w:lang w:bidi="th-TH"/>
-          </w:rPr>
-          <w:delText>Prüfungsfragen in der Aktivität „Examen“ entfernen für Neuauswahl</w:delText>
-        </w:r>
-      </w:del>
-    </w:p>
-    <w:p>
-      <w:pPr>
-        <w:pStyle w:val="Listenabsatz"/>
-        <w:numPr>
-          <w:ilvl w:val="3"/>
-          <w:numId w:val="5"/>
-        </w:numPr>
-        <w:spacing w:line="360" w:lineRule="auto"/>
-        <w:rPr>
-          <w:del w:id="32" w:author="Gottfried Zimmermann" w:date="2026-06-26T16:10:00Z" w16du:dateUtc="2026-06-26T14:10:00Z"/>
-          <w:lang w:bidi="th-TH"/>
-        </w:rPr>
-      </w:pPr>
-      <w:del w:id="33" w:author="Gottfried Zimmermann" w:date="2026-06-26T16:10:00Z" w16du:dateUtc="2026-06-26T14:10:00Z">
-        <w:r>
-          <w:rPr>
-            <w:lang w:bidi="th-TH"/>
-          </w:rPr>
-          <w:delText>Teilnehmende aus der vorherigen Prüfungsrunde im Examenskurs entfernen</w:delText>
-        </w:r>
-      </w:del>
+        <w:t>Alten Examenskurs in einen neuen kopieren (ohne Teilnehmerdaten)</w:t>
+      </w:r>
     </w:p>
     <w:p>
       <w:pPr>
@@ -730,9 +387,6 @@
           <w:numId w:val="5"/>
         </w:numPr>
         <w:spacing w:line="360" w:lineRule="auto"/>
-        <w:rPr>
-          <w:ins w:id="34" w:author="Gottfried Zimmermann" w:date="2026-06-26T16:12:00Z" w16du:dateUtc="2026-06-26T14:12:00Z"/>
-        </w:rPr>
       </w:pPr>
       <w:r>
         <w:rPr>
@@ -752,26 +406,19 @@
           <w:numId w:val="5"/>
         </w:numPr>
         <w:spacing w:line="360" w:lineRule="auto"/>
+      </w:pPr>
+      <w:r>
         <w:rPr>
-          <w:ins w:id="35" w:author="Gottfried Zimmermann" w:date="2026-06-26T16:20:00Z" w16du:dateUtc="2026-06-26T14:20:00Z"/>
+          <w:lang w:bidi="th-TH"/>
         </w:rPr>
-      </w:pPr>
-      <w:ins w:id="36" w:author="Gottfried Zimmermann" w:date="2026-06-26T16:12:00Z" w16du:dateUtc="2026-06-26T14:12:00Z">
-        <w:r>
-          <w:rPr>
-            <w:lang w:bidi="th-TH"/>
-          </w:rPr>
-          <w:t>Für jeden Prüfungsstandort eine eigene Gruppe anlegen</w:t>
-        </w:r>
-      </w:ins>
-      <w:ins w:id="37" w:author="Gottfried Zimmermann" w:date="2026-06-26T16:21:00Z" w16du:dateUtc="2026-06-26T14:21:00Z">
-        <w:r>
-          <w:rPr>
-            <w:lang w:bidi="th-TH"/>
-          </w:rPr>
-          <w:t>, zusätzlich die Gruppe „Betrugsversuch“.</w:t>
-        </w:r>
-      </w:ins>
+        <w:t>Für jeden Prüfungsstandort eine eigene Gruppe anlegen</w:t>
+      </w:r>
+      <w:r>
+        <w:rPr>
+          <w:lang w:bidi="th-TH"/>
+        </w:rPr>
+        <w:t>, zusätzlich die Gruppe „Betrugsversuch“.</w:t>
+      </w:r>
     </w:p>
     <w:p>
       <w:pPr>
@@ -781,307 +428,12 @@
           <w:numId w:val="5"/>
         </w:numPr>
         <w:spacing w:line="360" w:lineRule="auto"/>
+      </w:pPr>
+      <w:r>
         <w:rPr>
-          <w:ins w:id="38" w:author="Gottfried Zimmermann" w:date="2026-06-26T16:11:00Z" w16du:dateUtc="2026-06-26T14:11:00Z"/>
+          <w:lang w:bidi="th-TH"/>
         </w:rPr>
-      </w:pPr>
-      <w:ins w:id="39" w:author="Gottfried Zimmermann" w:date="2026-06-26T16:21:00Z" w16du:dateUtc="2026-06-26T14:21:00Z">
-        <w:r>
-          <w:rPr>
-            <w:lang w:bidi="th-TH"/>
-          </w:rPr>
-          <w:t>Bei den Objekten „Examen“ und „Bescheinigung“ die Voraussetzung einfügen, dass es nicht die Gruppe „Betrugsversuch“ sein darf.</w:t>
-        </w:r>
-      </w:ins>
-    </w:p>
-    <w:p>
-      <w:pPr>
-        <w:pStyle w:val="Listenabsatz"/>
-        <w:numPr>
-          <w:ilvl w:val="0"/>
-          <w:numId w:val="5"/>
-        </w:numPr>
-        <w:spacing w:line="360" w:lineRule="auto"/>
-        <w:rPr>
-          <w:ins w:id="40" w:author="Gottfried Zimmermann" w:date="2026-06-26T16:12:00Z" w16du:dateUtc="2026-06-26T14:12:00Z"/>
-          <w:b/>
-        </w:rPr>
-      </w:pPr>
-      <w:ins w:id="41" w:author="Gottfried Zimmermann" w:date="2026-06-26T16:11:00Z" w16du:dateUtc="2026-06-26T14:11:00Z">
-        <w:r>
-          <w:rPr>
-            <w:b/>
-            <w:rPrChange w:id="42" w:author="Gottfried Zimmermann" w:date="2026-06-26T16:11:00Z" w16du:dateUtc="2026-06-26T14:11:00Z">
-              <w:rPr/>
-            </w:rPrChange>
-          </w:rPr>
-          <w:t>Einschreibemethoden</w:t>
-        </w:r>
-      </w:ins>
-    </w:p>
-    <w:p>
-      <w:pPr>
-        <w:pStyle w:val="Listenabsatz"/>
-        <w:numPr>
-          <w:ilvl w:val="1"/>
-          <w:numId w:val="5"/>
-        </w:numPr>
-        <w:spacing w:line="360" w:lineRule="auto"/>
-        <w:rPr>
-          <w:del w:id="43" w:author="Gottfried Zimmermann" w:date="2026-06-26T16:13:00Z" w16du:dateUtc="2026-06-26T14:13:00Z"/>
-        </w:rPr>
-      </w:pPr>
-      <w:ins w:id="44" w:author="Gottfried Zimmermann" w:date="2026-06-26T16:12:00Z" w16du:dateUtc="2026-06-26T14:12:00Z">
-        <w:r>
-          <w:rPr>
-            <w:rPrChange w:id="45" w:author="Gottfried Zimmermann" w:date="2026-06-26T16:12:00Z" w16du:dateUtc="2026-06-26T14:12:00Z">
-              <w:rPr>
-                <w:b/>
-              </w:rPr>
-            </w:rPrChange>
-          </w:rPr>
-          <w:t>Für</w:t>
-        </w:r>
-        <w:r>
-          <w:t xml:space="preserve"> jeden Prüfungstermin eine </w:t>
-        </w:r>
-      </w:ins>
-      <w:ins w:id="46" w:author="Gottfried Zimmermann" w:date="2026-06-26T16:14:00Z" w16du:dateUtc="2026-06-26T14:14:00Z">
-        <w:r>
-          <w:t xml:space="preserve">terminierte </w:t>
-        </w:r>
-      </w:ins>
-      <w:ins w:id="47" w:author="Gottfried Zimmermann" w:date="2026-06-26T16:12:00Z" w16du:dateUtc="2026-06-26T14:12:00Z">
-        <w:r>
-          <w:t>Selbsteinschreibmethode a</w:t>
-        </w:r>
-      </w:ins>
-      <w:ins w:id="48" w:author="Gottfried Zimmermann" w:date="2026-06-26T16:13:00Z" w16du:dateUtc="2026-06-26T14:13:00Z">
-        <w:r>
-          <w:t>nlegen</w:t>
-        </w:r>
-      </w:ins>
-      <w:ins w:id="49" w:author="Gottfried Zimmermann" w:date="2026-06-26T16:14:00Z" w16du:dateUtc="2026-06-26T14:14:00Z">
-        <w:r>
-          <w:t xml:space="preserve"> und aktivieren</w:t>
-        </w:r>
-      </w:ins>
-      <w:ins w:id="50" w:author="Gottfried Zimmermann" w:date="2026-06-26T16:13:00Z" w16du:dateUtc="2026-06-26T14:13:00Z">
-        <w:r>
-          <w:t>.</w:t>
-        </w:r>
-      </w:ins>
-    </w:p>
-    <w:p>
-      <w:pPr>
-        <w:pStyle w:val="Listenabsatz"/>
-        <w:numPr>
-          <w:ilvl w:val="1"/>
-          <w:numId w:val="5"/>
-        </w:numPr>
-        <w:spacing w:line="360" w:lineRule="auto"/>
-        <w:rPr>
-          <w:ins w:id="51" w:author="Gottfried Zimmermann" w:date="2026-06-26T16:14:00Z" w16du:dateUtc="2026-06-26T14:14:00Z"/>
-        </w:rPr>
-        <w:pPrChange w:id="52" w:author="Gottfried Zimmermann" w:date="2026-06-26T16:13:00Z" w16du:dateUtc="2026-06-26T14:13:00Z">
-          <w:pPr>
-            <w:pStyle w:val="Listenabsatz"/>
-            <w:numPr>
-              <w:ilvl w:val="2"/>
-              <w:numId w:val="22"/>
-            </w:numPr>
-            <w:spacing w:line="360" w:lineRule="auto"/>
-            <w:ind w:left="2160" w:hanging="180"/>
-          </w:pPr>
-        </w:pPrChange>
-      </w:pPr>
-    </w:p>
-    <w:p>
-      <w:pPr>
-        <w:pStyle w:val="Listenabsatz"/>
-        <w:numPr>
-          <w:ilvl w:val="1"/>
-          <w:numId w:val="5"/>
-        </w:numPr>
-        <w:spacing w:line="360" w:lineRule="auto"/>
-        <w:rPr>
-          <w:ins w:id="53" w:author="Gottfried Zimmermann" w:date="2026-06-26T16:15:00Z" w16du:dateUtc="2026-06-26T14:15:00Z"/>
-        </w:rPr>
-      </w:pPr>
-      <w:ins w:id="54" w:author="Gottfried Zimmermann" w:date="2026-06-26T16:14:00Z" w16du:dateUtc="2026-06-26T14:14:00Z">
-        <w:r>
-          <w:t xml:space="preserve">Der Selbsteinschreibezeitraum beginnt 15 min vor der </w:t>
-        </w:r>
-      </w:ins>
-      <w:ins w:id="55" w:author="Gottfried Zimmermann" w:date="2026-06-26T16:15:00Z" w16du:dateUtc="2026-06-26T14:15:00Z">
-        <w:r>
-          <w:t xml:space="preserve">geplanten </w:t>
-        </w:r>
-      </w:ins>
-      <w:ins w:id="56" w:author="Gottfried Zimmermann" w:date="2026-06-26T16:14:00Z" w16du:dateUtc="2026-06-26T14:14:00Z">
-        <w:r>
-          <w:t>S</w:t>
-        </w:r>
-      </w:ins>
-      <w:ins w:id="57" w:author="Gottfried Zimmermann" w:date="2026-06-26T16:15:00Z" w16du:dateUtc="2026-06-26T14:15:00Z">
-        <w:r>
-          <w:t>t</w:t>
-        </w:r>
-      </w:ins>
-      <w:ins w:id="58" w:author="Gottfried Zimmermann" w:date="2026-06-26T16:14:00Z" w16du:dateUtc="2026-06-26T14:14:00Z">
-        <w:r>
-          <w:t xml:space="preserve">artzeit und endet 30 min nach </w:t>
-        </w:r>
-      </w:ins>
-      <w:ins w:id="59" w:author="Gottfried Zimmermann" w:date="2026-06-26T16:15:00Z" w16du:dateUtc="2026-06-26T14:15:00Z">
-        <w:r>
-          <w:t>der geplanten Startzeit.</w:t>
-        </w:r>
-      </w:ins>
-    </w:p>
-    <w:p>
-      <w:pPr>
-        <w:pStyle w:val="Listenabsatz"/>
-        <w:numPr>
-          <w:ilvl w:val="1"/>
-          <w:numId w:val="5"/>
-        </w:numPr>
-        <w:spacing w:line="360" w:lineRule="auto"/>
-        <w:rPr>
-          <w:ins w:id="60" w:author="Gottfried Zimmermann" w:date="2026-06-26T16:13:00Z" w16du:dateUtc="2026-06-26T14:13:00Z"/>
-        </w:rPr>
-        <w:pPrChange w:id="61" w:author="Gottfried Zimmermann" w:date="2026-06-26T16:13:00Z" w16du:dateUtc="2026-06-26T14:13:00Z">
-          <w:pPr>
-            <w:pStyle w:val="Listenabsatz"/>
-            <w:numPr>
-              <w:ilvl w:val="2"/>
-              <w:numId w:val="22"/>
-            </w:numPr>
-            <w:spacing w:line="360" w:lineRule="auto"/>
-            <w:ind w:left="2160" w:hanging="180"/>
-          </w:pPr>
-        </w:pPrChange>
-      </w:pPr>
-      <w:ins w:id="62" w:author="Gottfried Zimmermann" w:date="2026-06-26T16:15:00Z" w16du:dateUtc="2026-06-26T14:15:00Z">
-        <w:r>
-          <w:t>Die Dauer der Einschreibung ist auf 4 Stunden begrenzt.</w:t>
-        </w:r>
-      </w:ins>
-    </w:p>
-    <w:p>
-      <w:pPr>
-        <w:pStyle w:val="Listenabsatz"/>
-        <w:numPr>
-          <w:ilvl w:val="1"/>
-          <w:numId w:val="5"/>
-        </w:numPr>
-        <w:spacing w:line="360" w:lineRule="auto"/>
-        <w:rPr>
-          <w:del w:id="63" w:author="Gottfried Zimmermann" w:date="2026-06-26T16:11:00Z" w16du:dateUtc="2026-06-26T14:11:00Z"/>
-        </w:rPr>
-        <w:pPrChange w:id="64" w:author="Gottfried Zimmermann" w:date="2026-06-26T16:13:00Z" w16du:dateUtc="2026-06-26T14:13:00Z">
-          <w:pPr>
-            <w:pStyle w:val="Listenabsatz"/>
-            <w:numPr>
-              <w:ilvl w:val="2"/>
-              <w:numId w:val="5"/>
-            </w:numPr>
-            <w:spacing w:line="360" w:lineRule="auto"/>
-            <w:ind w:left="2160" w:hanging="180"/>
-          </w:pPr>
-        </w:pPrChange>
-      </w:pPr>
-      <w:del w:id="65" w:author="Gottfried Zimmermann" w:date="2026-06-26T16:11:00Z" w16du:dateUtc="2026-06-26T14:11:00Z">
-        <w:r>
-          <w:delText>Ggf. Auswahlmöglichkeiten der Prüfungsorte im Feedback-Fragebogen anpassen (falls im Kurs vorhanden)</w:delText>
-        </w:r>
-      </w:del>
-    </w:p>
-    <w:p>
-      <w:pPr>
-        <w:pStyle w:val="Listenabsatz"/>
-        <w:numPr>
-          <w:ilvl w:val="1"/>
-          <w:numId w:val="5"/>
-        </w:numPr>
-        <w:spacing w:line="360" w:lineRule="auto"/>
-        <w:rPr>
-          <w:del w:id="66" w:author="Gottfried Zimmermann" w:date="2026-06-26T16:12:00Z" w16du:dateUtc="2026-06-26T14:12:00Z"/>
-        </w:rPr>
-        <w:pPrChange w:id="67" w:author="Gottfried Zimmermann" w:date="2026-06-26T16:13:00Z" w16du:dateUtc="2026-06-26T14:13:00Z">
-          <w:pPr>
-            <w:pStyle w:val="Listenabsatz"/>
-            <w:numPr>
-              <w:ilvl w:val="1"/>
-              <w:numId w:val="16"/>
-            </w:numPr>
-            <w:spacing w:line="360" w:lineRule="auto"/>
-            <w:ind w:left="1440" w:hanging="360"/>
-          </w:pPr>
-        </w:pPrChange>
-      </w:pPr>
-      <w:del w:id="68" w:author="Gottfried Zimmermann" w:date="2026-06-26T16:12:00Z" w16du:dateUtc="2026-06-26T14:12:00Z">
-        <w:r>
-          <w:delText xml:space="preserve">Für jeden Prüfungsstandort eine eigene Gruppe </w:delText>
-        </w:r>
-      </w:del>
-      <w:del w:id="69" w:author="Gottfried Zimmermann" w:date="2026-06-26T16:11:00Z" w16du:dateUtc="2026-06-26T14:11:00Z">
-        <w:r>
-          <w:delText xml:space="preserve">mit individuellem Einschreibeschlüssel </w:delText>
-        </w:r>
-      </w:del>
-      <w:del w:id="70" w:author="Gottfried Zimmermann" w:date="2026-06-26T16:12:00Z" w16du:dateUtc="2026-06-26T14:12:00Z">
-        <w:r>
-          <w:delText xml:space="preserve">anlegen – oder </w:delText>
-        </w:r>
-        <w:bookmarkStart w:id="71" w:name="_Hlk214623383"/>
-        <w:bookmarkEnd w:id="71"/>
-        <w:r>
-          <w:delText>bei bereits vorhandenen Gruppen den Einschreibeschlüssel für die neue Prüfungsrunde entsprechend anpassen:</w:delText>
-        </w:r>
-      </w:del>
-    </w:p>
-    <w:p>
-      <w:pPr>
-        <w:pStyle w:val="Listenabsatz"/>
-        <w:numPr>
-          <w:ilvl w:val="1"/>
-          <w:numId w:val="5"/>
-        </w:numPr>
-        <w:spacing w:line="360" w:lineRule="auto"/>
-        <w:pPrChange w:id="72" w:author="Gottfried Zimmermann" w:date="2026-06-26T16:13:00Z" w16du:dateUtc="2026-06-26T14:13:00Z">
-          <w:pPr>
-            <w:pStyle w:val="Listenabsatz"/>
-            <w:numPr>
-              <w:ilvl w:val="2"/>
-              <w:numId w:val="22"/>
-            </w:numPr>
-            <w:spacing w:line="360" w:lineRule="auto"/>
-            <w:ind w:left="2160" w:hanging="180"/>
-          </w:pPr>
-        </w:pPrChange>
-      </w:pPr>
-      <w:bookmarkStart w:id="73" w:name="_Hlk216162641"/>
-      <w:r>
-        <w:t>Der Einschreibeschlüssel besteht aus insgesamt 13 Zeichen (ohne Sonderzeichen). Zu schnellen Unterscheidung bestehen die letzten 3 Zeichen immer aus einem Bindestrich „-“ gefolgt von 2 Buchstaben, die den Prüfungsstandort kennzeichnen, z.B. „-St“ für Stuttgart</w:t>
-      </w:r>
-    </w:p>
-    <w:bookmarkEnd w:id="73"/>
-    <w:p>
-      <w:pPr>
-        <w:pStyle w:val="Listenabsatz"/>
-        <w:numPr>
-          <w:ilvl w:val="1"/>
-          <w:numId w:val="5"/>
-        </w:numPr>
-        <w:spacing w:line="360" w:lineRule="auto"/>
-        <w:rPr>
-          <w:ins w:id="74" w:author="Gottfried Zimmermann" w:date="2026-06-26T16:15:00Z" w16du:dateUtc="2026-06-26T14:15:00Z"/>
-        </w:rPr>
-      </w:pPr>
-      <w:r>
-        <w:lastRenderedPageBreak/>
-        <w:t>Prüflinge werden automatisch in Gruppen eingeteilt je nachdem welchen Einschreibeschlüssel sie bei der Selbsteinschreibung verwenden</w:t>
+        <w:t>Bei den Objekten „Examen“ und „Bescheinigung“ die Voraussetzung einfügen, dass es nicht die Gruppe „Betrugsversuch“ sein darf.</w:t>
       </w:r>
     </w:p>
     <w:p>
@@ -1094,44 +446,14 @@
         <w:spacing w:line="360" w:lineRule="auto"/>
         <w:rPr>
           <w:b/>
-          <w:rPrChange w:id="75" w:author="Gottfried Zimmermann" w:date="2026-06-26T16:16:00Z" w16du:dateUtc="2026-06-26T14:16:00Z">
-            <w:rPr/>
-          </w:rPrChange>
         </w:rPr>
-        <w:pPrChange w:id="76" w:author="Gottfried Zimmermann" w:date="2026-06-26T16:15:00Z" w16du:dateUtc="2026-06-26T14:15:00Z">
-          <w:pPr>
-            <w:pStyle w:val="Listenabsatz"/>
-            <w:numPr>
-              <w:ilvl w:val="2"/>
-              <w:numId w:val="5"/>
-            </w:numPr>
-            <w:spacing w:line="360" w:lineRule="auto"/>
-            <w:ind w:left="2160" w:hanging="180"/>
-          </w:pPr>
-        </w:pPrChange>
-      </w:pPr>
-      <w:ins w:id="77" w:author="Gottfried Zimmermann" w:date="2026-06-26T16:15:00Z" w16du:dateUtc="2026-06-26T14:15:00Z">
-        <w:r>
-          <w:rPr>
-            <w:b/>
-            <w:rPrChange w:id="78" w:author="Gottfried Zimmermann" w:date="2026-06-26T16:16:00Z" w16du:dateUtc="2026-06-26T14:16:00Z">
-              <w:rPr/>
-            </w:rPrChange>
-          </w:rPr>
-          <w:t xml:space="preserve">Aufsichtspersonen </w:t>
-        </w:r>
-      </w:ins>
-      <w:ins w:id="79" w:author="Gottfried Zimmermann" w:date="2026-06-26T16:16:00Z" w16du:dateUtc="2026-06-26T14:16:00Z">
-        <w:r>
-          <w:rPr>
-            <w:b/>
-            <w:rPrChange w:id="80" w:author="Gottfried Zimmermann" w:date="2026-06-26T16:16:00Z" w16du:dateUtc="2026-06-26T14:16:00Z">
-              <w:rPr/>
-            </w:rPrChange>
-          </w:rPr>
-          <w:t>einführen</w:t>
-        </w:r>
-      </w:ins>
+      </w:pPr>
+      <w:r>
+        <w:rPr>
+          <w:b/>
+        </w:rPr>
+        <w:t>Einschreibemethoden</w:t>
+      </w:r>
     </w:p>
     <w:p>
       <w:pPr>
@@ -1141,58 +463,14 @@
           <w:numId w:val="5"/>
         </w:numPr>
         <w:spacing w:line="360" w:lineRule="auto"/>
-        <w:rPr>
-          <w:moveTo w:id="81" w:author="Gottfried Zimmermann" w:date="2026-06-26T16:17:00Z" w16du:dateUtc="2026-06-26T14:17:00Z"/>
-        </w:rPr>
-        <w:pPrChange w:id="82" w:author="Gottfried Zimmermann" w:date="2026-06-26T16:17:00Z" w16du:dateUtc="2026-06-26T14:17:00Z">
-          <w:pPr>
-            <w:pStyle w:val="Listenabsatz"/>
-            <w:numPr>
-              <w:ilvl w:val="2"/>
-              <w:numId w:val="5"/>
-            </w:numPr>
-            <w:spacing w:line="360" w:lineRule="auto"/>
-            <w:ind w:left="2160" w:hanging="180"/>
-          </w:pPr>
-        </w:pPrChange>
-      </w:pPr>
-      <w:moveToRangeStart w:id="83" w:author="Gottfried Zimmermann" w:date="2026-06-26T16:17:00Z" w:name="move233383054"/>
-      <w:moveTo w:id="84" w:author="Gottfried Zimmermann" w:date="2026-06-26T16:17:00Z" w16du:dateUtc="2026-06-26T14:17:00Z">
-        <w:del w:id="85" w:author="Gottfried Zimmermann" w:date="2026-06-26T16:17:00Z" w16du:dateUtc="2026-06-26T14:17:00Z">
-          <w:r>
-            <w:rPr>
-              <w:lang w:bidi="th-TH"/>
-            </w:rPr>
-            <w:delText xml:space="preserve">Alle </w:delText>
-          </w:r>
-        </w:del>
-      </w:moveTo>
-      <w:ins w:id="86" w:author="Gottfried Zimmermann" w:date="2026-06-26T16:17:00Z" w16du:dateUtc="2026-06-26T14:17:00Z">
-        <w:r>
-          <w:rPr>
-            <w:lang w:bidi="th-TH"/>
-          </w:rPr>
-          <w:t xml:space="preserve">Die </w:t>
-        </w:r>
-      </w:ins>
-      <w:moveTo w:id="87" w:author="Gottfried Zimmermann" w:date="2026-06-26T16:17:00Z" w16du:dateUtc="2026-06-26T14:17:00Z">
-        <w:r>
-          <w:rPr>
-            <w:lang w:bidi="th-TH"/>
-          </w:rPr>
-          <w:t>Aufsichtspersonen müssen sich vorab auf der Moodle-Plattform registrieren</w:t>
-        </w:r>
-      </w:moveTo>
-      <w:ins w:id="88" w:author="Gottfried Zimmermann" w:date="2026-06-26T16:17:00Z" w16du:dateUtc="2026-06-26T14:17:00Z">
-        <w:r>
-          <w:rPr>
-            <w:lang w:bidi="th-TH"/>
-          </w:rPr>
-          <w:t>.</w:t>
-        </w:r>
-      </w:ins>
+      </w:pPr>
+      <w:r>
+        <w:t>Für</w:t>
+      </w:r>
+      <w:r>
+        <w:t xml:space="preserve"> jeden Prüfungstermin eine terminierte Selbsteinschreibmethode anlegen und aktivieren.</w:t>
+      </w:r>
     </w:p>
-    <w:moveToRangeEnd w:id="83"/>
     <w:p>
       <w:pPr>
         <w:pStyle w:val="Listenabsatz"/>
@@ -1201,32 +479,10 @@
           <w:numId w:val="5"/>
         </w:numPr>
         <w:spacing w:line="360" w:lineRule="auto"/>
-        <w:rPr>
-          <w:del w:id="89" w:author="Gottfried Zimmermann" w:date="2026-06-26T16:06:00Z" w16du:dateUtc="2026-06-26T14:06:00Z"/>
-        </w:rPr>
-        <w:pPrChange w:id="90" w:author="Gottfried Zimmermann" w:date="2026-06-26T16:18:00Z" w16du:dateUtc="2026-06-26T14:18:00Z">
-          <w:pPr>
-            <w:pStyle w:val="Listenabsatz"/>
-            <w:numPr>
-              <w:ilvl w:val="1"/>
-              <w:numId w:val="5"/>
-            </w:numPr>
-            <w:spacing w:line="360" w:lineRule="auto"/>
-            <w:ind w:left="1440" w:hanging="360"/>
-          </w:pPr>
-        </w:pPrChange>
-      </w:pPr>
-      <w:del w:id="91" w:author="Gottfried Zimmermann" w:date="2026-06-26T16:06:00Z" w16du:dateUtc="2026-06-26T14:06:00Z">
-        <w:r>
-          <w:rPr>
-            <w:lang w:bidi="th-TH"/>
-          </w:rPr>
-          <w:delText>Passwort für die Prüfung festlegen</w:delText>
-        </w:r>
-        <w:r>
-          <w:delText>:</w:delText>
-        </w:r>
-      </w:del>
+      </w:pPr>
+      <w:r>
+        <w:t>Der Selbsteinschreibezeitraum beginnt 15 min vor der geplanten Startzeit und endet 30 min nach der geplanten Startzeit.</w:t>
+      </w:r>
     </w:p>
     <w:p>
       <w:pPr>
@@ -1236,32 +492,10 @@
           <w:numId w:val="5"/>
         </w:numPr>
         <w:spacing w:line="360" w:lineRule="auto"/>
-        <w:rPr>
-          <w:del w:id="92" w:author="Gottfried Zimmermann" w:date="2026-06-26T16:06:00Z" w16du:dateUtc="2026-06-26T14:06:00Z"/>
-        </w:rPr>
-        <w:pPrChange w:id="93" w:author="Gottfried Zimmermann" w:date="2026-06-26T16:18:00Z" w16du:dateUtc="2026-06-26T14:18:00Z">
-          <w:pPr>
-            <w:pStyle w:val="Listenabsatz"/>
-            <w:numPr>
-              <w:ilvl w:val="2"/>
-              <w:numId w:val="16"/>
-            </w:numPr>
-            <w:spacing w:line="360" w:lineRule="auto"/>
-            <w:ind w:left="2160" w:hanging="180"/>
-          </w:pPr>
-        </w:pPrChange>
-      </w:pPr>
-      <w:del w:id="94" w:author="Gottfried Zimmermann" w:date="2026-06-26T16:06:00Z" w16du:dateUtc="2026-06-26T14:06:00Z">
-        <w:r>
-          <w:rPr>
-            <w:lang w:bidi="th-TH"/>
-          </w:rPr>
-          <w:delText>Das Passwort besteht aus 9 Zeichen (ohne Sonderzeichen) und wird nach jedem Prüfungstermin geändert</w:delText>
-        </w:r>
-        <w:r>
-          <w:delText>. Finden an einem Tag mehrere Prüfungen statt, wird für alle dasselbe Passwort verwendet.</w:delText>
-        </w:r>
-      </w:del>
+      </w:pPr>
+      <w:r>
+        <w:t>Die Dauer der Einschreibung ist auf 4 Stunden begrenzt.</w:t>
+      </w:r>
     </w:p>
     <w:p>
       <w:pPr>
@@ -1271,43 +505,15 @@
           <w:numId w:val="5"/>
         </w:numPr>
         <w:spacing w:line="360" w:lineRule="auto"/>
-        <w:rPr>
-          <w:del w:id="95" w:author="Gottfried Zimmermann" w:date="2026-06-26T16:06:00Z" w16du:dateUtc="2026-06-26T14:06:00Z"/>
-        </w:rPr>
-        <w:pPrChange w:id="96" w:author="Gottfried Zimmermann" w:date="2026-06-26T16:18:00Z" w16du:dateUtc="2026-06-26T14:18:00Z">
-          <w:pPr>
-            <w:pStyle w:val="Listenabsatz"/>
-            <w:numPr>
-              <w:ilvl w:val="2"/>
-              <w:numId w:val="16"/>
-            </w:numPr>
-            <w:spacing w:line="360" w:lineRule="auto"/>
-            <w:ind w:left="2160" w:hanging="180"/>
-          </w:pPr>
-        </w:pPrChange>
-      </w:pPr>
-      <w:del w:id="97" w:author="Gottfried Zimmermann" w:date="2026-06-26T16:06:00Z" w16du:dateUtc="2026-06-26T14:06:00Z">
-        <w:r>
-          <w:rPr>
-            <w:lang w:bidi="de-DE"/>
-          </w:rPr>
-          <w:delText>Das Passwort wird in den Einstellungen der Aktivität „Examen“ angepasst. Zudem</w:delText>
-        </w:r>
-        <w:r>
-          <w:delText xml:space="preserve"> wird dieses im Examenskurs unter dem Abschnitt „</w:delText>
-        </w:r>
-        <w:r>
-          <w:rPr>
-            <w:i/>
-            <w:iCs/>
-          </w:rPr>
-          <w:delText>Zugangsdaten und Infos (nur sichtbar für Aufsichtspersonen)</w:delText>
-        </w:r>
-        <w:r>
-          <w:delText>“ hinterlegt.</w:delText>
-        </w:r>
-      </w:del>
+      </w:pPr>
+      <w:bookmarkStart w:id="0" w:name="_Hlk214623383"/>
+      <w:bookmarkStart w:id="1" w:name="_Hlk216162641"/>
+      <w:bookmarkEnd w:id="0"/>
+      <w:r>
+        <w:t>Der Einschreibeschlüssel besteht aus insgesamt 13 Zeichen (ohne Sonderzeichen). Zu schnellen Unterscheidung bestehen die letzten 3 Zeichen immer aus einem Bindestrich „-“ gefolgt von 2 Buchstaben, die den Prüfungsstandort kennzeichnen, z.B. „-St“ für Stuttgart</w:t>
+      </w:r>
     </w:p>
+    <w:bookmarkEnd w:id="1"/>
     <w:p>
       <w:pPr>
         <w:pStyle w:val="Listenabsatz"/>
@@ -1316,20 +522,55 @@
           <w:numId w:val="5"/>
         </w:numPr>
         <w:spacing w:line="360" w:lineRule="auto"/>
+      </w:pPr>
+      <w:r>
+        <w:lastRenderedPageBreak/>
+        <w:t>Prüflinge werden automatisch in Gruppen eingeteilt je nachdem welchen Einschreibeschlüssel sie bei der Selbsteinschreibung verwenden</w:t>
+      </w:r>
+    </w:p>
+    <w:p>
+      <w:pPr>
+        <w:pStyle w:val="Listenabsatz"/>
+        <w:numPr>
+          <w:ilvl w:val="0"/>
+          <w:numId w:val="5"/>
+        </w:numPr>
+        <w:spacing w:line="360" w:lineRule="auto"/>
         <w:rPr>
-          <w:ins w:id="98" w:author="Gottfried Zimmermann" w:date="2026-06-26T16:18:00Z" w16du:dateUtc="2026-06-26T14:18:00Z"/>
+          <w:b/>
         </w:rPr>
-        <w:pPrChange w:id="99" w:author="Gottfried Zimmermann" w:date="2026-06-26T16:18:00Z" w16du:dateUtc="2026-06-26T14:18:00Z">
-          <w:pPr>
-            <w:pStyle w:val="Listenabsatz"/>
-            <w:numPr>
-              <w:ilvl w:val="2"/>
-              <w:numId w:val="5"/>
-            </w:numPr>
-            <w:spacing w:line="360" w:lineRule="auto"/>
-            <w:ind w:left="2160" w:hanging="180"/>
-          </w:pPr>
-        </w:pPrChange>
+      </w:pPr>
+      <w:r>
+        <w:rPr>
+          <w:b/>
+        </w:rPr>
+        <w:t>Aufsichtspersonen einführen</w:t>
+      </w:r>
+    </w:p>
+    <w:p>
+      <w:pPr>
+        <w:pStyle w:val="Listenabsatz"/>
+        <w:numPr>
+          <w:ilvl w:val="1"/>
+          <w:numId w:val="5"/>
+        </w:numPr>
+        <w:spacing w:line="360" w:lineRule="auto"/>
+      </w:pPr>
+      <w:r>
+        <w:rPr>
+          <w:lang w:bidi="th-TH"/>
+        </w:rPr>
+        <w:t>Die Aufsichtspersonen müssen sich vorab auf der Moodle-Plattform registrieren.</w:t>
+      </w:r>
+    </w:p>
+    <w:p>
+      <w:pPr>
+        <w:pStyle w:val="Listenabsatz"/>
+        <w:numPr>
+          <w:ilvl w:val="1"/>
+          <w:numId w:val="5"/>
+        </w:numPr>
+        <w:spacing w:line="360" w:lineRule="auto"/>
       </w:pPr>
       <w:r>
         <w:rPr>
@@ -1337,14 +578,12 @@
         </w:rPr>
         <w:t xml:space="preserve">Die </w:t>
       </w:r>
-      <w:ins w:id="100" w:author="Gottfried Zimmermann" w:date="2026-06-26T16:17:00Z" w16du:dateUtc="2026-06-26T14:17:00Z">
-        <w:r>
-          <w:rPr>
-            <w:lang w:bidi="th-TH"/>
-          </w:rPr>
-          <w:t xml:space="preserve">zentrale Prüfungsadministration fügt die </w:t>
-        </w:r>
-      </w:ins>
+      <w:r>
+        <w:rPr>
+          <w:lang w:bidi="th-TH"/>
+        </w:rPr>
+        <w:t xml:space="preserve">zentrale Prüfungsadministration fügt die </w:t>
+      </w:r>
       <w:r>
         <w:rPr>
           <w:lang w:bidi="th-TH"/>
@@ -1357,50 +596,30 @@
         </w:rPr>
         <w:t xml:space="preserve">der Standorte </w:t>
       </w:r>
-      <w:del w:id="101" w:author="Gottfried Zimmermann" w:date="2026-06-26T16:16:00Z" w16du:dateUtc="2026-06-26T14:16:00Z">
-        <w:r>
-          <w:rPr>
-            <w:lang w:bidi="th-TH"/>
-          </w:rPr>
-          <w:delText xml:space="preserve">müssen </w:delText>
-        </w:r>
-      </w:del>
       <w:r>
         <w:rPr>
           <w:lang w:bidi="th-TH"/>
         </w:rPr>
         <w:t xml:space="preserve">in den Examenskurs </w:t>
       </w:r>
-      <w:ins w:id="102" w:author="Gottfried Zimmermann" w:date="2026-06-26T16:16:00Z" w16du:dateUtc="2026-06-26T14:16:00Z">
-        <w:r>
-          <w:rPr>
-            <w:lang w:bidi="th-TH"/>
-          </w:rPr>
-          <w:t xml:space="preserve">in der Rolle „Aufsichtsperson“ </w:t>
-        </w:r>
-      </w:ins>
+      <w:r>
+        <w:rPr>
+          <w:lang w:bidi="th-TH"/>
+        </w:rPr>
+        <w:t xml:space="preserve">in der Rolle „Aufsichtsperson“ </w:t>
+      </w:r>
       <w:r>
         <w:rPr>
           <w:lang w:bidi="th-TH"/>
         </w:rPr>
         <w:t>hinzu</w:t>
       </w:r>
-      <w:del w:id="103" w:author="Gottfried Zimmermann" w:date="2026-06-26T16:17:00Z" w16du:dateUtc="2026-06-26T14:17:00Z">
-        <w:r>
-          <w:rPr>
-            <w:lang w:bidi="th-TH"/>
-          </w:rPr>
-          <w:delText>gefügt</w:delText>
-        </w:r>
-      </w:del>
-      <w:ins w:id="104" w:author="Gottfried Zimmermann" w:date="2026-06-26T16:16:00Z" w16du:dateUtc="2026-06-26T14:16:00Z">
-        <w:r>
-          <w:rPr>
-            <w:lang w:bidi="th-TH"/>
-          </w:rPr>
-          <w:t>.</w:t>
-        </w:r>
-      </w:ins>
+      <w:r>
+        <w:rPr>
+          <w:lang w:bidi="th-TH"/>
+        </w:rPr>
+        <w:t>.</w:t>
+      </w:r>
     </w:p>
     <w:p>
       <w:pPr>
@@ -1410,239 +629,31 @@
           <w:numId w:val="5"/>
         </w:numPr>
         <w:spacing w:line="360" w:lineRule="auto"/>
+      </w:pPr>
+      <w:r>
         <w:rPr>
-          <w:del w:id="105" w:author="Gottfried Zimmermann" w:date="2026-06-26T16:17:00Z" w16du:dateUtc="2026-06-26T14:17:00Z"/>
+          <w:lang w:bidi="de-DE"/>
         </w:rPr>
-        <w:pPrChange w:id="106" w:author="Gottfried Zimmermann" w:date="2026-06-26T16:18:00Z" w16du:dateUtc="2026-06-26T14:18:00Z">
-          <w:pPr>
-            <w:pStyle w:val="Listenabsatz"/>
-            <w:numPr>
-              <w:ilvl w:val="1"/>
-              <w:numId w:val="5"/>
-            </w:numPr>
-            <w:spacing w:line="360" w:lineRule="auto"/>
-            <w:ind w:left="1440" w:hanging="360"/>
-          </w:pPr>
-        </w:pPrChange>
-      </w:pPr>
-      <w:ins w:id="107" w:author="Gottfried Zimmermann" w:date="2026-06-26T16:16:00Z" w16du:dateUtc="2026-06-26T14:16:00Z">
-        <w:r>
-          <w:rPr>
-            <w:lang w:bidi="de-DE"/>
-          </w:rPr>
-          <w:t xml:space="preserve">Die Aufsichtspersonen </w:t>
-        </w:r>
-      </w:ins>
-      <w:del w:id="108" w:author="Gottfried Zimmermann" w:date="2026-06-26T16:16:00Z" w16du:dateUtc="2026-06-26T14:16:00Z">
-        <w:r>
-          <w:rPr>
-            <w:lang w:bidi="th-TH"/>
-          </w:rPr>
-          <w:delText xml:space="preserve"> werden und </w:delText>
-        </w:r>
-      </w:del>
-      <w:del w:id="109" w:author="Gottfried Zimmermann" w:date="2026-06-26T16:17:00Z" w16du:dateUtc="2026-06-26T14:17:00Z">
-        <w:r>
-          <w:rPr>
-            <w:lang w:bidi="th-TH"/>
-          </w:rPr>
-          <w:delText xml:space="preserve">erhalten eine Einweisung </w:delText>
-        </w:r>
-      </w:del>
-      <w:ins w:id="110" w:author="Gottfried Zimmermann" w:date="2026-06-26T16:17:00Z" w16du:dateUtc="2026-06-26T14:17:00Z">
-        <w:r>
-          <w:rPr>
-            <w:lang w:bidi="th-TH"/>
-          </w:rPr>
-          <w:t xml:space="preserve">werden eingewiesen, </w:t>
-        </w:r>
-      </w:ins>
-      <w:del w:id="111" w:author="Gottfried Zimmermann" w:date="2026-06-26T16:16:00Z" w16du:dateUtc="2026-06-26T14:16:00Z">
-        <w:r>
-          <w:rPr>
-            <w:lang w:bidi="th-TH"/>
-          </w:rPr>
-          <w:delText>sowie Admin-Rechte</w:delText>
-        </w:r>
-        <w:r>
-          <w:rPr>
-            <w:lang w:bidi="th-TH"/>
-          </w:rPr>
-          <w:delText>:</w:delText>
-        </w:r>
-      </w:del>
-      <w:ins w:id="112" w:author="Gottfried Zimmermann" w:date="2026-06-26T16:16:00Z" w16du:dateUtc="2026-06-26T14:16:00Z">
-        <w:r>
-          <w:rPr>
-            <w:lang w:bidi="th-TH"/>
-          </w:rPr>
-          <w:t xml:space="preserve">ggf. </w:t>
-        </w:r>
-      </w:ins>
-      <w:ins w:id="113" w:author="Gottfried Zimmermann" w:date="2026-06-26T16:17:00Z" w16du:dateUtc="2026-06-26T14:17:00Z">
-        <w:r>
-          <w:rPr>
-            <w:lang w:bidi="th-TH"/>
-          </w:rPr>
-          <w:t xml:space="preserve">mit </w:t>
-        </w:r>
-      </w:ins>
-      <w:ins w:id="114" w:author="Gottfried Zimmermann" w:date="2026-06-26T16:16:00Z" w16du:dateUtc="2026-06-26T14:16:00Z">
-        <w:r>
-          <w:rPr>
-            <w:lang w:bidi="th-TH"/>
-          </w:rPr>
-          <w:t>Testlau</w:t>
-        </w:r>
-      </w:ins>
-      <w:ins w:id="115" w:author="Gottfried Zimmermann" w:date="2026-06-26T16:17:00Z" w16du:dateUtc="2026-06-26T14:17:00Z">
-        <w:r>
-          <w:rPr>
-            <w:lang w:bidi="th-TH"/>
-          </w:rPr>
-          <w:t xml:space="preserve">f. </w:t>
-        </w:r>
-      </w:ins>
-    </w:p>
-    <w:p>
-      <w:pPr>
-        <w:pStyle w:val="Listenabsatz"/>
-        <w:numPr>
-          <w:ilvl w:val="1"/>
-          <w:numId w:val="5"/>
-        </w:numPr>
-        <w:spacing w:line="360" w:lineRule="auto"/>
+        <w:t xml:space="preserve">Die Aufsichtspersonen </w:t>
+      </w:r>
+      <w:r>
         <w:rPr>
-          <w:moveFrom w:id="116" w:author="Gottfried Zimmermann" w:date="2026-06-26T16:17:00Z" w16du:dateUtc="2026-06-26T14:17:00Z"/>
+          <w:lang w:bidi="th-TH"/>
         </w:rPr>
-        <w:pPrChange w:id="117" w:author="Gottfried Zimmermann" w:date="2026-06-26T16:18:00Z" w16du:dateUtc="2026-06-26T14:18:00Z">
-          <w:pPr>
-            <w:pStyle w:val="Listenabsatz"/>
-            <w:numPr>
-              <w:ilvl w:val="2"/>
-              <w:numId w:val="5"/>
-            </w:numPr>
-            <w:spacing w:line="360" w:lineRule="auto"/>
-            <w:ind w:left="2160" w:hanging="180"/>
-          </w:pPr>
-        </w:pPrChange>
-      </w:pPr>
-      <w:moveFromRangeStart w:id="118" w:author="Gottfried Zimmermann" w:date="2026-06-26T16:17:00Z" w:name="move233383054"/>
-      <w:moveFrom w:id="119" w:author="Gottfried Zimmermann" w:date="2026-06-26T16:17:00Z" w16du:dateUtc="2026-06-26T14:17:00Z">
-        <w:r>
-          <w:rPr>
-            <w:lang w:bidi="th-TH"/>
-          </w:rPr>
-          <w:t>Alle Aufsichtspersonen müssen sich vorab auf der Moodle-Plattform registrieren</w:t>
-        </w:r>
-      </w:moveFrom>
-    </w:p>
-    <w:moveFromRangeEnd w:id="118"/>
-    <w:p>
-      <w:pPr>
-        <w:pStyle w:val="Listenabsatz"/>
-        <w:numPr>
-          <w:ilvl w:val="1"/>
-          <w:numId w:val="5"/>
-        </w:numPr>
-        <w:spacing w:line="360" w:lineRule="auto"/>
-        <w:rPr>
-          <w:del w:id="120" w:author="Gottfried Zimmermann" w:date="2026-06-26T16:17:00Z" w16du:dateUtc="2026-06-26T14:17:00Z"/>
-        </w:rPr>
-        <w:pPrChange w:id="121" w:author="Gottfried Zimmermann" w:date="2026-06-26T16:18:00Z" w16du:dateUtc="2026-06-26T14:18:00Z">
-          <w:pPr>
-            <w:pStyle w:val="Listenabsatz"/>
-            <w:numPr>
-              <w:ilvl w:val="2"/>
-              <w:numId w:val="5"/>
-            </w:numPr>
-            <w:spacing w:line="360" w:lineRule="auto"/>
-            <w:ind w:left="2160" w:hanging="180"/>
-          </w:pPr>
-        </w:pPrChange>
-      </w:pPr>
-      <w:del w:id="122" w:author="Gottfried Zimmermann" w:date="2026-06-26T16:17:00Z" w16du:dateUtc="2026-06-26T14:17:00Z">
-        <w:r>
-          <w:rPr>
-            <w:lang w:bidi="th-TH"/>
-          </w:rPr>
-          <w:delText>Ggf. Testablauf mit den Aufsichtspersonen durchführen</w:delText>
-        </w:r>
-      </w:del>
-    </w:p>
-    <w:p>
-      <w:pPr>
-        <w:pStyle w:val="Listenabsatz"/>
-        <w:numPr>
-          <w:ilvl w:val="1"/>
-          <w:numId w:val="5"/>
-        </w:numPr>
-        <w:spacing w:line="360" w:lineRule="auto"/>
-        <w:pPrChange w:id="123" w:author="Gottfried Zimmermann" w:date="2026-06-26T16:18:00Z" w16du:dateUtc="2026-06-26T14:18:00Z">
-          <w:pPr>
-            <w:pStyle w:val="Listenabsatz"/>
-            <w:numPr>
-              <w:ilvl w:val="2"/>
-              <w:numId w:val="5"/>
-            </w:numPr>
-            <w:spacing w:line="360" w:lineRule="auto"/>
-            <w:ind w:left="2160" w:hanging="180"/>
-          </w:pPr>
-        </w:pPrChange>
-      </w:pPr>
+        <w:t xml:space="preserve">werden eingewiesen, ggf. mit Testlauf. </w:t>
+      </w:r>
       <w:r>
         <w:rPr>
           <w:lang w:bidi="th-TH"/>
         </w:rPr>
         <w:t>Erklären, wie man bei einem bewilligtem Nachteilsausgleich die Zeitverlängerung im Examenskurs einrichten kann (auf Schritt-für-Schritt-Anleitung im Examenskurs hinweisen)</w:t>
       </w:r>
-      <w:ins w:id="124" w:author="Gottfried Zimmermann" w:date="2026-06-26T16:18:00Z" w16du:dateUtc="2026-06-26T14:18:00Z">
-        <w:r>
-          <w:rPr>
-            <w:lang w:bidi="th-TH"/>
-          </w:rPr>
-          <w:t>.</w:t>
-        </w:r>
-      </w:ins>
-    </w:p>
-    <w:p>
-      <w:pPr>
-        <w:pStyle w:val="Listenabsatz"/>
-        <w:numPr>
-          <w:ilvl w:val="1"/>
-          <w:numId w:val="5"/>
-        </w:numPr>
-        <w:spacing w:line="360" w:lineRule="auto"/>
+      <w:r>
         <w:rPr>
-          <w:del w:id="125" w:author="Gottfried Zimmermann" w:date="2026-06-26T16:14:00Z" w16du:dateUtc="2026-06-26T14:14:00Z"/>
+          <w:lang w:bidi="th-TH"/>
         </w:rPr>
-      </w:pPr>
-      <w:del w:id="126" w:author="Gottfried Zimmermann" w:date="2026-06-26T16:14:00Z" w16du:dateUtc="2026-06-26T14:14:00Z">
-        <w:r>
-          <w:delText>Selbsteinschreibung (Teilnehmer/in) aktivieren</w:delText>
-        </w:r>
-      </w:del>
-    </w:p>
-    <w:p>
-      <w:pPr>
-        <w:pStyle w:val="Listenabsatz"/>
-        <w:numPr>
-          <w:ilvl w:val="2"/>
-          <w:numId w:val="5"/>
-        </w:numPr>
-        <w:spacing w:line="360" w:lineRule="auto"/>
-        <w:rPr>
-          <w:del w:id="127" w:author="Gottfried Zimmermann" w:date="2026-06-26T16:14:00Z" w16du:dateUtc="2026-06-26T14:14:00Z"/>
-        </w:rPr>
-      </w:pPr>
-      <w:del w:id="128" w:author="Gottfried Zimmermann" w:date="2026-06-26T16:14:00Z" w16du:dateUtc="2026-06-26T14:14:00Z">
-        <w:r>
-          <w:rPr>
-            <w:lang w:bidi="de-DE"/>
-          </w:rPr>
-          <w:delText>Ab dem Zeitpunkt, indem die Selbsteinschreibung aktiviert ist, können sich die Teilnehmende mit ihrem Einschreibeschlüssel in den Examenskurs einschreiben</w:delText>
-        </w:r>
-      </w:del>
+        <w:t>.</w:t>
+      </w:r>
     </w:p>
     <w:p>
       <w:pPr>
@@ -1805,61 +816,30 @@
         </w:rPr>
         <w:t>Prüfungs</w:t>
       </w:r>
-      <w:ins w:id="129" w:author="Gottfried Zimmermann" w:date="2026-06-26T16:18:00Z" w16du:dateUtc="2026-06-26T14:18:00Z">
-        <w:r>
-          <w:rPr>
-            <w:lang w:bidi="th-TH"/>
-          </w:rPr>
-          <w:t>optionen jeweils</w:t>
-        </w:r>
-      </w:ins>
-      <w:del w:id="130" w:author="Gottfried Zimmermann" w:date="2026-06-26T16:18:00Z" w16du:dateUtc="2026-06-26T14:18:00Z">
-        <w:r>
-          <w:rPr>
-            <w:lang w:bidi="th-TH"/>
-          </w:rPr>
-          <w:delText>anmeldung</w:delText>
-        </w:r>
-      </w:del>
+      <w:r>
+        <w:rPr>
+          <w:lang w:bidi="th-TH"/>
+        </w:rPr>
+        <w:t>optionen jeweils</w:t>
+      </w:r>
       <w:r>
         <w:rPr>
           <w:lang w:bidi="th-TH"/>
         </w:rPr>
         <w:t xml:space="preserve"> </w:t>
       </w:r>
-      <w:del w:id="131" w:author="Gottfried Zimmermann" w:date="2026-06-26T16:19:00Z" w16du:dateUtc="2026-06-26T14:19:00Z">
-        <w:r>
-          <w:rPr>
-            <w:lang w:bidi="th-TH"/>
-          </w:rPr>
-          <w:delText>eine Woche</w:delText>
-        </w:r>
-      </w:del>
-      <w:ins w:id="132" w:author="Gottfried Zimmermann" w:date="2026-06-26T16:19:00Z" w16du:dateUtc="2026-06-26T14:19:00Z">
-        <w:r>
-          <w:rPr>
-            <w:lang w:bidi="th-TH"/>
-          </w:rPr>
-          <w:t>6 Tage</w:t>
-        </w:r>
-      </w:ins>
+      <w:r>
+        <w:rPr>
+          <w:lang w:bidi="th-TH"/>
+        </w:rPr>
+        <w:t>6 Tage</w:t>
+      </w:r>
       <w:r>
         <w:rPr>
           <w:lang w:bidi="th-TH"/>
         </w:rPr>
         <w:t xml:space="preserve"> vor dem jeweiligen Prüfungstermin </w:t>
       </w:r>
-      <w:del w:id="133" w:author="Gottfried Zimmermann" w:date="2026-06-26T16:19:00Z" w16du:dateUtc="2026-06-26T14:19:00Z">
-        <w:r>
-          <w:rPr>
-            <w:lang w:bidi="th-TH"/>
-          </w:rPr>
-          <w:delText>schließen</w:delText>
-        </w:r>
-        <w:r>
-          <w:delText xml:space="preserve"> und </w:delText>
-        </w:r>
-      </w:del>
       <w:r>
         <w:t>aus dem Anmeldeformular entfernen</w:t>
       </w:r>
@@ -1891,17 +871,6 @@
         </w:rPr>
         <w:t>an die austragenden Organisationen weiterleiten</w:t>
       </w:r>
-      <w:del w:id="134" w:author="Gottfried Zimmermann" w:date="2026-06-26T16:19:00Z" w16du:dateUtc="2026-06-26T14:19:00Z">
-        <w:r>
-          <w:delText xml:space="preserve"> (siehe </w:delText>
-        </w:r>
-        <w:r>
-          <w:delText>7</w:delText>
-        </w:r>
-        <w:r>
-          <w:delText>.)</w:delText>
-        </w:r>
-      </w:del>
     </w:p>
     <w:p>
       <w:pPr>
@@ -2177,21 +1146,11 @@
       <w:r>
         <w:t xml:space="preserve">Link zum </w:t>
       </w:r>
-      <w:ins w:id="135" w:author="Gottfried Zimmermann" w:date="2026-06-26T16:19:00Z" w16du:dateUtc="2026-06-26T14:19:00Z">
-        <w:r>
-          <w:t>Probe-</w:t>
-        </w:r>
-      </w:ins>
       <w:r>
-        <w:t>Examenskurs</w:t>
+        <w:t>Probe-</w:t>
       </w:r>
-      <w:del w:id="136" w:author="Gottfried Zimmermann" w:date="2026-06-26T16:19:00Z" w16du:dateUtc="2026-06-26T14:19:00Z">
-        <w:r>
-          <w:delText xml:space="preserve"> sowie der dazugehörige Einschreibeschlüssel</w:delText>
-        </w:r>
-      </w:del>
       <w:r>
-        <w:t>, damit sich die Prüflinge vorab in diesen Kurs einschreiben können und ggf. mit dem Screenreader testen können</w:t>
+        <w:t>Examenskurs, damit sich die Prüflinge vorab in diesen Kurs einschreiben können und ggf. mit dem Screenreader testen können</w:t>
       </w:r>
     </w:p>
     <w:p>
@@ -2203,16 +1162,9 @@
         </w:numPr>
         <w:spacing w:line="360" w:lineRule="auto"/>
       </w:pPr>
-      <w:del w:id="137" w:author="Gottfried Zimmermann" w:date="2026-06-26T16:19:00Z" w16du:dateUtc="2026-06-26T14:19:00Z">
-        <w:r>
-          <w:delText>Ggf. d</w:delText>
-        </w:r>
-      </w:del>
-      <w:ins w:id="138" w:author="Gottfried Zimmermann" w:date="2026-06-26T16:19:00Z" w16du:dateUtc="2026-06-26T14:19:00Z">
-        <w:r>
-          <w:t>D</w:t>
-        </w:r>
-      </w:ins>
+      <w:r>
+        <w:t>D</w:t>
+      </w:r>
       <w:r>
         <w:t>arüber informieren, dass Laptops selbst mitgebracht werden müssen</w:t>
       </w:r>
@@ -2226,21 +1178,8 @@
         </w:numPr>
         <w:spacing w:line="360" w:lineRule="auto"/>
       </w:pPr>
-      <w:del w:id="139" w:author="Gottfried Zimmermann" w:date="2026-06-26T16:20:00Z" w16du:dateUtc="2026-06-26T14:20:00Z">
-        <w:r>
-          <w:delText xml:space="preserve">Verlinkung zu den </w:delText>
-        </w:r>
-      </w:del>
       <w:r>
-        <w:t>Merkblätter</w:t>
-      </w:r>
-      <w:del w:id="140" w:author="Gottfried Zimmermann" w:date="2026-06-26T16:20:00Z" w16du:dateUtc="2026-06-26T14:20:00Z">
-        <w:r>
-          <w:delText>n</w:delText>
-        </w:r>
-      </w:del>
-      <w:r>
-        <w:t xml:space="preserve"> (</w:t>
+        <w:t>Merkblätter (</w:t>
       </w:r>
       <w:r>
         <w:rPr>
@@ -2290,11 +1229,6 @@
         <w:lastRenderedPageBreak/>
         <w:t xml:space="preserve">Kontaktdaten der jeweiligen Aufsichtsperson </w:t>
       </w:r>
-      <w:del w:id="141" w:author="Gottfried Zimmermann" w:date="2026-06-26T16:20:00Z" w16du:dateUtc="2026-06-26T14:20:00Z">
-        <w:r>
-          <w:delText>beifügen</w:delText>
-        </w:r>
-      </w:del>
     </w:p>
     <w:p>
       <w:pPr>
@@ -2305,22 +1239,12 @@
         </w:numPr>
         <w:spacing w:line="360" w:lineRule="auto"/>
       </w:pPr>
-      <w:del w:id="142" w:author="Gottfried Zimmermann" w:date="2026-06-26T16:20:00Z" w16du:dateUtc="2026-06-26T14:20:00Z">
-        <w:r>
-          <w:rPr>
-            <w:lang w:bidi="th-TH"/>
-          </w:rPr>
-          <w:delText>Empfängt e</w:delText>
-        </w:r>
-      </w:del>
-      <w:ins w:id="143" w:author="Gottfried Zimmermann" w:date="2026-06-26T16:20:00Z" w16du:dateUtc="2026-06-26T14:20:00Z">
-        <w:r>
-          <w:rPr>
-            <w:lang w:bidi="th-TH"/>
-          </w:rPr>
-          <w:t>E</w:t>
-        </w:r>
-      </w:ins>
+      <w:r>
+        <w:rPr>
+          <w:lang w:bidi="th-TH"/>
+        </w:rPr>
+        <w:t>E</w:t>
+      </w:r>
       <w:r>
         <w:rPr>
           <w:lang w:bidi="th-TH"/>
@@ -2348,63 +1272,15 @@
           <w:t>bf-lehren@hdm-stuttgart.de</w:t>
         </w:r>
       </w:hyperlink>
-      <w:ins w:id="144" w:author="Gottfried Zimmermann" w:date="2026-06-26T16:20:00Z" w16du:dateUtc="2026-06-26T14:20:00Z">
-        <w:r>
-          <w:t xml:space="preserve"> empfangen</w:t>
-        </w:r>
-      </w:ins>
+      <w:r>
+        <w:t xml:space="preserve"> empfangen</w:t>
+      </w:r>
       <w:r>
         <w:rPr>
           <w:lang w:bidi="th-TH"/>
         </w:rPr>
         <w:t>.</w:t>
       </w:r>
-    </w:p>
-    <w:p>
-      <w:pPr>
-        <w:pStyle w:val="Listenabsatz"/>
-        <w:numPr>
-          <w:ilvl w:val="0"/>
-          <w:numId w:val="5"/>
-        </w:numPr>
-        <w:spacing w:line="360" w:lineRule="auto"/>
-        <w:rPr>
-          <w:del w:id="145" w:author="Gottfried Zimmermann" w:date="2026-06-26T16:20:00Z" w16du:dateUtc="2026-06-26T14:20:00Z"/>
-          <w:lang w:bidi="th-TH"/>
-        </w:rPr>
-      </w:pPr>
-      <w:del w:id="146" w:author="Gottfried Zimmermann" w:date="2026-06-26T16:20:00Z" w16du:dateUtc="2026-06-26T14:20:00Z">
-        <w:r>
-          <w:rPr>
-            <w:lang w:bidi="th-TH"/>
-          </w:rPr>
-          <w:delText xml:space="preserve">Nach Prüfungsrunde Selbsteinschreibung (Teilnehmer/in) deaktivieren und Kurs vorbereiten (siehe </w:delText>
-        </w:r>
-        <w:r>
-          <w:rPr>
-            <w:lang w:bidi="th-TH"/>
-          </w:rPr>
-          <w:delText>4</w:delText>
-        </w:r>
-        <w:r>
-          <w:rPr>
-            <w:lang w:bidi="th-TH"/>
-          </w:rPr>
-          <w:delText>a</w:delText>
-        </w:r>
-        <w:r>
-          <w:rPr>
-            <w:lang w:bidi="th-TH"/>
-          </w:rPr>
-          <w:delText>.</w:delText>
-        </w:r>
-        <w:r>
-          <w:rPr>
-            <w:lang w:bidi="th-TH"/>
-          </w:rPr>
-          <w:delText>)</w:delText>
-        </w:r>
-      </w:del>
     </w:p>
     <w:p>
       <w:pPr>
@@ -2453,11 +1329,13 @@
         <w:spacing w:line="360" w:lineRule="auto"/>
         <w:rPr>
           <w:rFonts w:ascii="Arial" w:eastAsia="Arial" w:hAnsi="Arial" w:cs="Arial"/>
+          <w:lang w:val="it-CH"/>
         </w:rPr>
       </w:pPr>
       <w:r>
         <w:rPr>
           <w:rFonts w:ascii="Arial" w:eastAsia="Arial" w:hAnsi="Arial" w:cs="Arial"/>
+          <w:lang w:val="it-CH"/>
         </w:rPr>
         <w:t xml:space="preserve">E-Mail: </w:t>
       </w:r>
@@ -2466,6 +1344,7 @@
           <w:rPr>
             <w:rStyle w:val="Hyperlink"/>
             <w:rFonts w:ascii="Arial" w:eastAsia="Arial" w:hAnsi="Arial" w:cs="Arial"/>
+            <w:lang w:val="it-CH"/>
           </w:rPr>
           <w:t>jk266@hdm-stuttgart.de</w:t>
         </w:r>
@@ -2478,12 +1357,14 @@
           <w:rFonts w:ascii="Arial" w:eastAsia="Arial" w:hAnsi="Arial" w:cs="Arial"/>
         </w:rPr>
       </w:pPr>
+      <w:proofErr w:type="gramStart"/>
       <w:r>
         <w:rPr>
           <w:rFonts w:ascii="Arial" w:eastAsia="Arial" w:hAnsi="Arial" w:cs="Arial"/>
         </w:rPr>
         <w:t>Tel. ??</w:t>
       </w:r>
+      <w:proofErr w:type="gramEnd"/>
     </w:p>
     <w:sectPr>
       <w:pgSz w:w="11906" w:h="16838"/>
@@ -4479,14 +3360,6 @@
     <w:abstractNumId w:val="5"/>
   </w:num>
 </w:numbering>
-</file>
-
-<file path=word/people.xml><?xml version="1.0" encoding="utf-8"?>
-<w15:people xmlns:wpc="http://schemas.microsoft.com/office/word/2010/wordprocessingCanvas" xmlns:cx="http://schemas.microsoft.com/office/drawing/2014/chartex" xmlns:cx1="http://schemas.microsoft.com/office/drawing/2015/9/8/chartex" xmlns:cx2="http://schemas.microsoft.com/office/drawing/2015/10/21/chartex" xmlns:cx3="http://schemas.microsoft.com/office/drawing/2016/5/9/chartex" xmlns:cx4="http://schemas.microsoft.com/office/drawing/2016/5/10/chartex" xmlns:cx5="http://schemas.microsoft.com/office/drawing/2016/5/11/chartex" xmlns:cx6="http://schemas.microsoft.com/office/drawing/2016/5/12/chartex" xmlns:cx7="http://schemas.microsoft.com/office/drawing/2016/5/13/chartex" xmlns:cx8="http://schemas.microsoft.com/office/drawing/2016/5/14/chartex" xmlns:mc="http://schemas.openxmlformats.org/markup-compatibility/2006" xmlns:aink="http://schemas.microsoft.com/office/drawing/2016/ink" xmlns:am3d="http://schemas.microsoft.com/office/drawing/2017/model3d" xmlns:o="urn:schemas-microsoft-com:office:office" xmlns:oel="http://schemas.microsoft.com/office/2019/extlst" xmlns:r="http://schemas.openxmlformats.org/officeDocument/2006/relationships" xmlns:m="http://schemas.openxmlformats.org/officeDocument/2006/math" xmlns:v="urn:schemas-microsoft-com:vml" xmlns:wp14="http://schemas.microsoft.com/office/word/2010/wordprocessingDrawing" xmlns:wp="http://schemas.openxmlformats.org/drawingml/2006/wordprocessingDrawing" xmlns:w10="urn:schemas-microsoft-com:office:word" xmlns:w="http://schemas.openxmlformats.org/wordprocessingml/2006/main" xmlns:w14="http://schemas.microsoft.com/office/word/2010/wordml" xmlns:w15="http://schemas.microsoft.com/office/word/2012/wordml" xmlns:w16cex="http://schemas.microsoft.com/office/word/2018/wordml/cex" xmlns:w16cid="http://schemas.microsoft.com/office/word/2016/wordml/cid" xmlns:w16="http://schemas.microsoft.com/office/word/2018/wordml" xmlns:w16du="http://schemas.microsoft.com/office/word/2023/wordml/word16du" xmlns:w16sdtdh="http://schemas.microsoft.com/office/word/2020/wordml/sdtdatahash" xmlns:w16sdtfl="http://schemas.microsoft.com/office/word/2024/wordml/sdtformatlock" xmlns:w16se="http://schemas.microsoft.com/office/word/2015/wordml/symex" xmlns:wpg="http://schemas.microsoft.com/office/word/2010/wordprocessingGroup" xmlns:wpi="http://schemas.microsoft.com/office/word/2010/wordprocessingInk" xmlns:wne="http://schemas.microsoft.com/office/word/2006/wordml" xmlns:wps="http://schemas.microsoft.com/office/word/2010/wordprocessingShape" mc:Ignorable="w14 w15 w16se w16cid w16 w16cex w16sdtdh w16sdtfl w16du wp14">
-  <w15:person w15:author="Gottfried Zimmermann">
-    <w15:presenceInfo w15:providerId="Windows Live" w15:userId="89dddc6042953ddf"/>
-  </w15:person>
-</w15:people>
 </file>
 
 <file path=word/styles.xml><?xml version="1.0" encoding="utf-8"?>

--- a/Merkblätter/Merkblatt_zentrale_Prüfungsadministration_KB_allgemein.docx
+++ b/Merkblätter/Merkblatt_zentrale_Prüfungsadministration_KB_allgemein.docx
@@ -28,13 +28,24 @@
         </w:rPr>
         <w:t xml:space="preserve">Version </w:t>
       </w:r>
-      <w:r>
-        <w:rPr>
-          <w:i/>
-          <w:iCs/>
-        </w:rPr>
-        <w:t>3</w:t>
-      </w:r>
+      <w:ins w:id="0" w:author="Gottfried Zimmermann" w:date="2026-07-01T14:10:00Z" w16du:dateUtc="2026-07-01T12:10:00Z">
+        <w:r>
+          <w:rPr>
+            <w:i/>
+            <w:iCs/>
+          </w:rPr>
+          <w:t>4</w:t>
+        </w:r>
+      </w:ins>
+      <w:del w:id="1" w:author="Gottfried Zimmermann" w:date="2026-07-01T14:10:00Z" w16du:dateUtc="2026-07-01T12:10:00Z">
+        <w:r>
+          <w:rPr>
+            <w:i/>
+            <w:iCs/>
+          </w:rPr>
+          <w:delText>3</w:delText>
+        </w:r>
+      </w:del>
       <w:r>
         <w:rPr>
           <w:i/>
@@ -49,27 +60,38 @@
         </w:rPr>
         <w:t>6</w:t>
       </w:r>
-      <w:r>
-        <w:rPr>
-          <w:i/>
-          <w:iCs/>
-        </w:rPr>
-        <w:t>-</w:t>
-      </w:r>
-      <w:r>
-        <w:rPr>
-          <w:i/>
-          <w:iCs/>
-        </w:rPr>
-        <w:t>0</w:t>
-      </w:r>
-      <w:r>
-        <w:rPr>
-          <w:i/>
-          <w:iCs/>
-        </w:rPr>
-        <w:t>6-26</w:t>
-      </w:r>
+      <w:ins w:id="2" w:author="Gottfried Zimmermann" w:date="2026-07-01T14:10:00Z" w16du:dateUtc="2026-07-01T12:10:00Z">
+        <w:r>
+          <w:rPr>
+            <w:i/>
+            <w:iCs/>
+          </w:rPr>
+          <w:t>-07-01</w:t>
+        </w:r>
+      </w:ins>
+      <w:del w:id="3" w:author="Gottfried Zimmermann" w:date="2026-07-01T14:10:00Z" w16du:dateUtc="2026-07-01T12:10:00Z">
+        <w:r>
+          <w:rPr>
+            <w:i/>
+            <w:iCs/>
+          </w:rPr>
+          <w:delText>-</w:delText>
+        </w:r>
+        <w:r>
+          <w:rPr>
+            <w:i/>
+            <w:iCs/>
+          </w:rPr>
+          <w:delText>0</w:delText>
+        </w:r>
+        <w:r>
+          <w:rPr>
+            <w:i/>
+            <w:iCs/>
+          </w:rPr>
+          <w:delText>6-26</w:delText>
+        </w:r>
+      </w:del>
     </w:p>
     <w:p>
       <w:pPr>
@@ -95,12 +117,22 @@
       <w:pPr>
         <w:pStyle w:val="berschrift2"/>
       </w:pPr>
-      <w:r>
-        <w:rPr>
-          <w:lang w:bidi="th-TH"/>
-        </w:rPr>
-        <w:t>Vorbereitungen &amp; Ablauf</w:t>
-      </w:r>
+      <w:del w:id="4" w:author="Gottfried Zimmermann" w:date="2026-07-01T14:12:00Z" w16du:dateUtc="2026-07-01T12:12:00Z">
+        <w:r>
+          <w:rPr>
+            <w:lang w:bidi="th-TH"/>
+          </w:rPr>
+          <w:delText>Vorbereitungen &amp; Ablauf</w:delText>
+        </w:r>
+      </w:del>
+      <w:ins w:id="5" w:author="Gottfried Zimmermann" w:date="2026-07-01T14:12:00Z" w16du:dateUtc="2026-07-01T12:12:00Z">
+        <w:r>
+          <w:rPr>
+            <w:lang w:bidi="th-TH"/>
+          </w:rPr>
+          <w:t>Vor der Prüfung</w:t>
+        </w:r>
+      </w:ins>
     </w:p>
     <w:p>
       <w:pPr>
@@ -506,14 +538,14 @@
         </w:numPr>
         <w:spacing w:line="360" w:lineRule="auto"/>
       </w:pPr>
-      <w:bookmarkStart w:id="0" w:name="_Hlk214623383"/>
-      <w:bookmarkStart w:id="1" w:name="_Hlk216162641"/>
-      <w:bookmarkEnd w:id="0"/>
+      <w:bookmarkStart w:id="6" w:name="_Hlk214623383"/>
+      <w:bookmarkStart w:id="7" w:name="_Hlk216162641"/>
+      <w:bookmarkEnd w:id="6"/>
       <w:r>
         <w:t>Der Einschreibeschlüssel besteht aus insgesamt 13 Zeichen (ohne Sonderzeichen). Zu schnellen Unterscheidung bestehen die letzten 3 Zeichen immer aus einem Bindestrich „-“ gefolgt von 2 Buchstaben, die den Prüfungsstandort kennzeichnen, z.B. „-St“ für Stuttgart</w:t>
       </w:r>
     </w:p>
-    <w:bookmarkEnd w:id="1"/>
+    <w:bookmarkEnd w:id="7"/>
     <w:p>
       <w:pPr>
         <w:pStyle w:val="Listenabsatz"/>
@@ -991,6 +1023,9 @@
           <w:numId w:val="18"/>
         </w:numPr>
         <w:spacing w:line="360" w:lineRule="auto"/>
+        <w:rPr>
+          <w:ins w:id="8" w:author="Gottfried Zimmermann" w:date="2026-07-01T14:12:00Z" w16du:dateUtc="2026-07-01T12:12:00Z"/>
+        </w:rPr>
       </w:pPr>
       <w:r>
         <w:rPr>
@@ -1021,6 +1056,24 @@
         </w:rPr>
         <w:t xml:space="preserve"> hinweisen)</w:t>
       </w:r>
+    </w:p>
+    <w:p>
+      <w:pPr>
+        <w:pStyle w:val="Listenabsatz"/>
+        <w:numPr>
+          <w:ilvl w:val="1"/>
+          <w:numId w:val="18"/>
+        </w:numPr>
+        <w:spacing w:line="360" w:lineRule="auto"/>
+      </w:pPr>
+      <w:ins w:id="9" w:author="Gottfried Zimmermann" w:date="2026-07-01T14:12:00Z" w16du:dateUtc="2026-07-01T12:12:00Z">
+        <w:r>
+          <w:rPr>
+            <w:lang w:bidi="th-TH"/>
+          </w:rPr>
+          <w:t>Kontaktdaten für zentrale Aufsicht, inkl. Handynummer für Notfälle während der Prüfung</w:t>
+        </w:r>
+      </w:ins>
     </w:p>
     <w:p>
       <w:pPr>
@@ -1163,6 +1216,7 @@
         <w:spacing w:line="360" w:lineRule="auto"/>
       </w:pPr>
       <w:r>
+        <w:lastRenderedPageBreak/>
         <w:t>D</w:t>
       </w:r>
       <w:r>
@@ -1224,11 +1278,26 @@
           <w:numId w:val="5"/>
         </w:numPr>
         <w:spacing w:line="360" w:lineRule="auto"/>
+        <w:rPr>
+          <w:ins w:id="10" w:author="Gottfried Zimmermann" w:date="2026-07-01T14:13:00Z" w16du:dateUtc="2026-07-01T12:13:00Z"/>
+        </w:rPr>
       </w:pPr>
       <w:r>
-        <w:lastRenderedPageBreak/>
         <w:t xml:space="preserve">Kontaktdaten der jeweiligen Aufsichtsperson </w:t>
       </w:r>
+    </w:p>
+    <w:p>
+      <w:pPr>
+        <w:pStyle w:val="berschrift2"/>
+        <w:rPr>
+          <w:ins w:id="11" w:author="Gottfried Zimmermann" w:date="2026-07-01T14:13:00Z" w16du:dateUtc="2026-07-01T12:13:00Z"/>
+        </w:rPr>
+      </w:pPr>
+      <w:ins w:id="12" w:author="Gottfried Zimmermann" w:date="2026-07-01T14:13:00Z" w16du:dateUtc="2026-07-01T12:13:00Z">
+        <w:r>
+          <w:t>Während der Prüfung</w:t>
+        </w:r>
+      </w:ins>
     </w:p>
     <w:p>
       <w:pPr>
@@ -1238,6 +1307,69 @@
           <w:numId w:val="5"/>
         </w:numPr>
         <w:spacing w:line="360" w:lineRule="auto"/>
+        <w:rPr>
+          <w:ins w:id="13" w:author="Gottfried Zimmermann" w:date="2026-07-01T14:13:00Z" w16du:dateUtc="2026-07-01T12:13:00Z"/>
+        </w:rPr>
+        <w:pPrChange w:id="14" w:author="Gottfried Zimmermann" w:date="2026-07-01T14:13:00Z" w16du:dateUtc="2026-07-01T12:13:00Z">
+          <w:pPr>
+            <w:pStyle w:val="Listenabsatz"/>
+            <w:numPr>
+              <w:numId w:val="26"/>
+            </w:numPr>
+            <w:spacing w:line="360" w:lineRule="auto"/>
+            <w:ind w:hanging="360"/>
+          </w:pPr>
+        </w:pPrChange>
+      </w:pPr>
+      <w:ins w:id="15" w:author="Gottfried Zimmermann" w:date="2026-07-01T14:14:00Z" w16du:dateUtc="2026-07-01T12:14:00Z">
+        <w:r>
+          <w:rPr>
+            <w:lang w:bidi="th-TH"/>
+          </w:rPr>
+          <w:t>Ca. 1h vor und während der Prüfungszeit erreichbar sein</w:t>
+        </w:r>
+      </w:ins>
+      <w:ins w:id="16" w:author="Gottfried Zimmermann" w:date="2026-07-01T14:13:00Z" w16du:dateUtc="2026-07-01T12:13:00Z">
+        <w:r>
+          <w:rPr>
+            <w:lang w:bidi="th-TH"/>
+          </w:rPr>
+          <w:t>.</w:t>
+        </w:r>
+      </w:ins>
+    </w:p>
+    <w:p>
+      <w:pPr>
+        <w:pStyle w:val="berschrift2"/>
+        <w:pPrChange w:id="17" w:author="Gottfried Zimmermann" w:date="2026-07-01T14:13:00Z" w16du:dateUtc="2026-07-01T12:13:00Z">
+          <w:pPr>
+            <w:pStyle w:val="Listenabsatz"/>
+            <w:numPr>
+              <w:ilvl w:val="1"/>
+              <w:numId w:val="5"/>
+            </w:numPr>
+            <w:spacing w:line="360" w:lineRule="auto"/>
+            <w:ind w:left="1440" w:hanging="360"/>
+          </w:pPr>
+        </w:pPrChange>
+      </w:pPr>
+      <w:ins w:id="18" w:author="Gottfried Zimmermann" w:date="2026-07-01T14:13:00Z" w16du:dateUtc="2026-07-01T12:13:00Z">
+        <w:r>
+          <w:t>Nach der Prüfung</w:t>
+        </w:r>
+      </w:ins>
+    </w:p>
+    <w:p>
+      <w:pPr>
+        <w:pStyle w:val="Listenabsatz"/>
+        <w:numPr>
+          <w:ilvl w:val="0"/>
+          <w:numId w:val="5"/>
+        </w:numPr>
+        <w:spacing w:line="360" w:lineRule="auto"/>
+        <w:rPr>
+          <w:ins w:id="19" w:author="Gottfried Zimmermann" w:date="2026-07-01T14:19:00Z" w16du:dateUtc="2026-07-01T12:19:00Z"/>
+        </w:rPr>
       </w:pPr>
       <w:r>
         <w:rPr>
@@ -1284,6 +1416,50 @@
     </w:p>
     <w:p>
       <w:pPr>
+        <w:pStyle w:val="Listenabsatz"/>
+        <w:numPr>
+          <w:ilvl w:val="0"/>
+          <w:numId w:val="5"/>
+        </w:numPr>
+        <w:spacing w:line="360" w:lineRule="auto"/>
+        <w:pPrChange w:id="20" w:author="Gottfried Zimmermann" w:date="2026-07-01T14:13:00Z" w16du:dateUtc="2026-07-01T12:13:00Z">
+          <w:pPr>
+            <w:pStyle w:val="Listenabsatz"/>
+            <w:numPr>
+              <w:numId w:val="26"/>
+            </w:numPr>
+            <w:spacing w:line="360" w:lineRule="auto"/>
+            <w:ind w:hanging="360"/>
+          </w:pPr>
+        </w:pPrChange>
+      </w:pPr>
+      <w:ins w:id="21" w:author="Gottfried Zimmermann" w:date="2026-07-01T14:19:00Z" w16du:dateUtc="2026-07-01T12:19:00Z">
+        <w:r>
+          <w:rPr>
+            <w:lang w:bidi="th-TH"/>
+          </w:rPr>
+          <w:t>Bei Betrugsversuchen: Sicherstellen, dass die betreffende Person s</w:t>
+        </w:r>
+      </w:ins>
+      <w:ins w:id="22" w:author="Gottfried Zimmermann" w:date="2026-07-01T14:20:00Z" w16du:dateUtc="2026-07-01T12:20:00Z">
+        <w:r>
+          <w:rPr>
+            <w:lang w:bidi="th-TH"/>
+          </w:rPr>
+          <w:t>ich nicht ein zweites Mal innerhalb der Einschreibezeit registriert hat und dann das Examen nochmals angefangen hat. Bei</w:t>
+        </w:r>
+      </w:ins>
+      <w:ins w:id="23" w:author="Gottfried Zimmermann" w:date="2026-07-01T14:21:00Z" w16du:dateUtc="2026-07-01T12:21:00Z">
+        <w:r>
+          <w:rPr>
+            <w:lang w:bidi="th-TH"/>
+          </w:rPr>
+          <w:t xml:space="preserve"> den Teilnehmern nach gleichem Namen suchen!</w:t>
+        </w:r>
+      </w:ins>
+    </w:p>
+    <w:p>
+      <w:pPr>
         <w:spacing w:line="360" w:lineRule="auto"/>
         <w:rPr>
           <w:b/>
@@ -1302,69 +1478,116 @@
     <w:p>
       <w:pPr>
         <w:pStyle w:val="berschrift2"/>
-      </w:pPr>
-      <w:r>
         <w:rPr>
-          <w:lang w:bidi="th-TH"/>
+          <w:del w:id="24" w:author="Gottfried Zimmermann" w:date="2026-07-01T14:12:00Z" w16du:dateUtc="2026-07-01T12:12:00Z"/>
         </w:rPr>
-        <w:t>Kontaktdaten zentrale Prüfungsadministration</w:t>
-      </w:r>
+        <w:pPrChange w:id="25" w:author="Gottfried Zimmermann" w:date="2026-07-01T14:12:00Z" w16du:dateUtc="2026-07-01T12:12:00Z">
+          <w:pPr>
+            <w:pStyle w:val="berschrift2"/>
+          </w:pPr>
+        </w:pPrChange>
+      </w:pPr>
+      <w:del w:id="26" w:author="Gottfried Zimmermann" w:date="2026-07-01T14:12:00Z" w16du:dateUtc="2026-07-01T12:12:00Z">
+        <w:r>
+          <w:rPr>
+            <w:lang w:bidi="th-TH"/>
+          </w:rPr>
+          <w:delText>Kontaktdaten zentrale Prüfungsadministration</w:delText>
+        </w:r>
+      </w:del>
     </w:p>
     <w:p>
       <w:pPr>
-        <w:spacing w:line="360" w:lineRule="auto"/>
+        <w:keepNext/>
+        <w:keepLines/>
+        <w:spacing w:before="160" w:after="80" w:line="360" w:lineRule="auto"/>
+        <w:outlineLvl w:val="1"/>
         <w:rPr>
+          <w:del w:id="27" w:author="Gottfried Zimmermann" w:date="2026-07-01T14:12:00Z" w16du:dateUtc="2026-07-01T12:12:00Z"/>
           <w:rFonts w:ascii="Arial" w:eastAsia="Arial" w:hAnsi="Arial" w:cs="Arial"/>
         </w:rPr>
-      </w:pPr>
-      <w:r>
+        <w:pPrChange w:id="28" w:author="Gottfried Zimmermann" w:date="2026-07-01T14:12:00Z" w16du:dateUtc="2026-07-01T12:12:00Z">
+          <w:pPr>
+            <w:spacing w:line="360" w:lineRule="auto"/>
+          </w:pPr>
+        </w:pPrChange>
+      </w:pPr>
+      <w:del w:id="29" w:author="Gottfried Zimmermann" w:date="2026-07-01T14:12:00Z" w16du:dateUtc="2026-07-01T12:12:00Z">
+        <w:r>
+          <w:rPr>
+            <w:rFonts w:ascii="Arial" w:eastAsia="Arial" w:hAnsi="Arial" w:cs="Arial"/>
+          </w:rPr>
+          <w:delText>Jenna Kottmann</w:delText>
+        </w:r>
+      </w:del>
+    </w:p>
+    <w:p>
+      <w:pPr>
+        <w:keepNext/>
+        <w:keepLines/>
+        <w:spacing w:before="160" w:after="80" w:line="360" w:lineRule="auto"/>
+        <w:outlineLvl w:val="1"/>
         <w:rPr>
+          <w:del w:id="30" w:author="Gottfried Zimmermann" w:date="2026-07-01T14:12:00Z" w16du:dateUtc="2026-07-01T12:12:00Z"/>
           <w:rFonts w:ascii="Arial" w:eastAsia="Arial" w:hAnsi="Arial" w:cs="Arial"/>
         </w:rPr>
-        <w:t>Jenna Kottmann</w:t>
-      </w:r>
-    </w:p>
-    <w:p>
-      <w:pPr>
-        <w:spacing w:line="360" w:lineRule="auto"/>
-        <w:rPr>
-          <w:rFonts w:ascii="Arial" w:eastAsia="Arial" w:hAnsi="Arial" w:cs="Arial"/>
-          <w:lang w:val="it-CH"/>
-        </w:rPr>
-      </w:pPr>
-      <w:r>
-        <w:rPr>
-          <w:rFonts w:ascii="Arial" w:eastAsia="Arial" w:hAnsi="Arial" w:cs="Arial"/>
-          <w:lang w:val="it-CH"/>
-        </w:rPr>
-        <w:t xml:space="preserve">E-Mail: </w:t>
-      </w:r>
-      <w:hyperlink r:id="rId8" w:history="1">
+        <w:pPrChange w:id="31" w:author="Gottfried Zimmermann" w:date="2026-07-01T14:12:00Z" w16du:dateUtc="2026-07-01T12:12:00Z">
+          <w:pPr>
+            <w:spacing w:line="360" w:lineRule="auto"/>
+          </w:pPr>
+        </w:pPrChange>
+      </w:pPr>
+      <w:del w:id="32" w:author="Gottfried Zimmermann" w:date="2026-07-01T14:12:00Z" w16du:dateUtc="2026-07-01T12:12:00Z">
+        <w:r>
+          <w:rPr>
+            <w:rFonts w:ascii="Arial" w:eastAsia="Arial" w:hAnsi="Arial" w:cs="Arial"/>
+          </w:rPr>
+          <w:delText xml:space="preserve">E-Mail: </w:delText>
+        </w:r>
+        <w:r>
+          <w:fldChar w:fldCharType="begin"/>
+        </w:r>
+        <w:r>
+          <w:delInstrText>HYPERLINK "mailto:jk266@hdm-stuttgart.de"</w:delInstrText>
+        </w:r>
+        <w:r>
+          <w:fldChar w:fldCharType="separate"/>
+        </w:r>
         <w:r>
           <w:rPr>
             <w:rStyle w:val="Hyperlink"/>
             <w:rFonts w:ascii="Arial" w:eastAsia="Arial" w:hAnsi="Arial" w:cs="Arial"/>
-            <w:lang w:val="it-CH"/>
           </w:rPr>
-          <w:t>jk266@hdm-stuttgart.de</w:t>
+          <w:delText>jk266@hdm-stuttgart.de</w:delText>
         </w:r>
-      </w:hyperlink>
+        <w:r>
+          <w:fldChar w:fldCharType="end"/>
+        </w:r>
+      </w:del>
     </w:p>
     <w:p>
       <w:pPr>
-        <w:spacing w:line="360" w:lineRule="auto"/>
+        <w:keepNext/>
+        <w:keepLines/>
+        <w:spacing w:before="160" w:after="80" w:line="360" w:lineRule="auto"/>
+        <w:outlineLvl w:val="1"/>
         <w:rPr>
           <w:rFonts w:ascii="Arial" w:eastAsia="Arial" w:hAnsi="Arial" w:cs="Arial"/>
         </w:rPr>
-      </w:pPr>
-      <w:proofErr w:type="gramStart"/>
-      <w:r>
-        <w:rPr>
-          <w:rFonts w:ascii="Arial" w:eastAsia="Arial" w:hAnsi="Arial" w:cs="Arial"/>
-        </w:rPr>
-        <w:t>Tel. ??</w:t>
-      </w:r>
-      <w:proofErr w:type="gramEnd"/>
+        <w:pPrChange w:id="33" w:author="Gottfried Zimmermann" w:date="2026-07-01T14:12:00Z" w16du:dateUtc="2026-07-01T12:12:00Z">
+          <w:pPr>
+            <w:spacing w:line="360" w:lineRule="auto"/>
+          </w:pPr>
+        </w:pPrChange>
+      </w:pPr>
+      <w:del w:id="34" w:author="Gottfried Zimmermann" w:date="2026-07-01T14:12:00Z" w16du:dateUtc="2026-07-01T12:12:00Z">
+        <w:r>
+          <w:rPr>
+            <w:rFonts w:ascii="Arial" w:eastAsia="Arial" w:hAnsi="Arial" w:cs="Arial"/>
+          </w:rPr>
+          <w:delText>Tel. ??</w:delText>
+        </w:r>
+      </w:del>
     </w:p>
     <w:sectPr>
       <w:pgSz w:w="11906" w:h="16838"/>
@@ -1720,6 +1943,98 @@
     </w:lvl>
   </w:abstractNum>
   <w:abstractNum w:abstractNumId="3" w15:restartNumberingAfterBreak="0">
+    <w:nsid w:val="1BA52DB8"/>
+    <w:multiLevelType w:val="multilevel"/>
+    <w:tmpl w:val="E8360ADC"/>
+    <w:lvl w:ilvl="0">
+      <w:start w:val="1"/>
+      <w:numFmt w:val="decimal"/>
+      <w:lvlText w:val="%1."/>
+      <w:lvlJc w:val="left"/>
+      <w:pPr>
+        <w:ind w:left="720" w:hanging="360"/>
+      </w:pPr>
+      <w:rPr>
+        <w:b w:val="0"/>
+      </w:rPr>
+    </w:lvl>
+    <w:lvl w:ilvl="1">
+      <w:start w:val="1"/>
+      <w:numFmt w:val="lowerLetter"/>
+      <w:lvlText w:val="%2."/>
+      <w:lvlJc w:val="left"/>
+      <w:pPr>
+        <w:ind w:left="1440" w:hanging="360"/>
+      </w:pPr>
+      <w:rPr>
+        <w:b w:val="0"/>
+      </w:rPr>
+    </w:lvl>
+    <w:lvl w:ilvl="2">
+      <w:start w:val="1"/>
+      <w:numFmt w:val="lowerRoman"/>
+      <w:lvlText w:val="%3."/>
+      <w:lvlJc w:val="right"/>
+      <w:pPr>
+        <w:ind w:left="2160" w:hanging="180"/>
+      </w:pPr>
+    </w:lvl>
+    <w:lvl w:ilvl="3">
+      <w:start w:val="1"/>
+      <w:numFmt w:val="decimal"/>
+      <w:lvlText w:val="%4."/>
+      <w:lvlJc w:val="left"/>
+      <w:pPr>
+        <w:ind w:left="2880" w:hanging="360"/>
+      </w:pPr>
+    </w:lvl>
+    <w:lvl w:ilvl="4">
+      <w:start w:val="1"/>
+      <w:numFmt w:val="lowerLetter"/>
+      <w:lvlText w:val="%5."/>
+      <w:lvlJc w:val="left"/>
+      <w:pPr>
+        <w:ind w:left="3600" w:hanging="360"/>
+      </w:pPr>
+    </w:lvl>
+    <w:lvl w:ilvl="5">
+      <w:start w:val="1"/>
+      <w:numFmt w:val="lowerRoman"/>
+      <w:lvlText w:val="%6."/>
+      <w:lvlJc w:val="right"/>
+      <w:pPr>
+        <w:ind w:left="4320" w:hanging="180"/>
+      </w:pPr>
+    </w:lvl>
+    <w:lvl w:ilvl="6">
+      <w:start w:val="1"/>
+      <w:numFmt w:val="decimal"/>
+      <w:lvlText w:val="%7."/>
+      <w:lvlJc w:val="left"/>
+      <w:pPr>
+        <w:ind w:left="5040" w:hanging="360"/>
+      </w:pPr>
+    </w:lvl>
+    <w:lvl w:ilvl="7">
+      <w:start w:val="1"/>
+      <w:numFmt w:val="lowerLetter"/>
+      <w:lvlText w:val="%8."/>
+      <w:lvlJc w:val="left"/>
+      <w:pPr>
+        <w:ind w:left="5760" w:hanging="360"/>
+      </w:pPr>
+    </w:lvl>
+    <w:lvl w:ilvl="8">
+      <w:start w:val="1"/>
+      <w:numFmt w:val="lowerRoman"/>
+      <w:lvlText w:val="%9."/>
+      <w:lvlJc w:val="right"/>
+      <w:pPr>
+        <w:ind w:left="6480" w:hanging="180"/>
+      </w:pPr>
+    </w:lvl>
+  </w:abstractNum>
+  <w:abstractNum w:abstractNumId="4" w15:restartNumberingAfterBreak="0">
     <w:nsid w:val="1E2935CE"/>
     <w:multiLevelType w:val="multilevel"/>
     <w:tmpl w:val="E94CCC48"/>
@@ -1832,7 +2147,7 @@
       </w:rPr>
     </w:lvl>
   </w:abstractNum>
-  <w:abstractNum w:abstractNumId="4" w15:restartNumberingAfterBreak="0">
+  <w:abstractNum w:abstractNumId="5" w15:restartNumberingAfterBreak="0">
     <w:nsid w:val="257B1ED5"/>
     <w:multiLevelType w:val="multilevel"/>
     <w:tmpl w:val="828A5220"/>
@@ -1918,7 +2233,7 @@
       </w:pPr>
     </w:lvl>
   </w:abstractNum>
-  <w:abstractNum w:abstractNumId="5" w15:restartNumberingAfterBreak="0">
+  <w:abstractNum w:abstractNumId="6" w15:restartNumberingAfterBreak="0">
     <w:nsid w:val="282F433D"/>
     <w:multiLevelType w:val="multilevel"/>
     <w:tmpl w:val="0290CCC8"/>
@@ -2004,7 +2319,7 @@
       </w:pPr>
     </w:lvl>
   </w:abstractNum>
-  <w:abstractNum w:abstractNumId="6" w15:restartNumberingAfterBreak="0">
+  <w:abstractNum w:abstractNumId="7" w15:restartNumberingAfterBreak="0">
     <w:nsid w:val="2EF934F3"/>
     <w:multiLevelType w:val="multilevel"/>
     <w:tmpl w:val="957425A2"/>
@@ -2117,7 +2432,7 @@
       </w:rPr>
     </w:lvl>
   </w:abstractNum>
-  <w:abstractNum w:abstractNumId="7" w15:restartNumberingAfterBreak="0">
+  <w:abstractNum w:abstractNumId="8" w15:restartNumberingAfterBreak="0">
     <w:nsid w:val="31A37BA3"/>
     <w:multiLevelType w:val="multilevel"/>
     <w:tmpl w:val="12A2202A"/>
@@ -2230,7 +2545,7 @@
       </w:rPr>
     </w:lvl>
   </w:abstractNum>
-  <w:abstractNum w:abstractNumId="8" w15:restartNumberingAfterBreak="0">
+  <w:abstractNum w:abstractNumId="9" w15:restartNumberingAfterBreak="0">
     <w:nsid w:val="3E601DE7"/>
     <w:multiLevelType w:val="multilevel"/>
     <w:tmpl w:val="777C3722"/>
@@ -2316,7 +2631,7 @@
       </w:pPr>
     </w:lvl>
   </w:abstractNum>
-  <w:abstractNum w:abstractNumId="9" w15:restartNumberingAfterBreak="0">
+  <w:abstractNum w:abstractNumId="10" w15:restartNumberingAfterBreak="0">
     <w:nsid w:val="490A48B0"/>
     <w:multiLevelType w:val="multilevel"/>
     <w:tmpl w:val="70D8A364"/>
@@ -2402,7 +2717,7 @@
       </w:pPr>
     </w:lvl>
   </w:abstractNum>
-  <w:abstractNum w:abstractNumId="10" w15:restartNumberingAfterBreak="0">
+  <w:abstractNum w:abstractNumId="11" w15:restartNumberingAfterBreak="0">
     <w:nsid w:val="4AA3043F"/>
     <w:multiLevelType w:val="multilevel"/>
     <w:tmpl w:val="C09A7CDC"/>
@@ -2488,7 +2803,7 @@
       </w:pPr>
     </w:lvl>
   </w:abstractNum>
-  <w:abstractNum w:abstractNumId="11" w15:restartNumberingAfterBreak="0">
+  <w:abstractNum w:abstractNumId="12" w15:restartNumberingAfterBreak="0">
     <w:nsid w:val="4C5A4BA3"/>
     <w:multiLevelType w:val="multilevel"/>
     <w:tmpl w:val="99DC215E"/>
@@ -2574,7 +2889,7 @@
       </w:pPr>
     </w:lvl>
   </w:abstractNum>
-  <w:abstractNum w:abstractNumId="12" w15:restartNumberingAfterBreak="0">
+  <w:abstractNum w:abstractNumId="13" w15:restartNumberingAfterBreak="0">
     <w:nsid w:val="52A07E4B"/>
     <w:multiLevelType w:val="multilevel"/>
     <w:tmpl w:val="62A4973E"/>
@@ -2660,7 +2975,7 @@
       </w:pPr>
     </w:lvl>
   </w:abstractNum>
-  <w:abstractNum w:abstractNumId="13" w15:restartNumberingAfterBreak="0">
+  <w:abstractNum w:abstractNumId="14" w15:restartNumberingAfterBreak="0">
     <w:nsid w:val="5F616768"/>
     <w:multiLevelType w:val="multilevel"/>
     <w:tmpl w:val="C2A83B2E"/>
@@ -2746,7 +3061,7 @@
       </w:pPr>
     </w:lvl>
   </w:abstractNum>
-  <w:abstractNum w:abstractNumId="14" w15:restartNumberingAfterBreak="0">
+  <w:abstractNum w:abstractNumId="15" w15:restartNumberingAfterBreak="0">
     <w:nsid w:val="61D86295"/>
     <w:multiLevelType w:val="multilevel"/>
     <w:tmpl w:val="E58E0FEA"/>
@@ -2859,7 +3174,7 @@
       </w:rPr>
     </w:lvl>
   </w:abstractNum>
-  <w:abstractNum w:abstractNumId="15" w15:restartNumberingAfterBreak="0">
+  <w:abstractNum w:abstractNumId="16" w15:restartNumberingAfterBreak="0">
     <w:nsid w:val="65635ED8"/>
     <w:multiLevelType w:val="multilevel"/>
     <w:tmpl w:val="020ABB2A"/>
@@ -2972,7 +3287,7 @@
       </w:rPr>
     </w:lvl>
   </w:abstractNum>
-  <w:abstractNum w:abstractNumId="16" w15:restartNumberingAfterBreak="0">
+  <w:abstractNum w:abstractNumId="17" w15:restartNumberingAfterBreak="0">
     <w:nsid w:val="6E7E35AC"/>
     <w:multiLevelType w:val="multilevel"/>
     <w:tmpl w:val="CAA822DC"/>
@@ -3058,7 +3373,7 @@
       </w:pPr>
     </w:lvl>
   </w:abstractNum>
-  <w:abstractNum w:abstractNumId="17" w15:restartNumberingAfterBreak="0">
+  <w:abstractNum w:abstractNumId="18" w15:restartNumberingAfterBreak="0">
     <w:nsid w:val="6FB540C4"/>
     <w:multiLevelType w:val="multilevel"/>
     <w:tmpl w:val="C13235D4"/>
@@ -3171,7 +3486,7 @@
       </w:rPr>
     </w:lvl>
   </w:abstractNum>
-  <w:abstractNum w:abstractNumId="18" w15:restartNumberingAfterBreak="0">
+  <w:abstractNum w:abstractNumId="19" w15:restartNumberingAfterBreak="0">
     <w:nsid w:val="740E16B1"/>
     <w:multiLevelType w:val="multilevel"/>
     <w:tmpl w:val="808A8F56"/>
@@ -3285,81 +3600,92 @@
     </w:lvl>
   </w:abstractNum>
   <w:num w:numId="1" w16cid:durableId="535972833">
-    <w:abstractNumId w:val="8"/>
+    <w:abstractNumId w:val="9"/>
   </w:num>
   <w:num w:numId="2" w16cid:durableId="686637618">
-    <w:abstractNumId w:val="17"/>
+    <w:abstractNumId w:val="18"/>
   </w:num>
   <w:num w:numId="3" w16cid:durableId="1672641066">
-    <w:abstractNumId w:val="15"/>
+    <w:abstractNumId w:val="16"/>
   </w:num>
   <w:num w:numId="4" w16cid:durableId="801653590">
-    <w:abstractNumId w:val="6"/>
+    <w:abstractNumId w:val="7"/>
   </w:num>
   <w:num w:numId="5" w16cid:durableId="1864707216">
     <w:abstractNumId w:val="2"/>
   </w:num>
   <w:num w:numId="6" w16cid:durableId="1460077255">
-    <w:abstractNumId w:val="14"/>
+    <w:abstractNumId w:val="15"/>
   </w:num>
   <w:num w:numId="7" w16cid:durableId="463159826">
-    <w:abstractNumId w:val="7"/>
+    <w:abstractNumId w:val="8"/>
   </w:num>
   <w:num w:numId="8" w16cid:durableId="188492002">
-    <w:abstractNumId w:val="18"/>
+    <w:abstractNumId w:val="19"/>
   </w:num>
   <w:num w:numId="9" w16cid:durableId="1026174764">
     <w:abstractNumId w:val="1"/>
   </w:num>
   <w:num w:numId="10" w16cid:durableId="2035960339">
-    <w:abstractNumId w:val="11"/>
+    <w:abstractNumId w:val="12"/>
   </w:num>
   <w:num w:numId="11" w16cid:durableId="1515925336">
-    <w:abstractNumId w:val="3"/>
+    <w:abstractNumId w:val="4"/>
   </w:num>
   <w:num w:numId="12" w16cid:durableId="951783335">
     <w:abstractNumId w:val="0"/>
   </w:num>
   <w:num w:numId="13" w16cid:durableId="2009938845">
-    <w:abstractNumId w:val="9"/>
+    <w:abstractNumId w:val="10"/>
   </w:num>
   <w:num w:numId="14" w16cid:durableId="1156536884">
-    <w:abstractNumId w:val="12"/>
+    <w:abstractNumId w:val="13"/>
   </w:num>
   <w:num w:numId="15" w16cid:durableId="110322806">
-    <w:abstractNumId w:val="10"/>
+    <w:abstractNumId w:val="11"/>
   </w:num>
   <w:num w:numId="16" w16cid:durableId="487788643">
+    <w:abstractNumId w:val="6"/>
+  </w:num>
+  <w:num w:numId="17" w16cid:durableId="279266874">
     <w:abstractNumId w:val="5"/>
   </w:num>
-  <w:num w:numId="17" w16cid:durableId="279266874">
-    <w:abstractNumId w:val="4"/>
-  </w:num>
   <w:num w:numId="18" w16cid:durableId="275216537">
-    <w:abstractNumId w:val="16"/>
+    <w:abstractNumId w:val="17"/>
   </w:num>
   <w:num w:numId="19" w16cid:durableId="1164932581">
-    <w:abstractNumId w:val="13"/>
+    <w:abstractNumId w:val="14"/>
   </w:num>
   <w:num w:numId="20" w16cid:durableId="712581291">
     <w:abstractNumId w:val="2"/>
   </w:num>
   <w:num w:numId="21" w16cid:durableId="2017919643">
-    <w:abstractNumId w:val="5"/>
+    <w:abstractNumId w:val="6"/>
   </w:num>
   <w:num w:numId="22" w16cid:durableId="1464032769">
-    <w:abstractNumId w:val="5"/>
+    <w:abstractNumId w:val="6"/>
   </w:num>
   <w:num w:numId="23" w16cid:durableId="32728988">
-    <w:abstractNumId w:val="5"/>
+    <w:abstractNumId w:val="6"/>
   </w:num>
   <w:num w:numId="24" w16cid:durableId="872578908">
-    <w:abstractNumId w:val="5"/>
+    <w:abstractNumId w:val="6"/>
   </w:num>
   <w:num w:numId="25" w16cid:durableId="749698567">
-    <w:abstractNumId w:val="5"/>
+    <w:abstractNumId w:val="6"/>
+  </w:num>
+  <w:num w:numId="26" w16cid:durableId="568688162">
+    <w:abstractNumId w:val="3"/>
   </w:num>
 </w:numbering>
+</file>
+
+<file path=word/people.xml><?xml version="1.0" encoding="utf-8"?>
+<w15:people xmlns:wpc="http://schemas.microsoft.com/office/word/2010/wordprocessingCanvas" xmlns:cx="http://schemas.microsoft.com/office/drawing/2014/chartex" xmlns:cx1="http://schemas.microsoft.com/office/drawing/2015/9/8/chartex" xmlns:cx2="http://schemas.microsoft.com/office/drawing/2015/10/21/chartex" xmlns:cx3="http://schemas.microsoft.com/office/drawing/2016/5/9/chartex" xmlns:cx4="http://schemas.microsoft.com/office/drawing/2016/5/10/chartex" xmlns:cx5="http://schemas.microsoft.com/office/drawing/2016/5/11/chartex" xmlns:cx6="http://schemas.microsoft.com/office/drawing/2016/5/12/chartex" xmlns:cx7="http://schemas.microsoft.com/office/drawing/2016/5/13/chartex" xmlns:cx8="http://schemas.microsoft.com/office/drawing/2016/5/14/chartex" xmlns:mc="http://schemas.openxmlformats.org/markup-compatibility/2006" xmlns:aink="http://schemas.microsoft.com/office/drawing/2016/ink" xmlns:am3d="http://schemas.microsoft.com/office/drawing/2017/model3d" xmlns:o="urn:schemas-microsoft-com:office:office" xmlns:oel="http://schemas.microsoft.com/office/2019/extlst" xmlns:r="http://schemas.openxmlformats.org/officeDocument/2006/relationships" xmlns:m="http://schemas.openxmlformats.org/officeDocument/2006/math" xmlns:v="urn:schemas-microsoft-com:vml" xmlns:wp14="http://schemas.microsoft.com/office/word/2010/wordprocessingDrawing" xmlns:wp="http://schemas.openxmlformats.org/drawingml/2006/wordprocessingDrawing" xmlns:w10="urn:schemas-microsoft-com:office:word" xmlns:w="http://schemas.openxmlformats.org/wordprocessingml/2006/main" xmlns:w14="http://schemas.microsoft.com/office/word/2010/wordml" xmlns:w15="http://schemas.microsoft.com/office/word/2012/wordml" xmlns:w16cex="http://schemas.microsoft.com/office/word/2018/wordml/cex" xmlns:w16cid="http://schemas.microsoft.com/office/word/2016/wordml/cid" xmlns:w16="http://schemas.microsoft.com/office/word/2018/wordml" xmlns:w16du="http://schemas.microsoft.com/office/word/2023/wordml/word16du" xmlns:w16sdtdh="http://schemas.microsoft.com/office/word/2020/wordml/sdtdatahash" xmlns:w16sdtfl="http://schemas.microsoft.com/office/word/2024/wordml/sdtformatlock" xmlns:w16se="http://schemas.microsoft.com/office/word/2015/wordml/symex" xmlns:wpg="http://schemas.microsoft.com/office/word/2010/wordprocessingGroup" xmlns:wpi="http://schemas.microsoft.com/office/word/2010/wordprocessingInk" xmlns:wne="http://schemas.microsoft.com/office/word/2006/wordml" xmlns:wps="http://schemas.microsoft.com/office/word/2010/wordprocessingShape" mc:Ignorable="w14 w15 w16se w16cid w16 w16cex w16sdtdh w16sdtfl w16du wp14">
+  <w15:person w15:author="Gottfried Zimmermann">
+    <w15:presenceInfo w15:providerId="Windows Live" w15:userId="89dddc6042953ddf"/>
+  </w15:person>
+</w15:people>
 </file>
 
 <file path=word/styles.xml><?xml version="1.0" encoding="utf-8"?>

--- a/Merkblätter/Merkblatt_zentrale_Prüfungsadministration_KB_allgemein.docx
+++ b/Merkblätter/Merkblatt_zentrale_Prüfungsadministration_KB_allgemein.docx
@@ -28,24 +28,13 @@
         </w:rPr>
         <w:t xml:space="preserve">Version </w:t>
       </w:r>
-      <w:ins w:id="0" w:author="Gottfried Zimmermann" w:date="2026-07-01T14:10:00Z" w16du:dateUtc="2026-07-01T12:10:00Z">
-        <w:r>
-          <w:rPr>
-            <w:i/>
-            <w:iCs/>
-          </w:rPr>
-          <w:t>4</w:t>
-        </w:r>
-      </w:ins>
-      <w:del w:id="1" w:author="Gottfried Zimmermann" w:date="2026-07-01T14:10:00Z" w16du:dateUtc="2026-07-01T12:10:00Z">
-        <w:r>
-          <w:rPr>
-            <w:i/>
-            <w:iCs/>
-          </w:rPr>
-          <w:delText>3</w:delText>
-        </w:r>
-      </w:del>
+      <w:r>
+        <w:rPr>
+          <w:i/>
+          <w:iCs/>
+        </w:rPr>
+        <w:t>4</w:t>
+      </w:r>
       <w:r>
         <w:rPr>
           <w:i/>
@@ -60,38 +49,13 @@
         </w:rPr>
         <w:t>6</w:t>
       </w:r>
-      <w:ins w:id="2" w:author="Gottfried Zimmermann" w:date="2026-07-01T14:10:00Z" w16du:dateUtc="2026-07-01T12:10:00Z">
-        <w:r>
-          <w:rPr>
-            <w:i/>
-            <w:iCs/>
-          </w:rPr>
-          <w:t>-07-01</w:t>
-        </w:r>
-      </w:ins>
-      <w:del w:id="3" w:author="Gottfried Zimmermann" w:date="2026-07-01T14:10:00Z" w16du:dateUtc="2026-07-01T12:10:00Z">
-        <w:r>
-          <w:rPr>
-            <w:i/>
-            <w:iCs/>
-          </w:rPr>
-          <w:delText>-</w:delText>
-        </w:r>
-        <w:r>
-          <w:rPr>
-            <w:i/>
-            <w:iCs/>
-          </w:rPr>
-          <w:delText>0</w:delText>
-        </w:r>
-        <w:r>
-          <w:rPr>
-            <w:i/>
-            <w:iCs/>
-          </w:rPr>
-          <w:delText>6-26</w:delText>
-        </w:r>
-      </w:del>
+      <w:r>
+        <w:rPr>
+          <w:i/>
+          <w:iCs/>
+        </w:rPr>
+        <w:t>-07-01</w:t>
+      </w:r>
     </w:p>
     <w:p>
       <w:pPr>
@@ -117,22 +81,12 @@
       <w:pPr>
         <w:pStyle w:val="berschrift2"/>
       </w:pPr>
-      <w:del w:id="4" w:author="Gottfried Zimmermann" w:date="2026-07-01T14:12:00Z" w16du:dateUtc="2026-07-01T12:12:00Z">
-        <w:r>
-          <w:rPr>
-            <w:lang w:bidi="th-TH"/>
-          </w:rPr>
-          <w:delText>Vorbereitungen &amp; Ablauf</w:delText>
-        </w:r>
-      </w:del>
-      <w:ins w:id="5" w:author="Gottfried Zimmermann" w:date="2026-07-01T14:12:00Z" w16du:dateUtc="2026-07-01T12:12:00Z">
-        <w:r>
-          <w:rPr>
-            <w:lang w:bidi="th-TH"/>
-          </w:rPr>
-          <w:t>Vor der Prüfung</w:t>
-        </w:r>
-      </w:ins>
+      <w:r>
+        <w:rPr>
+          <w:lang w:bidi="th-TH"/>
+        </w:rPr>
+        <w:t>Vor der Prüfung</w:t>
+      </w:r>
     </w:p>
     <w:p>
       <w:pPr>
@@ -538,14 +492,14 @@
         </w:numPr>
         <w:spacing w:line="360" w:lineRule="auto"/>
       </w:pPr>
-      <w:bookmarkStart w:id="6" w:name="_Hlk214623383"/>
-      <w:bookmarkStart w:id="7" w:name="_Hlk216162641"/>
-      <w:bookmarkEnd w:id="6"/>
+      <w:bookmarkStart w:id="0" w:name="_Hlk214623383"/>
+      <w:bookmarkStart w:id="1" w:name="_Hlk216162641"/>
+      <w:bookmarkEnd w:id="0"/>
       <w:r>
         <w:t>Der Einschreibeschlüssel besteht aus insgesamt 13 Zeichen (ohne Sonderzeichen). Zu schnellen Unterscheidung bestehen die letzten 3 Zeichen immer aus einem Bindestrich „-“ gefolgt von 2 Buchstaben, die den Prüfungsstandort kennzeichnen, z.B. „-St“ für Stuttgart</w:t>
       </w:r>
     </w:p>
-    <w:bookmarkEnd w:id="7"/>
+    <w:bookmarkEnd w:id="1"/>
     <w:p>
       <w:pPr>
         <w:pStyle w:val="Listenabsatz"/>
@@ -1023,9 +977,6 @@
           <w:numId w:val="18"/>
         </w:numPr>
         <w:spacing w:line="360" w:lineRule="auto"/>
-        <w:rPr>
-          <w:ins w:id="8" w:author="Gottfried Zimmermann" w:date="2026-07-01T14:12:00Z" w16du:dateUtc="2026-07-01T12:12:00Z"/>
-        </w:rPr>
       </w:pPr>
       <w:r>
         <w:rPr>
@@ -1066,14 +1017,12 @@
         </w:numPr>
         <w:spacing w:line="360" w:lineRule="auto"/>
       </w:pPr>
-      <w:ins w:id="9" w:author="Gottfried Zimmermann" w:date="2026-07-01T14:12:00Z" w16du:dateUtc="2026-07-01T12:12:00Z">
-        <w:r>
-          <w:rPr>
-            <w:lang w:bidi="th-TH"/>
-          </w:rPr>
-          <w:t>Kontaktdaten für zentrale Aufsicht, inkl. Handynummer für Notfälle während der Prüfung</w:t>
-        </w:r>
-      </w:ins>
+      <w:r>
+        <w:rPr>
+          <w:lang w:bidi="th-TH"/>
+        </w:rPr>
+        <w:t>Kontaktdaten für zentrale Aufsicht, inkl. Handynummer für Notfälle während der Prüfung</w:t>
+      </w:r>
     </w:p>
     <w:p>
       <w:pPr>
@@ -1278,9 +1227,6 @@
           <w:numId w:val="5"/>
         </w:numPr>
         <w:spacing w:line="360" w:lineRule="auto"/>
-        <w:rPr>
-          <w:ins w:id="10" w:author="Gottfried Zimmermann" w:date="2026-07-01T14:13:00Z" w16du:dateUtc="2026-07-01T12:13:00Z"/>
-        </w:rPr>
       </w:pPr>
       <w:r>
         <w:t xml:space="preserve">Kontaktdaten der jeweiligen Aufsichtsperson </w:t>
@@ -1289,15 +1235,10 @@
     <w:p>
       <w:pPr>
         <w:pStyle w:val="berschrift2"/>
-        <w:rPr>
-          <w:ins w:id="11" w:author="Gottfried Zimmermann" w:date="2026-07-01T14:13:00Z" w16du:dateUtc="2026-07-01T12:13:00Z"/>
-        </w:rPr>
-      </w:pPr>
-      <w:ins w:id="12" w:author="Gottfried Zimmermann" w:date="2026-07-01T14:13:00Z" w16du:dateUtc="2026-07-01T12:13:00Z">
-        <w:r>
-          <w:t>Während der Prüfung</w:t>
-        </w:r>
-      </w:ins>
+      </w:pPr>
+      <w:r>
+        <w:t>Während der Prüfung</w:t>
+      </w:r>
     </w:p>
     <w:p>
       <w:pPr>
@@ -1307,57 +1248,27 @@
           <w:numId w:val="5"/>
         </w:numPr>
         <w:spacing w:line="360" w:lineRule="auto"/>
+      </w:pPr>
+      <w:r>
         <w:rPr>
-          <w:ins w:id="13" w:author="Gottfried Zimmermann" w:date="2026-07-01T14:13:00Z" w16du:dateUtc="2026-07-01T12:13:00Z"/>
+          <w:lang w:bidi="th-TH"/>
         </w:rPr>
-        <w:pPrChange w:id="14" w:author="Gottfried Zimmermann" w:date="2026-07-01T14:13:00Z" w16du:dateUtc="2026-07-01T12:13:00Z">
-          <w:pPr>
-            <w:pStyle w:val="Listenabsatz"/>
-            <w:numPr>
-              <w:numId w:val="26"/>
-            </w:numPr>
-            <w:spacing w:line="360" w:lineRule="auto"/>
-            <w:ind w:hanging="360"/>
-          </w:pPr>
-        </w:pPrChange>
-      </w:pPr>
-      <w:ins w:id="15" w:author="Gottfried Zimmermann" w:date="2026-07-01T14:14:00Z" w16du:dateUtc="2026-07-01T12:14:00Z">
-        <w:r>
-          <w:rPr>
-            <w:lang w:bidi="th-TH"/>
-          </w:rPr>
-          <w:t>Ca. 1h vor und während der Prüfungszeit erreichbar sein</w:t>
-        </w:r>
-      </w:ins>
-      <w:ins w:id="16" w:author="Gottfried Zimmermann" w:date="2026-07-01T14:13:00Z" w16du:dateUtc="2026-07-01T12:13:00Z">
-        <w:r>
-          <w:rPr>
-            <w:lang w:bidi="th-TH"/>
-          </w:rPr>
-          <w:t>.</w:t>
-        </w:r>
-      </w:ins>
+        <w:t>Ca. 1h vor und während der Prüfungszeit erreichbar sein</w:t>
+      </w:r>
+      <w:r>
+        <w:rPr>
+          <w:lang w:bidi="th-TH"/>
+        </w:rPr>
+        <w:t>.</w:t>
+      </w:r>
     </w:p>
     <w:p>
       <w:pPr>
         <w:pStyle w:val="berschrift2"/>
-        <w:pPrChange w:id="17" w:author="Gottfried Zimmermann" w:date="2026-07-01T14:13:00Z" w16du:dateUtc="2026-07-01T12:13:00Z">
-          <w:pPr>
-            <w:pStyle w:val="Listenabsatz"/>
-            <w:numPr>
-              <w:ilvl w:val="1"/>
-              <w:numId w:val="5"/>
-            </w:numPr>
-            <w:spacing w:line="360" w:lineRule="auto"/>
-            <w:ind w:left="1440" w:hanging="360"/>
-          </w:pPr>
-        </w:pPrChange>
-      </w:pPr>
-      <w:ins w:id="18" w:author="Gottfried Zimmermann" w:date="2026-07-01T14:13:00Z" w16du:dateUtc="2026-07-01T12:13:00Z">
-        <w:r>
-          <w:t>Nach der Prüfung</w:t>
-        </w:r>
-      </w:ins>
+      </w:pPr>
+      <w:r>
+        <w:t>Nach der Prüfung</w:t>
+      </w:r>
     </w:p>
     <w:p>
       <w:pPr>
@@ -1367,9 +1278,6 @@
           <w:numId w:val="5"/>
         </w:numPr>
         <w:spacing w:line="360" w:lineRule="auto"/>
-        <w:rPr>
-          <w:ins w:id="19" w:author="Gottfried Zimmermann" w:date="2026-07-01T14:19:00Z" w16du:dateUtc="2026-07-01T12:19:00Z"/>
-        </w:rPr>
       </w:pPr>
       <w:r>
         <w:rPr>
@@ -1422,41 +1330,13 @@
           <w:numId w:val="5"/>
         </w:numPr>
         <w:spacing w:line="360" w:lineRule="auto"/>
-        <w:pPrChange w:id="20" w:author="Gottfried Zimmermann" w:date="2026-07-01T14:13:00Z" w16du:dateUtc="2026-07-01T12:13:00Z">
-          <w:pPr>
-            <w:pStyle w:val="Listenabsatz"/>
-            <w:numPr>
-              <w:numId w:val="26"/>
-            </w:numPr>
-            <w:spacing w:line="360" w:lineRule="auto"/>
-            <w:ind w:hanging="360"/>
-          </w:pPr>
-        </w:pPrChange>
-      </w:pPr>
-      <w:ins w:id="21" w:author="Gottfried Zimmermann" w:date="2026-07-01T14:19:00Z" w16du:dateUtc="2026-07-01T12:19:00Z">
-        <w:r>
-          <w:rPr>
-            <w:lang w:bidi="th-TH"/>
-          </w:rPr>
-          <w:t>Bei Betrugsversuchen: Sicherstellen, dass die betreffende Person s</w:t>
-        </w:r>
-      </w:ins>
-      <w:ins w:id="22" w:author="Gottfried Zimmermann" w:date="2026-07-01T14:20:00Z" w16du:dateUtc="2026-07-01T12:20:00Z">
-        <w:r>
-          <w:rPr>
-            <w:lang w:bidi="th-TH"/>
-          </w:rPr>
-          <w:t>ich nicht ein zweites Mal innerhalb der Einschreibezeit registriert hat und dann das Examen nochmals angefangen hat. Bei</w:t>
-        </w:r>
-      </w:ins>
-      <w:ins w:id="23" w:author="Gottfried Zimmermann" w:date="2026-07-01T14:21:00Z" w16du:dateUtc="2026-07-01T12:21:00Z">
-        <w:r>
-          <w:rPr>
-            <w:lang w:bidi="th-TH"/>
-          </w:rPr>
-          <w:t xml:space="preserve"> den Teilnehmern nach gleichem Namen suchen!</w:t>
-        </w:r>
-      </w:ins>
+      </w:pPr>
+      <w:r>
+        <w:rPr>
+          <w:lang w:bidi="th-TH"/>
+        </w:rPr>
+        <w:t>Bei Betrugsversuchen: Sicherstellen, dass die betreffende Person sich nicht ein zweites Mal innerhalb der Einschreibezeit registriert hat und dann das Examen nochmals angefangen hat. Bei den Teilnehmern nach gleichem Namen suchen!</w:t>
+      </w:r>
     </w:p>
     <w:p>
       <w:pPr>
@@ -1477,96 +1357,6 @@
     </w:p>
     <w:p>
       <w:pPr>
-        <w:pStyle w:val="berschrift2"/>
-        <w:rPr>
-          <w:del w:id="24" w:author="Gottfried Zimmermann" w:date="2026-07-01T14:12:00Z" w16du:dateUtc="2026-07-01T12:12:00Z"/>
-        </w:rPr>
-        <w:pPrChange w:id="25" w:author="Gottfried Zimmermann" w:date="2026-07-01T14:12:00Z" w16du:dateUtc="2026-07-01T12:12:00Z">
-          <w:pPr>
-            <w:pStyle w:val="berschrift2"/>
-          </w:pPr>
-        </w:pPrChange>
-      </w:pPr>
-      <w:del w:id="26" w:author="Gottfried Zimmermann" w:date="2026-07-01T14:12:00Z" w16du:dateUtc="2026-07-01T12:12:00Z">
-        <w:r>
-          <w:rPr>
-            <w:lang w:bidi="th-TH"/>
-          </w:rPr>
-          <w:delText>Kontaktdaten zentrale Prüfungsadministration</w:delText>
-        </w:r>
-      </w:del>
-    </w:p>
-    <w:p>
-      <w:pPr>
-        <w:keepNext/>
-        <w:keepLines/>
-        <w:spacing w:before="160" w:after="80" w:line="360" w:lineRule="auto"/>
-        <w:outlineLvl w:val="1"/>
-        <w:rPr>
-          <w:del w:id="27" w:author="Gottfried Zimmermann" w:date="2026-07-01T14:12:00Z" w16du:dateUtc="2026-07-01T12:12:00Z"/>
-          <w:rFonts w:ascii="Arial" w:eastAsia="Arial" w:hAnsi="Arial" w:cs="Arial"/>
-        </w:rPr>
-        <w:pPrChange w:id="28" w:author="Gottfried Zimmermann" w:date="2026-07-01T14:12:00Z" w16du:dateUtc="2026-07-01T12:12:00Z">
-          <w:pPr>
-            <w:spacing w:line="360" w:lineRule="auto"/>
-          </w:pPr>
-        </w:pPrChange>
-      </w:pPr>
-      <w:del w:id="29" w:author="Gottfried Zimmermann" w:date="2026-07-01T14:12:00Z" w16du:dateUtc="2026-07-01T12:12:00Z">
-        <w:r>
-          <w:rPr>
-            <w:rFonts w:ascii="Arial" w:eastAsia="Arial" w:hAnsi="Arial" w:cs="Arial"/>
-          </w:rPr>
-          <w:delText>Jenna Kottmann</w:delText>
-        </w:r>
-      </w:del>
-    </w:p>
-    <w:p>
-      <w:pPr>
-        <w:keepNext/>
-        <w:keepLines/>
-        <w:spacing w:before="160" w:after="80" w:line="360" w:lineRule="auto"/>
-        <w:outlineLvl w:val="1"/>
-        <w:rPr>
-          <w:del w:id="30" w:author="Gottfried Zimmermann" w:date="2026-07-01T14:12:00Z" w16du:dateUtc="2026-07-01T12:12:00Z"/>
-          <w:rFonts w:ascii="Arial" w:eastAsia="Arial" w:hAnsi="Arial" w:cs="Arial"/>
-        </w:rPr>
-        <w:pPrChange w:id="31" w:author="Gottfried Zimmermann" w:date="2026-07-01T14:12:00Z" w16du:dateUtc="2026-07-01T12:12:00Z">
-          <w:pPr>
-            <w:spacing w:line="360" w:lineRule="auto"/>
-          </w:pPr>
-        </w:pPrChange>
-      </w:pPr>
-      <w:del w:id="32" w:author="Gottfried Zimmermann" w:date="2026-07-01T14:12:00Z" w16du:dateUtc="2026-07-01T12:12:00Z">
-        <w:r>
-          <w:rPr>
-            <w:rFonts w:ascii="Arial" w:eastAsia="Arial" w:hAnsi="Arial" w:cs="Arial"/>
-          </w:rPr>
-          <w:delText xml:space="preserve">E-Mail: </w:delText>
-        </w:r>
-        <w:r>
-          <w:fldChar w:fldCharType="begin"/>
-        </w:r>
-        <w:r>
-          <w:delInstrText>HYPERLINK "mailto:jk266@hdm-stuttgart.de"</w:delInstrText>
-        </w:r>
-        <w:r>
-          <w:fldChar w:fldCharType="separate"/>
-        </w:r>
-        <w:r>
-          <w:rPr>
-            <w:rStyle w:val="Hyperlink"/>
-            <w:rFonts w:ascii="Arial" w:eastAsia="Arial" w:hAnsi="Arial" w:cs="Arial"/>
-          </w:rPr>
-          <w:delText>jk266@hdm-stuttgart.de</w:delText>
-        </w:r>
-        <w:r>
-          <w:fldChar w:fldCharType="end"/>
-        </w:r>
-      </w:del>
-    </w:p>
-    <w:p>
-      <w:pPr>
         <w:keepNext/>
         <w:keepLines/>
         <w:spacing w:before="160" w:after="80" w:line="360" w:lineRule="auto"/>
@@ -1574,20 +1364,7 @@
         <w:rPr>
           <w:rFonts w:ascii="Arial" w:eastAsia="Arial" w:hAnsi="Arial" w:cs="Arial"/>
         </w:rPr>
-        <w:pPrChange w:id="33" w:author="Gottfried Zimmermann" w:date="2026-07-01T14:12:00Z" w16du:dateUtc="2026-07-01T12:12:00Z">
-          <w:pPr>
-            <w:spacing w:line="360" w:lineRule="auto"/>
-          </w:pPr>
-        </w:pPrChange>
-      </w:pPr>
-      <w:del w:id="34" w:author="Gottfried Zimmermann" w:date="2026-07-01T14:12:00Z" w16du:dateUtc="2026-07-01T12:12:00Z">
-        <w:r>
-          <w:rPr>
-            <w:rFonts w:ascii="Arial" w:eastAsia="Arial" w:hAnsi="Arial" w:cs="Arial"/>
-          </w:rPr>
-          <w:delText>Tel. ??</w:delText>
-        </w:r>
-      </w:del>
+      </w:pPr>
     </w:p>
     <w:sectPr>
       <w:pgSz w:w="11906" w:h="16838"/>
@@ -3678,14 +3455,6 @@
     <w:abstractNumId w:val="3"/>
   </w:num>
 </w:numbering>
-</file>
-
-<file path=word/people.xml><?xml version="1.0" encoding="utf-8"?>
-<w15:people xmlns:wpc="http://schemas.microsoft.com/office/word/2010/wordprocessingCanvas" xmlns:cx="http://schemas.microsoft.com/office/drawing/2014/chartex" xmlns:cx1="http://schemas.microsoft.com/office/drawing/2015/9/8/chartex" xmlns:cx2="http://schemas.microsoft.com/office/drawing/2015/10/21/chartex" xmlns:cx3="http://schemas.microsoft.com/office/drawing/2016/5/9/chartex" xmlns:cx4="http://schemas.microsoft.com/office/drawing/2016/5/10/chartex" xmlns:cx5="http://schemas.microsoft.com/office/drawing/2016/5/11/chartex" xmlns:cx6="http://schemas.microsoft.com/office/drawing/2016/5/12/chartex" xmlns:cx7="http://schemas.microsoft.com/office/drawing/2016/5/13/chartex" xmlns:cx8="http://schemas.microsoft.com/office/drawing/2016/5/14/chartex" xmlns:mc="http://schemas.openxmlformats.org/markup-compatibility/2006" xmlns:aink="http://schemas.microsoft.com/office/drawing/2016/ink" xmlns:am3d="http://schemas.microsoft.com/office/drawing/2017/model3d" xmlns:o="urn:schemas-microsoft-com:office:office" xmlns:oel="http://schemas.microsoft.com/office/2019/extlst" xmlns:r="http://schemas.openxmlformats.org/officeDocument/2006/relationships" xmlns:m="http://schemas.openxmlformats.org/officeDocument/2006/math" xmlns:v="urn:schemas-microsoft-com:vml" xmlns:wp14="http://schemas.microsoft.com/office/word/2010/wordprocessingDrawing" xmlns:wp="http://schemas.openxmlformats.org/drawingml/2006/wordprocessingDrawing" xmlns:w10="urn:schemas-microsoft-com:office:word" xmlns:w="http://schemas.openxmlformats.org/wordprocessingml/2006/main" xmlns:w14="http://schemas.microsoft.com/office/word/2010/wordml" xmlns:w15="http://schemas.microsoft.com/office/word/2012/wordml" xmlns:w16cex="http://schemas.microsoft.com/office/word/2018/wordml/cex" xmlns:w16cid="http://schemas.microsoft.com/office/word/2016/wordml/cid" xmlns:w16="http://schemas.microsoft.com/office/word/2018/wordml" xmlns:w16du="http://schemas.microsoft.com/office/word/2023/wordml/word16du" xmlns:w16sdtdh="http://schemas.microsoft.com/office/word/2020/wordml/sdtdatahash" xmlns:w16sdtfl="http://schemas.microsoft.com/office/word/2024/wordml/sdtformatlock" xmlns:w16se="http://schemas.microsoft.com/office/word/2015/wordml/symex" xmlns:wpg="http://schemas.microsoft.com/office/word/2010/wordprocessingGroup" xmlns:wpi="http://schemas.microsoft.com/office/word/2010/wordprocessingInk" xmlns:wne="http://schemas.microsoft.com/office/word/2006/wordml" xmlns:wps="http://schemas.microsoft.com/office/word/2010/wordprocessingShape" mc:Ignorable="w14 w15 w16se w16cid w16 w16cex w16sdtdh w16sdtfl w16du wp14">
-  <w15:person w15:author="Gottfried Zimmermann">
-    <w15:presenceInfo w15:providerId="Windows Live" w15:userId="89dddc6042953ddf"/>
-  </w15:person>
-</w15:people>
 </file>
 
 <file path=word/styles.xml><?xml version="1.0" encoding="utf-8"?>
